--- a/backend/eng_essay/ANNOTATIONS RUBRIC FOR ESSAY.docx
+++ b/backend/eng_essay/ANNOTATIONS RUBRIC FOR ESSAY.docx
@@ -1,6 +1,6 @@
 
 <file path=word/document.xml><?xml version="1.0" encoding="utf-8"?>
-<w:document xmlns:ve="http://schemas.openxmlformats.org/markup-compatibility/2006" xmlns:o="urn:schemas-microsoft-com:office:office" xmlns:r="http://schemas.openxmlformats.org/officeDocument/2006/relationships" xmlns:m="http://schemas.openxmlformats.org/officeDocument/2006/math" xmlns:v="urn:schemas-microsoft-com:vml" xmlns:wp="http://schemas.openxmlformats.org/drawingml/2006/wordprocessingDrawing" xmlns:w10="urn:schemas-microsoft-com:office:word" xmlns:w="http://schemas.openxmlformats.org/wordprocessingml/2006/main" xmlns:wne="http://schemas.microsoft.com/office/word/2006/wordml">
+<w:document xmlns:wpc="http://schemas.microsoft.com/office/word/2010/wordprocessingCanvas" xmlns:mc="http://schemas.openxmlformats.org/markup-compatibility/2006" xmlns:o="urn:schemas-microsoft-com:office:office" xmlns:r="http://schemas.openxmlformats.org/officeDocument/2006/relationships" xmlns:m="http://schemas.openxmlformats.org/officeDocument/2006/math" xmlns:v="urn:schemas-microsoft-com:vml" xmlns:wp14="http://schemas.microsoft.com/office/word/2010/wordprocessingDrawing" xmlns:wp="http://schemas.openxmlformats.org/drawingml/2006/wordprocessingDrawing" xmlns:w10="urn:schemas-microsoft-com:office:word" xmlns:w="http://schemas.openxmlformats.org/wordprocessingml/2006/main" xmlns:w14="http://schemas.microsoft.com/office/word/2010/wordml" xmlns:w15="http://schemas.microsoft.com/office/word/2012/wordml" xmlns:wpg="http://schemas.microsoft.com/office/word/2010/wordprocessingGroup" xmlns:wpi="http://schemas.microsoft.com/office/word/2010/wordprocessingInk" xmlns:wne="http://schemas.microsoft.com/office/word/2006/wordml" xmlns:wps="http://schemas.microsoft.com/office/word/2010/wordprocessingShape" mc:Ignorable="w14 w15 wp14">
   <w:body>
     <w:p>
       <w:pPr>
@@ -249,6 +249,8 @@
         </w:rPr>
         <w:t>Logical Structure &amp; Arrangement</w:t>
       </w:r>
+      <w:bookmarkStart w:id="0" w:name="_GoBack"/>
+      <w:bookmarkEnd w:id="0"/>
     </w:p>
     <w:p>
       <w:pPr>
@@ -2496,7 +2498,7 @@
 </file>
 
 <file path=word/numbering.xml><?xml version="1.0" encoding="utf-8"?>
-<w:numbering xmlns:ve="http://schemas.openxmlformats.org/markup-compatibility/2006" xmlns:o="urn:schemas-microsoft-com:office:office" xmlns:r="http://schemas.openxmlformats.org/officeDocument/2006/relationships" xmlns:m="http://schemas.openxmlformats.org/officeDocument/2006/math" xmlns:v="urn:schemas-microsoft-com:vml" xmlns:wp="http://schemas.openxmlformats.org/drawingml/2006/wordprocessingDrawing" xmlns:w10="urn:schemas-microsoft-com:office:word" xmlns:w="http://schemas.openxmlformats.org/wordprocessingml/2006/main" xmlns:wne="http://schemas.microsoft.com/office/word/2006/wordml">
+<w:numbering xmlns:wpc="http://schemas.microsoft.com/office/word/2010/wordprocessingCanvas" xmlns:mc="http://schemas.openxmlformats.org/markup-compatibility/2006" xmlns:o="urn:schemas-microsoft-com:office:office" xmlns:r="http://schemas.openxmlformats.org/officeDocument/2006/relationships" xmlns:m="http://schemas.openxmlformats.org/officeDocument/2006/math" xmlns:v="urn:schemas-microsoft-com:vml" xmlns:wp14="http://schemas.microsoft.com/office/word/2010/wordprocessingDrawing" xmlns:wp="http://schemas.openxmlformats.org/drawingml/2006/wordprocessingDrawing" xmlns:w10="urn:schemas-microsoft-com:office:word" xmlns:w="http://schemas.openxmlformats.org/wordprocessingml/2006/main" xmlns:w14="http://schemas.microsoft.com/office/word/2010/wordml" xmlns:w15="http://schemas.microsoft.com/office/word/2012/wordml" xmlns:wpg="http://schemas.microsoft.com/office/word/2010/wordprocessingGroup" xmlns:wpi="http://schemas.microsoft.com/office/word/2010/wordprocessingInk" xmlns:wne="http://schemas.microsoft.com/office/word/2006/wordml" xmlns:wps="http://schemas.microsoft.com/office/word/2010/wordprocessingShape" mc:Ignorable="w14 w15 wp14">
   <w:abstractNum w:abstractNumId="0">
     <w:nsid w:val="10653486"/>
     <w:multiLevelType w:val="hybridMultilevel"/>
@@ -4857,11 +4859,11 @@
   <w:abstractNum w:abstractNumId="19">
     <w:nsid w:val="791D2AF0"/>
     <w:multiLevelType w:val="multilevel"/>
-    <w:tmpl w:val="E1BC8E1E"/>
+    <w:tmpl w:val="4830DE9A"/>
     <w:lvl w:ilvl="0">
       <w:start w:val="1"/>
-      <w:numFmt w:val="decimal"/>
-      <w:lvlText w:val="%1."/>
+      <w:numFmt w:val="lowerLetter"/>
+      <w:lvlText w:val="%1)"/>
       <w:lvlJc w:val="left"/>
       <w:pPr>
         <w:tabs>
@@ -5035,7 +5037,7 @@
 </file>
 
 <file path=word/styles.xml><?xml version="1.0" encoding="utf-8"?>
-<w:styles xmlns:r="http://schemas.openxmlformats.org/officeDocument/2006/relationships" xmlns:w="http://schemas.openxmlformats.org/wordprocessingml/2006/main">
+<w:styles xmlns:mc="http://schemas.openxmlformats.org/markup-compatibility/2006" xmlns:r="http://schemas.openxmlformats.org/officeDocument/2006/relationships" xmlns:w="http://schemas.openxmlformats.org/wordprocessingml/2006/main" xmlns:w14="http://schemas.microsoft.com/office/word/2010/wordml" xmlns:w15="http://schemas.microsoft.com/office/word/2012/wordml" mc:Ignorable="w14 w15">
   <w:docDefaults>
     <w:rPrDefault>
       <w:rPr>
@@ -5052,144 +5054,378 @@
       </w:pPr>
     </w:pPrDefault>
   </w:docDefaults>
-  <w:latentStyles w:defLockedState="0" w:defUIPriority="99" w:defSemiHidden="1" w:defUnhideWhenUsed="1" w:defQFormat="0" w:count="267">
-    <w:lsdException w:name="Normal" w:semiHidden="0" w:uiPriority="0" w:unhideWhenUsed="0" w:qFormat="1"/>
-    <w:lsdException w:name="heading 1" w:semiHidden="0" w:uiPriority="9" w:unhideWhenUsed="0" w:qFormat="1"/>
-    <w:lsdException w:name="heading 2" w:uiPriority="9" w:qFormat="1"/>
-    <w:lsdException w:name="heading 3" w:uiPriority="9" w:qFormat="1"/>
-    <w:lsdException w:name="heading 4" w:uiPriority="9" w:qFormat="1"/>
-    <w:lsdException w:name="heading 5" w:uiPriority="9" w:qFormat="1"/>
-    <w:lsdException w:name="heading 6" w:uiPriority="9" w:qFormat="1"/>
-    <w:lsdException w:name="heading 7" w:uiPriority="9" w:qFormat="1"/>
-    <w:lsdException w:name="heading 8" w:uiPriority="9" w:qFormat="1"/>
-    <w:lsdException w:name="heading 9" w:uiPriority="9" w:qFormat="1"/>
-    <w:lsdException w:name="toc 1" w:uiPriority="39"/>
-    <w:lsdException w:name="toc 2" w:uiPriority="39"/>
-    <w:lsdException w:name="toc 3" w:uiPriority="39"/>
-    <w:lsdException w:name="toc 4" w:uiPriority="39"/>
-    <w:lsdException w:name="toc 5" w:uiPriority="39"/>
-    <w:lsdException w:name="toc 6" w:uiPriority="39"/>
-    <w:lsdException w:name="toc 7" w:uiPriority="39"/>
-    <w:lsdException w:name="toc 8" w:uiPriority="39"/>
-    <w:lsdException w:name="toc 9" w:uiPriority="39"/>
-    <w:lsdException w:name="caption" w:uiPriority="35" w:qFormat="1"/>
-    <w:lsdException w:name="Title" w:semiHidden="0" w:uiPriority="10" w:unhideWhenUsed="0" w:qFormat="1"/>
-    <w:lsdException w:name="Default Paragraph Font" w:uiPriority="1"/>
-    <w:lsdException w:name="Subtitle" w:semiHidden="0" w:uiPriority="11" w:unhideWhenUsed="0" w:qFormat="1"/>
-    <w:lsdException w:name="Strong" w:semiHidden="0" w:uiPriority="22" w:unhideWhenUsed="0" w:qFormat="1"/>
-    <w:lsdException w:name="Emphasis" w:semiHidden="0" w:uiPriority="20" w:unhideWhenUsed="0" w:qFormat="1"/>
-    <w:lsdException w:name="Table Grid" w:semiHidden="0" w:uiPriority="39" w:unhideWhenUsed="0"/>
-    <w:lsdException w:name="Placeholder Text" w:unhideWhenUsed="0"/>
-    <w:lsdException w:name="No Spacing" w:semiHidden="0" w:uiPriority="1" w:unhideWhenUsed="0" w:qFormat="1"/>
-    <w:lsdException w:name="Light Shading" w:semiHidden="0" w:uiPriority="60" w:unhideWhenUsed="0"/>
-    <w:lsdException w:name="Light List" w:semiHidden="0" w:uiPriority="61" w:unhideWhenUsed="0"/>
-    <w:lsdException w:name="Light Grid" w:semiHidden="0" w:uiPriority="62" w:unhideWhenUsed="0"/>
-    <w:lsdException w:name="Medium Shading 1" w:semiHidden="0" w:uiPriority="63" w:unhideWhenUsed="0"/>
-    <w:lsdException w:name="Medium Shading 2" w:semiHidden="0" w:uiPriority="64" w:unhideWhenUsed="0"/>
-    <w:lsdException w:name="Medium List 1" w:semiHidden="0" w:uiPriority="65" w:unhideWhenUsed="0"/>
-    <w:lsdException w:name="Medium List 2" w:semiHidden="0" w:uiPriority="66" w:unhideWhenUsed="0"/>
-    <w:lsdException w:name="Medium Grid 1" w:semiHidden="0" w:uiPriority="67" w:unhideWhenUsed="0"/>
-    <w:lsdException w:name="Medium Grid 2" w:semiHidden="0" w:uiPriority="68" w:unhideWhenUsed="0"/>
-    <w:lsdException w:name="Medium Grid 3" w:semiHidden="0" w:uiPriority="69" w:unhideWhenUsed="0"/>
-    <w:lsdException w:name="Dark List" w:semiHidden="0" w:uiPriority="70" w:unhideWhenUsed="0"/>
-    <w:lsdException w:name="Colorful Shading" w:semiHidden="0" w:uiPriority="71" w:unhideWhenUsed="0"/>
-    <w:lsdException w:name="Colorful List" w:semiHidden="0" w:uiPriority="72" w:unhideWhenUsed="0"/>
-    <w:lsdException w:name="Colorful Grid" w:semiHidden="0" w:uiPriority="73" w:unhideWhenUsed="0"/>
-    <w:lsdException w:name="Light Shading Accent 1" w:semiHidden="0" w:uiPriority="60" w:unhideWhenUsed="0"/>
-    <w:lsdException w:name="Light List Accent 1" w:semiHidden="0" w:uiPriority="61" w:unhideWhenUsed="0"/>
-    <w:lsdException w:name="Light Grid Accent 1" w:semiHidden="0" w:uiPriority="62" w:unhideWhenUsed="0"/>
-    <w:lsdException w:name="Medium Shading 1 Accent 1" w:semiHidden="0" w:uiPriority="63" w:unhideWhenUsed="0"/>
-    <w:lsdException w:name="Medium Shading 2 Accent 1" w:semiHidden="0" w:uiPriority="64" w:unhideWhenUsed="0"/>
-    <w:lsdException w:name="Medium List 1 Accent 1" w:semiHidden="0" w:uiPriority="65" w:unhideWhenUsed="0"/>
-    <w:lsdException w:name="Revision" w:unhideWhenUsed="0"/>
-    <w:lsdException w:name="List Paragraph" w:semiHidden="0" w:uiPriority="34" w:unhideWhenUsed="0" w:qFormat="1"/>
-    <w:lsdException w:name="Quote" w:semiHidden="0" w:uiPriority="29" w:unhideWhenUsed="0" w:qFormat="1"/>
-    <w:lsdException w:name="Intense Quote" w:semiHidden="0" w:uiPriority="30" w:unhideWhenUsed="0" w:qFormat="1"/>
-    <w:lsdException w:name="Medium List 2 Accent 1" w:semiHidden="0" w:uiPriority="66" w:unhideWhenUsed="0"/>
-    <w:lsdException w:name="Medium Grid 1 Accent 1" w:semiHidden="0" w:uiPriority="67" w:unhideWhenUsed="0"/>
-    <w:lsdException w:name="Medium Grid 2 Accent 1" w:semiHidden="0" w:uiPriority="68" w:unhideWhenUsed="0"/>
-    <w:lsdException w:name="Medium Grid 3 Accent 1" w:semiHidden="0" w:uiPriority="69" w:unhideWhenUsed="0"/>
-    <w:lsdException w:name="Dark List Accent 1" w:semiHidden="0" w:uiPriority="70" w:unhideWhenUsed="0"/>
-    <w:lsdException w:name="Colorful Shading Accent 1" w:semiHidden="0" w:uiPriority="71" w:unhideWhenUsed="0"/>
-    <w:lsdException w:name="Colorful List Accent 1" w:semiHidden="0" w:uiPriority="72" w:unhideWhenUsed="0"/>
-    <w:lsdException w:name="Colorful Grid Accent 1" w:semiHidden="0" w:uiPriority="73" w:unhideWhenUsed="0"/>
-    <w:lsdException w:name="Light Shading Accent 2" w:semiHidden="0" w:uiPriority="60" w:unhideWhenUsed="0"/>
-    <w:lsdException w:name="Light List Accent 2" w:semiHidden="0" w:uiPriority="61" w:unhideWhenUsed="0"/>
-    <w:lsdException w:name="Light Grid Accent 2" w:semiHidden="0" w:uiPriority="62" w:unhideWhenUsed="0"/>
-    <w:lsdException w:name="Medium Shading 1 Accent 2" w:semiHidden="0" w:uiPriority="63" w:unhideWhenUsed="0"/>
-    <w:lsdException w:name="Medium Shading 2 Accent 2" w:semiHidden="0" w:uiPriority="64" w:unhideWhenUsed="0"/>
-    <w:lsdException w:name="Medium List 1 Accent 2" w:semiHidden="0" w:uiPriority="65" w:unhideWhenUsed="0"/>
-    <w:lsdException w:name="Medium List 2 Accent 2" w:semiHidden="0" w:uiPriority="66" w:unhideWhenUsed="0"/>
-    <w:lsdException w:name="Medium Grid 1 Accent 2" w:semiHidden="0" w:uiPriority="67" w:unhideWhenUsed="0"/>
-    <w:lsdException w:name="Medium Grid 2 Accent 2" w:semiHidden="0" w:uiPriority="68" w:unhideWhenUsed="0"/>
-    <w:lsdException w:name="Medium Grid 3 Accent 2" w:semiHidden="0" w:uiPriority="69" w:unhideWhenUsed="0"/>
-    <w:lsdException w:name="Dark List Accent 2" w:semiHidden="0" w:uiPriority="70" w:unhideWhenUsed="0"/>
-    <w:lsdException w:name="Colorful Shading Accent 2" w:semiHidden="0" w:uiPriority="71" w:unhideWhenUsed="0"/>
-    <w:lsdException w:name="Colorful List Accent 2" w:semiHidden="0" w:uiPriority="72" w:unhideWhenUsed="0"/>
-    <w:lsdException w:name="Colorful Grid Accent 2" w:semiHidden="0" w:uiPriority="73" w:unhideWhenUsed="0"/>
-    <w:lsdException w:name="Light Shading Accent 3" w:semiHidden="0" w:uiPriority="60" w:unhideWhenUsed="0"/>
-    <w:lsdException w:name="Light List Accent 3" w:semiHidden="0" w:uiPriority="61" w:unhideWhenUsed="0"/>
-    <w:lsdException w:name="Light Grid Accent 3" w:semiHidden="0" w:uiPriority="62" w:unhideWhenUsed="0"/>
-    <w:lsdException w:name="Medium Shading 1 Accent 3" w:semiHidden="0" w:uiPriority="63" w:unhideWhenUsed="0"/>
-    <w:lsdException w:name="Medium Shading 2 Accent 3" w:semiHidden="0" w:uiPriority="64" w:unhideWhenUsed="0"/>
-    <w:lsdException w:name="Medium List 1 Accent 3" w:semiHidden="0" w:uiPriority="65" w:unhideWhenUsed="0"/>
-    <w:lsdException w:name="Medium List 2 Accent 3" w:semiHidden="0" w:uiPriority="66" w:unhideWhenUsed="0"/>
-    <w:lsdException w:name="Medium Grid 1 Accent 3" w:semiHidden="0" w:uiPriority="67" w:unhideWhenUsed="0"/>
-    <w:lsdException w:name="Medium Grid 2 Accent 3" w:semiHidden="0" w:uiPriority="68" w:unhideWhenUsed="0"/>
-    <w:lsdException w:name="Medium Grid 3 Accent 3" w:semiHidden="0" w:uiPriority="69" w:unhideWhenUsed="0"/>
-    <w:lsdException w:name="Dark List Accent 3" w:semiHidden="0" w:uiPriority="70" w:unhideWhenUsed="0"/>
-    <w:lsdException w:name="Colorful Shading Accent 3" w:semiHidden="0" w:uiPriority="71" w:unhideWhenUsed="0"/>
-    <w:lsdException w:name="Colorful List Accent 3" w:semiHidden="0" w:uiPriority="72" w:unhideWhenUsed="0"/>
-    <w:lsdException w:name="Colorful Grid Accent 3" w:semiHidden="0" w:uiPriority="73" w:unhideWhenUsed="0"/>
-    <w:lsdException w:name="Light Shading Accent 4" w:semiHidden="0" w:uiPriority="60" w:unhideWhenUsed="0"/>
-    <w:lsdException w:name="Light List Accent 4" w:semiHidden="0" w:uiPriority="61" w:unhideWhenUsed="0"/>
-    <w:lsdException w:name="Light Grid Accent 4" w:semiHidden="0" w:uiPriority="62" w:unhideWhenUsed="0"/>
-    <w:lsdException w:name="Medium Shading 1 Accent 4" w:semiHidden="0" w:uiPriority="63" w:unhideWhenUsed="0"/>
-    <w:lsdException w:name="Medium Shading 2 Accent 4" w:semiHidden="0" w:uiPriority="64" w:unhideWhenUsed="0"/>
-    <w:lsdException w:name="Medium List 1 Accent 4" w:semiHidden="0" w:uiPriority="65" w:unhideWhenUsed="0"/>
-    <w:lsdException w:name="Medium List 2 Accent 4" w:semiHidden="0" w:uiPriority="66" w:unhideWhenUsed="0"/>
-    <w:lsdException w:name="Medium Grid 1 Accent 4" w:semiHidden="0" w:uiPriority="67" w:unhideWhenUsed="0"/>
-    <w:lsdException w:name="Medium Grid 2 Accent 4" w:semiHidden="0" w:uiPriority="68" w:unhideWhenUsed="0"/>
-    <w:lsdException w:name="Medium Grid 3 Accent 4" w:semiHidden="0" w:uiPriority="69" w:unhideWhenUsed="0"/>
-    <w:lsdException w:name="Dark List Accent 4" w:semiHidden="0" w:uiPriority="70" w:unhideWhenUsed="0"/>
-    <w:lsdException w:name="Colorful Shading Accent 4" w:semiHidden="0" w:uiPriority="71" w:unhideWhenUsed="0"/>
-    <w:lsdException w:name="Colorful List Accent 4" w:semiHidden="0" w:uiPriority="72" w:unhideWhenUsed="0"/>
-    <w:lsdException w:name="Colorful Grid Accent 4" w:semiHidden="0" w:uiPriority="73" w:unhideWhenUsed="0"/>
-    <w:lsdException w:name="Light Shading Accent 5" w:semiHidden="0" w:uiPriority="60" w:unhideWhenUsed="0"/>
-    <w:lsdException w:name="Light List Accent 5" w:semiHidden="0" w:uiPriority="61" w:unhideWhenUsed="0"/>
-    <w:lsdException w:name="Light Grid Accent 5" w:semiHidden="0" w:uiPriority="62" w:unhideWhenUsed="0"/>
-    <w:lsdException w:name="Medium Shading 1 Accent 5" w:semiHidden="0" w:uiPriority="63" w:unhideWhenUsed="0"/>
-    <w:lsdException w:name="Medium Shading 2 Accent 5" w:semiHidden="0" w:uiPriority="64" w:unhideWhenUsed="0"/>
-    <w:lsdException w:name="Medium List 1 Accent 5" w:semiHidden="0" w:uiPriority="65" w:unhideWhenUsed="0"/>
-    <w:lsdException w:name="Medium List 2 Accent 5" w:semiHidden="0" w:uiPriority="66" w:unhideWhenUsed="0"/>
-    <w:lsdException w:name="Medium Grid 1 Accent 5" w:semiHidden="0" w:uiPriority="67" w:unhideWhenUsed="0"/>
-    <w:lsdException w:name="Medium Grid 2 Accent 5" w:semiHidden="0" w:uiPriority="68" w:unhideWhenUsed="0"/>
-    <w:lsdException w:name="Medium Grid 3 Accent 5" w:semiHidden="0" w:uiPriority="69" w:unhideWhenUsed="0"/>
-    <w:lsdException w:name="Dark List Accent 5" w:semiHidden="0" w:uiPriority="70" w:unhideWhenUsed="0"/>
-    <w:lsdException w:name="Colorful Shading Accent 5" w:semiHidden="0" w:uiPriority="71" w:unhideWhenUsed="0"/>
-    <w:lsdException w:name="Colorful List Accent 5" w:semiHidden="0" w:uiPriority="72" w:unhideWhenUsed="0"/>
-    <w:lsdException w:name="Colorful Grid Accent 5" w:semiHidden="0" w:uiPriority="73" w:unhideWhenUsed="0"/>
-    <w:lsdException w:name="Light Shading Accent 6" w:semiHidden="0" w:uiPriority="60" w:unhideWhenUsed="0"/>
-    <w:lsdException w:name="Light List Accent 6" w:semiHidden="0" w:uiPriority="61" w:unhideWhenUsed="0"/>
-    <w:lsdException w:name="Light Grid Accent 6" w:semiHidden="0" w:uiPriority="62" w:unhideWhenUsed="0"/>
-    <w:lsdException w:name="Medium Shading 1 Accent 6" w:semiHidden="0" w:uiPriority="63" w:unhideWhenUsed="0"/>
-    <w:lsdException w:name="Medium Shading 2 Accent 6" w:semiHidden="0" w:uiPriority="64" w:unhideWhenUsed="0"/>
-    <w:lsdException w:name="Medium List 1 Accent 6" w:semiHidden="0" w:uiPriority="65" w:unhideWhenUsed="0"/>
-    <w:lsdException w:name="Medium List 2 Accent 6" w:semiHidden="0" w:uiPriority="66" w:unhideWhenUsed="0"/>
-    <w:lsdException w:name="Medium Grid 1 Accent 6" w:semiHidden="0" w:uiPriority="67" w:unhideWhenUsed="0"/>
-    <w:lsdException w:name="Medium Grid 2 Accent 6" w:semiHidden="0" w:uiPriority="68" w:unhideWhenUsed="0"/>
-    <w:lsdException w:name="Medium Grid 3 Accent 6" w:semiHidden="0" w:uiPriority="69" w:unhideWhenUsed="0"/>
-    <w:lsdException w:name="Dark List Accent 6" w:semiHidden="0" w:uiPriority="70" w:unhideWhenUsed="0"/>
-    <w:lsdException w:name="Colorful Shading Accent 6" w:semiHidden="0" w:uiPriority="71" w:unhideWhenUsed="0"/>
-    <w:lsdException w:name="Colorful List Accent 6" w:semiHidden="0" w:uiPriority="72" w:unhideWhenUsed="0"/>
-    <w:lsdException w:name="Colorful Grid Accent 6" w:semiHidden="0" w:uiPriority="73" w:unhideWhenUsed="0"/>
-    <w:lsdException w:name="Subtle Emphasis" w:semiHidden="0" w:uiPriority="19" w:unhideWhenUsed="0" w:qFormat="1"/>
-    <w:lsdException w:name="Intense Emphasis" w:semiHidden="0" w:uiPriority="21" w:unhideWhenUsed="0" w:qFormat="1"/>
-    <w:lsdException w:name="Subtle Reference" w:semiHidden="0" w:uiPriority="31" w:unhideWhenUsed="0" w:qFormat="1"/>
-    <w:lsdException w:name="Intense Reference" w:semiHidden="0" w:uiPriority="32" w:unhideWhenUsed="0" w:qFormat="1"/>
-    <w:lsdException w:name="Book Title" w:semiHidden="0" w:uiPriority="33" w:unhideWhenUsed="0" w:qFormat="1"/>
-    <w:lsdException w:name="Bibliography" w:uiPriority="37"/>
-    <w:lsdException w:name="TOC Heading" w:uiPriority="39" w:qFormat="1"/>
+  <w:latentStyles w:defLockedState="0" w:defUIPriority="99" w:defSemiHidden="0" w:defUnhideWhenUsed="0" w:defQFormat="0" w:count="371">
+    <w:lsdException w:name="Normal" w:uiPriority="0" w:qFormat="1"/>
+    <w:lsdException w:name="heading 1" w:uiPriority="9" w:qFormat="1"/>
+    <w:lsdException w:name="heading 2" w:semiHidden="1" w:uiPriority="9" w:unhideWhenUsed="1" w:qFormat="1"/>
+    <w:lsdException w:name="heading 3" w:semiHidden="1" w:uiPriority="9" w:unhideWhenUsed="1" w:qFormat="1"/>
+    <w:lsdException w:name="heading 4" w:semiHidden="1" w:uiPriority="9" w:unhideWhenUsed="1" w:qFormat="1"/>
+    <w:lsdException w:name="heading 5" w:semiHidden="1" w:uiPriority="9" w:unhideWhenUsed="1" w:qFormat="1"/>
+    <w:lsdException w:name="heading 6" w:semiHidden="1" w:uiPriority="9" w:unhideWhenUsed="1" w:qFormat="1"/>
+    <w:lsdException w:name="heading 7" w:semiHidden="1" w:uiPriority="9" w:unhideWhenUsed="1" w:qFormat="1"/>
+    <w:lsdException w:name="heading 8" w:semiHidden="1" w:uiPriority="9" w:unhideWhenUsed="1" w:qFormat="1"/>
+    <w:lsdException w:name="heading 9" w:semiHidden="1" w:uiPriority="9" w:unhideWhenUsed="1" w:qFormat="1"/>
+    <w:lsdException w:name="index 1" w:semiHidden="1" w:unhideWhenUsed="1"/>
+    <w:lsdException w:name="index 2" w:semiHidden="1" w:unhideWhenUsed="1"/>
+    <w:lsdException w:name="index 3" w:semiHidden="1" w:unhideWhenUsed="1"/>
+    <w:lsdException w:name="index 4" w:semiHidden="1" w:unhideWhenUsed="1"/>
+    <w:lsdException w:name="index 5" w:semiHidden="1" w:unhideWhenUsed="1"/>
+    <w:lsdException w:name="index 6" w:semiHidden="1" w:unhideWhenUsed="1"/>
+    <w:lsdException w:name="index 7" w:semiHidden="1" w:unhideWhenUsed="1"/>
+    <w:lsdException w:name="index 8" w:semiHidden="1" w:unhideWhenUsed="1"/>
+    <w:lsdException w:name="index 9" w:semiHidden="1" w:unhideWhenUsed="1"/>
+    <w:lsdException w:name="toc 1" w:semiHidden="1" w:uiPriority="39" w:unhideWhenUsed="1"/>
+    <w:lsdException w:name="toc 2" w:semiHidden="1" w:uiPriority="39" w:unhideWhenUsed="1"/>
+    <w:lsdException w:name="toc 3" w:semiHidden="1" w:uiPriority="39" w:unhideWhenUsed="1"/>
+    <w:lsdException w:name="toc 4" w:semiHidden="1" w:uiPriority="39" w:unhideWhenUsed="1"/>
+    <w:lsdException w:name="toc 5" w:semiHidden="1" w:uiPriority="39" w:unhideWhenUsed="1"/>
+    <w:lsdException w:name="toc 6" w:semiHidden="1" w:uiPriority="39" w:unhideWhenUsed="1"/>
+    <w:lsdException w:name="toc 7" w:semiHidden="1" w:uiPriority="39" w:unhideWhenUsed="1"/>
+    <w:lsdException w:name="toc 8" w:semiHidden="1" w:uiPriority="39" w:unhideWhenUsed="1"/>
+    <w:lsdException w:name="toc 9" w:semiHidden="1" w:uiPriority="39" w:unhideWhenUsed="1"/>
+    <w:lsdException w:name="Normal Indent" w:semiHidden="1" w:unhideWhenUsed="1"/>
+    <w:lsdException w:name="footnote text" w:semiHidden="1" w:unhideWhenUsed="1"/>
+    <w:lsdException w:name="annotation text" w:semiHidden="1" w:unhideWhenUsed="1"/>
+    <w:lsdException w:name="header" w:semiHidden="1" w:unhideWhenUsed="1"/>
+    <w:lsdException w:name="footer" w:semiHidden="1" w:unhideWhenUsed="1"/>
+    <w:lsdException w:name="index heading" w:semiHidden="1" w:unhideWhenUsed="1"/>
+    <w:lsdException w:name="caption" w:semiHidden="1" w:uiPriority="35" w:unhideWhenUsed="1" w:qFormat="1"/>
+    <w:lsdException w:name="table of figures" w:semiHidden="1" w:unhideWhenUsed="1"/>
+    <w:lsdException w:name="envelope address" w:semiHidden="1" w:unhideWhenUsed="1"/>
+    <w:lsdException w:name="envelope return" w:semiHidden="1" w:unhideWhenUsed="1"/>
+    <w:lsdException w:name="footnote reference" w:semiHidden="1" w:unhideWhenUsed="1"/>
+    <w:lsdException w:name="annotation reference" w:semiHidden="1" w:unhideWhenUsed="1"/>
+    <w:lsdException w:name="line number" w:semiHidden="1" w:unhideWhenUsed="1"/>
+    <w:lsdException w:name="page number" w:semiHidden="1" w:unhideWhenUsed="1"/>
+    <w:lsdException w:name="endnote reference" w:semiHidden="1" w:unhideWhenUsed="1"/>
+    <w:lsdException w:name="endnote text" w:semiHidden="1" w:unhideWhenUsed="1"/>
+    <w:lsdException w:name="table of authorities" w:semiHidden="1" w:unhideWhenUsed="1"/>
+    <w:lsdException w:name="macro" w:semiHidden="1" w:unhideWhenUsed="1"/>
+    <w:lsdException w:name="toa heading" w:semiHidden="1" w:unhideWhenUsed="1"/>
+    <w:lsdException w:name="List" w:semiHidden="1" w:unhideWhenUsed="1"/>
+    <w:lsdException w:name="List Bullet" w:semiHidden="1" w:unhideWhenUsed="1"/>
+    <w:lsdException w:name="List Number" w:semiHidden="1" w:unhideWhenUsed="1"/>
+    <w:lsdException w:name="List 2" w:semiHidden="1" w:unhideWhenUsed="1"/>
+    <w:lsdException w:name="List 3" w:semiHidden="1" w:unhideWhenUsed="1"/>
+    <w:lsdException w:name="List 4" w:semiHidden="1" w:unhideWhenUsed="1"/>
+    <w:lsdException w:name="List 5" w:semiHidden="1" w:unhideWhenUsed="1"/>
+    <w:lsdException w:name="List Bullet 2" w:semiHidden="1" w:unhideWhenUsed="1"/>
+    <w:lsdException w:name="List Bullet 3" w:semiHidden="1" w:unhideWhenUsed="1"/>
+    <w:lsdException w:name="List Bullet 4" w:semiHidden="1" w:unhideWhenUsed="1"/>
+    <w:lsdException w:name="List Bullet 5" w:semiHidden="1" w:unhideWhenUsed="1"/>
+    <w:lsdException w:name="List Number 2" w:semiHidden="1" w:unhideWhenUsed="1"/>
+    <w:lsdException w:name="List Number 3" w:semiHidden="1" w:unhideWhenUsed="1"/>
+    <w:lsdException w:name="List Number 4" w:semiHidden="1" w:unhideWhenUsed="1"/>
+    <w:lsdException w:name="List Number 5" w:semiHidden="1" w:unhideWhenUsed="1"/>
+    <w:lsdException w:name="Title" w:uiPriority="10" w:qFormat="1"/>
+    <w:lsdException w:name="Closing" w:semiHidden="1" w:unhideWhenUsed="1"/>
+    <w:lsdException w:name="Signature" w:semiHidden="1" w:unhideWhenUsed="1"/>
+    <w:lsdException w:name="Default Paragraph Font" w:semiHidden="1" w:uiPriority="1" w:unhideWhenUsed="1"/>
+    <w:lsdException w:name="Body Text" w:semiHidden="1" w:unhideWhenUsed="1"/>
+    <w:lsdException w:name="Body Text Indent" w:semiHidden="1" w:unhideWhenUsed="1"/>
+    <w:lsdException w:name="List Continue" w:semiHidden="1" w:unhideWhenUsed="1"/>
+    <w:lsdException w:name="List Continue 2" w:semiHidden="1" w:unhideWhenUsed="1"/>
+    <w:lsdException w:name="List Continue 3" w:semiHidden="1" w:unhideWhenUsed="1"/>
+    <w:lsdException w:name="List Continue 4" w:semiHidden="1" w:unhideWhenUsed="1"/>
+    <w:lsdException w:name="List Continue 5" w:semiHidden="1" w:unhideWhenUsed="1"/>
+    <w:lsdException w:name="Message Header" w:semiHidden="1" w:unhideWhenUsed="1"/>
+    <w:lsdException w:name="Subtitle" w:uiPriority="11" w:qFormat="1"/>
+    <w:lsdException w:name="Salutation" w:semiHidden="1" w:unhideWhenUsed="1"/>
+    <w:lsdException w:name="Date" w:semiHidden="1" w:unhideWhenUsed="1"/>
+    <w:lsdException w:name="Body Text First Indent" w:semiHidden="1" w:unhideWhenUsed="1"/>
+    <w:lsdException w:name="Body Text First Indent 2" w:semiHidden="1" w:unhideWhenUsed="1"/>
+    <w:lsdException w:name="Note Heading" w:semiHidden="1" w:unhideWhenUsed="1"/>
+    <w:lsdException w:name="Body Text 2" w:semiHidden="1" w:unhideWhenUsed="1"/>
+    <w:lsdException w:name="Body Text 3" w:semiHidden="1" w:unhideWhenUsed="1"/>
+    <w:lsdException w:name="Body Text Indent 2" w:semiHidden="1" w:unhideWhenUsed="1"/>
+    <w:lsdException w:name="Body Text Indent 3" w:semiHidden="1" w:unhideWhenUsed="1"/>
+    <w:lsdException w:name="Block Text" w:semiHidden="1" w:unhideWhenUsed="1"/>
+    <w:lsdException w:name="Hyperlink" w:semiHidden="1" w:unhideWhenUsed="1"/>
+    <w:lsdException w:name="FollowedHyperlink" w:semiHidden="1" w:unhideWhenUsed="1"/>
+    <w:lsdException w:name="Strong" w:uiPriority="22" w:qFormat="1"/>
+    <w:lsdException w:name="Emphasis" w:uiPriority="20" w:qFormat="1"/>
+    <w:lsdException w:name="Document Map" w:semiHidden="1" w:unhideWhenUsed="1"/>
+    <w:lsdException w:name="Plain Text" w:semiHidden="1" w:unhideWhenUsed="1"/>
+    <w:lsdException w:name="E-mail Signature" w:semiHidden="1" w:unhideWhenUsed="1"/>
+    <w:lsdException w:name="HTML Top of Form" w:semiHidden="1" w:unhideWhenUsed="1"/>
+    <w:lsdException w:name="HTML Bottom of Form" w:semiHidden="1" w:unhideWhenUsed="1"/>
+    <w:lsdException w:name="Normal (Web)" w:semiHidden="1" w:unhideWhenUsed="1"/>
+    <w:lsdException w:name="HTML Acronym" w:semiHidden="1" w:unhideWhenUsed="1"/>
+    <w:lsdException w:name="HTML Address" w:semiHidden="1" w:unhideWhenUsed="1"/>
+    <w:lsdException w:name="HTML Cite" w:semiHidden="1" w:unhideWhenUsed="1"/>
+    <w:lsdException w:name="HTML Code" w:semiHidden="1" w:unhideWhenUsed="1"/>
+    <w:lsdException w:name="HTML Definition" w:semiHidden="1" w:unhideWhenUsed="1"/>
+    <w:lsdException w:name="HTML Keyboard" w:semiHidden="1" w:unhideWhenUsed="1"/>
+    <w:lsdException w:name="HTML Preformatted" w:semiHidden="1" w:unhideWhenUsed="1"/>
+    <w:lsdException w:name="HTML Sample" w:semiHidden="1" w:unhideWhenUsed="1"/>
+    <w:lsdException w:name="HTML Typewriter" w:semiHidden="1" w:unhideWhenUsed="1"/>
+    <w:lsdException w:name="HTML Variable" w:semiHidden="1" w:unhideWhenUsed="1"/>
+    <w:lsdException w:name="Normal Table" w:semiHidden="1" w:unhideWhenUsed="1"/>
+    <w:lsdException w:name="annotation subject" w:semiHidden="1" w:unhideWhenUsed="1"/>
+    <w:lsdException w:name="No List" w:semiHidden="1" w:unhideWhenUsed="1"/>
+    <w:lsdException w:name="Outline List 1" w:semiHidden="1" w:unhideWhenUsed="1"/>
+    <w:lsdException w:name="Outline List 2" w:semiHidden="1" w:unhideWhenUsed="1"/>
+    <w:lsdException w:name="Outline List 3" w:semiHidden="1" w:unhideWhenUsed="1"/>
+    <w:lsdException w:name="Table Simple 1" w:semiHidden="1" w:unhideWhenUsed="1"/>
+    <w:lsdException w:name="Table Simple 2" w:semiHidden="1" w:unhideWhenUsed="1"/>
+    <w:lsdException w:name="Table Simple 3" w:semiHidden="1" w:unhideWhenUsed="1"/>
+    <w:lsdException w:name="Table Classic 1" w:semiHidden="1" w:unhideWhenUsed="1"/>
+    <w:lsdException w:name="Table Classic 2" w:semiHidden="1" w:unhideWhenUsed="1"/>
+    <w:lsdException w:name="Table Classic 3" w:semiHidden="1" w:unhideWhenUsed="1"/>
+    <w:lsdException w:name="Table Classic 4" w:semiHidden="1" w:unhideWhenUsed="1"/>
+    <w:lsdException w:name="Table Colorful 1" w:semiHidden="1" w:unhideWhenUsed="1"/>
+    <w:lsdException w:name="Table Colorful 2" w:semiHidden="1" w:unhideWhenUsed="1"/>
+    <w:lsdException w:name="Table Colorful 3" w:semiHidden="1" w:unhideWhenUsed="1"/>
+    <w:lsdException w:name="Table Columns 1" w:semiHidden="1" w:unhideWhenUsed="1"/>
+    <w:lsdException w:name="Table Columns 2" w:semiHidden="1" w:unhideWhenUsed="1"/>
+    <w:lsdException w:name="Table Columns 3" w:semiHidden="1" w:unhideWhenUsed="1"/>
+    <w:lsdException w:name="Table Columns 4" w:semiHidden="1" w:unhideWhenUsed="1"/>
+    <w:lsdException w:name="Table Columns 5" w:semiHidden="1" w:unhideWhenUsed="1"/>
+    <w:lsdException w:name="Table Grid 1" w:semiHidden="1" w:unhideWhenUsed="1"/>
+    <w:lsdException w:name="Table Grid 2" w:semiHidden="1" w:unhideWhenUsed="1"/>
+    <w:lsdException w:name="Table Grid 3" w:semiHidden="1" w:unhideWhenUsed="1"/>
+    <w:lsdException w:name="Table Grid 4" w:semiHidden="1" w:unhideWhenUsed="1"/>
+    <w:lsdException w:name="Table Grid 5" w:semiHidden="1" w:unhideWhenUsed="1"/>
+    <w:lsdException w:name="Table Grid 6" w:semiHidden="1" w:unhideWhenUsed="1"/>
+    <w:lsdException w:name="Table Grid 7" w:semiHidden="1" w:unhideWhenUsed="1"/>
+    <w:lsdException w:name="Table Grid 8" w:semiHidden="1" w:unhideWhenUsed="1"/>
+    <w:lsdException w:name="Table List 1" w:semiHidden="1" w:unhideWhenUsed="1"/>
+    <w:lsdException w:name="Table List 2" w:semiHidden="1" w:unhideWhenUsed="1"/>
+    <w:lsdException w:name="Table List 3" w:semiHidden="1" w:unhideWhenUsed="1"/>
+    <w:lsdException w:name="Table List 4" w:semiHidden="1" w:unhideWhenUsed="1"/>
+    <w:lsdException w:name="Table List 5" w:semiHidden="1" w:unhideWhenUsed="1"/>
+    <w:lsdException w:name="Table List 6" w:semiHidden="1" w:unhideWhenUsed="1"/>
+    <w:lsdException w:name="Table List 7" w:semiHidden="1" w:unhideWhenUsed="1"/>
+    <w:lsdException w:name="Table List 8" w:semiHidden="1" w:unhideWhenUsed="1"/>
+    <w:lsdException w:name="Table 3D effects 1" w:semiHidden="1" w:unhideWhenUsed="1"/>
+    <w:lsdException w:name="Table 3D effects 2" w:semiHidden="1" w:unhideWhenUsed="1"/>
+    <w:lsdException w:name="Table 3D effects 3" w:semiHidden="1" w:unhideWhenUsed="1"/>
+    <w:lsdException w:name="Table Contemporary" w:semiHidden="1" w:unhideWhenUsed="1"/>
+    <w:lsdException w:name="Table Elegant" w:semiHidden="1" w:unhideWhenUsed="1"/>
+    <w:lsdException w:name="Table Professional" w:semiHidden="1" w:unhideWhenUsed="1"/>
+    <w:lsdException w:name="Table Subtle 1" w:semiHidden="1" w:unhideWhenUsed="1"/>
+    <w:lsdException w:name="Table Subtle 2" w:semiHidden="1" w:unhideWhenUsed="1"/>
+    <w:lsdException w:name="Table Web 1" w:semiHidden="1" w:unhideWhenUsed="1"/>
+    <w:lsdException w:name="Table Web 2" w:semiHidden="1" w:unhideWhenUsed="1"/>
+    <w:lsdException w:name="Table Web 3" w:semiHidden="1" w:unhideWhenUsed="1"/>
+    <w:lsdException w:name="Balloon Text" w:semiHidden="1" w:unhideWhenUsed="1"/>
+    <w:lsdException w:name="Table Grid" w:uiPriority="39"/>
+    <w:lsdException w:name="Table Theme" w:semiHidden="1" w:unhideWhenUsed="1"/>
+    <w:lsdException w:name="Placeholder Text" w:semiHidden="1"/>
+    <w:lsdException w:name="No Spacing" w:uiPriority="1" w:qFormat="1"/>
+    <w:lsdException w:name="Light Shading" w:uiPriority="60"/>
+    <w:lsdException w:name="Light List" w:uiPriority="61"/>
+    <w:lsdException w:name="Light Grid" w:uiPriority="62"/>
+    <w:lsdException w:name="Medium Shading 1" w:uiPriority="63"/>
+    <w:lsdException w:name="Medium Shading 2" w:uiPriority="64"/>
+    <w:lsdException w:name="Medium List 1" w:uiPriority="65"/>
+    <w:lsdException w:name="Medium List 2" w:uiPriority="66"/>
+    <w:lsdException w:name="Medium Grid 1" w:uiPriority="67"/>
+    <w:lsdException w:name="Medium Grid 2" w:uiPriority="68"/>
+    <w:lsdException w:name="Medium Grid 3" w:uiPriority="69"/>
+    <w:lsdException w:name="Dark List" w:uiPriority="70"/>
+    <w:lsdException w:name="Colorful Shading" w:uiPriority="71"/>
+    <w:lsdException w:name="Colorful List" w:uiPriority="72"/>
+    <w:lsdException w:name="Colorful Grid" w:uiPriority="73"/>
+    <w:lsdException w:name="Light Shading Accent 1" w:uiPriority="60"/>
+    <w:lsdException w:name="Light List Accent 1" w:uiPriority="61"/>
+    <w:lsdException w:name="Light Grid Accent 1" w:uiPriority="62"/>
+    <w:lsdException w:name="Medium Shading 1 Accent 1" w:uiPriority="63"/>
+    <w:lsdException w:name="Medium Shading 2 Accent 1" w:uiPriority="64"/>
+    <w:lsdException w:name="Medium List 1 Accent 1" w:uiPriority="65"/>
+    <w:lsdException w:name="Revision" w:semiHidden="1"/>
+    <w:lsdException w:name="List Paragraph" w:uiPriority="34" w:qFormat="1"/>
+    <w:lsdException w:name="Quote" w:uiPriority="29" w:qFormat="1"/>
+    <w:lsdException w:name="Intense Quote" w:uiPriority="30" w:qFormat="1"/>
+    <w:lsdException w:name="Medium List 2 Accent 1" w:uiPriority="66"/>
+    <w:lsdException w:name="Medium Grid 1 Accent 1" w:uiPriority="67"/>
+    <w:lsdException w:name="Medium Grid 2 Accent 1" w:uiPriority="68"/>
+    <w:lsdException w:name="Medium Grid 3 Accent 1" w:uiPriority="69"/>
+    <w:lsdException w:name="Dark List Accent 1" w:uiPriority="70"/>
+    <w:lsdException w:name="Colorful Shading Accent 1" w:uiPriority="71"/>
+    <w:lsdException w:name="Colorful List Accent 1" w:uiPriority="72"/>
+    <w:lsdException w:name="Colorful Grid Accent 1" w:uiPriority="73"/>
+    <w:lsdException w:name="Light Shading Accent 2" w:uiPriority="60"/>
+    <w:lsdException w:name="Light List Accent 2" w:uiPriority="61"/>
+    <w:lsdException w:name="Light Grid Accent 2" w:uiPriority="62"/>
+    <w:lsdException w:name="Medium Shading 1 Accent 2" w:uiPriority="63"/>
+    <w:lsdException w:name="Medium Shading 2 Accent 2" w:uiPriority="64"/>
+    <w:lsdException w:name="Medium List 1 Accent 2" w:uiPriority="65"/>
+    <w:lsdException w:name="Medium List 2 Accent 2" w:uiPriority="66"/>
+    <w:lsdException w:name="Medium Grid 1 Accent 2" w:uiPriority="67"/>
+    <w:lsdException w:name="Medium Grid 2 Accent 2" w:uiPriority="68"/>
+    <w:lsdException w:name="Medium Grid 3 Accent 2" w:uiPriority="69"/>
+    <w:lsdException w:name="Dark List Accent 2" w:uiPriority="70"/>
+    <w:lsdException w:name="Colorful Shading Accent 2" w:uiPriority="71"/>
+    <w:lsdException w:name="Colorful List Accent 2" w:uiPriority="72"/>
+    <w:lsdException w:name="Colorful Grid Accent 2" w:uiPriority="73"/>
+    <w:lsdException w:name="Light Shading Accent 3" w:uiPriority="60"/>
+    <w:lsdException w:name="Light List Accent 3" w:uiPriority="61"/>
+    <w:lsdException w:name="Light Grid Accent 3" w:uiPriority="62"/>
+    <w:lsdException w:name="Medium Shading 1 Accent 3" w:uiPriority="63"/>
+    <w:lsdException w:name="Medium Shading 2 Accent 3" w:uiPriority="64"/>
+    <w:lsdException w:name="Medium List 1 Accent 3" w:uiPriority="65"/>
+    <w:lsdException w:name="Medium List 2 Accent 3" w:uiPriority="66"/>
+    <w:lsdException w:name="Medium Grid 1 Accent 3" w:uiPriority="67"/>
+    <w:lsdException w:name="Medium Grid 2 Accent 3" w:uiPriority="68"/>
+    <w:lsdException w:name="Medium Grid 3 Accent 3" w:uiPriority="69"/>
+    <w:lsdException w:name="Dark List Accent 3" w:uiPriority="70"/>
+    <w:lsdException w:name="Colorful Shading Accent 3" w:uiPriority="71"/>
+    <w:lsdException w:name="Colorful List Accent 3" w:uiPriority="72"/>
+    <w:lsdException w:name="Colorful Grid Accent 3" w:uiPriority="73"/>
+    <w:lsdException w:name="Light Shading Accent 4" w:uiPriority="60"/>
+    <w:lsdException w:name="Light List Accent 4" w:uiPriority="61"/>
+    <w:lsdException w:name="Light Grid Accent 4" w:uiPriority="62"/>
+    <w:lsdException w:name="Medium Shading 1 Accent 4" w:uiPriority="63"/>
+    <w:lsdException w:name="Medium Shading 2 Accent 4" w:uiPriority="64"/>
+    <w:lsdException w:name="Medium List 1 Accent 4" w:uiPriority="65"/>
+    <w:lsdException w:name="Medium List 2 Accent 4" w:uiPriority="66"/>
+    <w:lsdException w:name="Medium Grid 1 Accent 4" w:uiPriority="67"/>
+    <w:lsdException w:name="Medium Grid 2 Accent 4" w:uiPriority="68"/>
+    <w:lsdException w:name="Medium Grid 3 Accent 4" w:uiPriority="69"/>
+    <w:lsdException w:name="Dark List Accent 4" w:uiPriority="70"/>
+    <w:lsdException w:name="Colorful Shading Accent 4" w:uiPriority="71"/>
+    <w:lsdException w:name="Colorful List Accent 4" w:uiPriority="72"/>
+    <w:lsdException w:name="Colorful Grid Accent 4" w:uiPriority="73"/>
+    <w:lsdException w:name="Light Shading Accent 5" w:uiPriority="60"/>
+    <w:lsdException w:name="Light List Accent 5" w:uiPriority="61"/>
+    <w:lsdException w:name="Light Grid Accent 5" w:uiPriority="62"/>
+    <w:lsdException w:name="Medium Shading 1 Accent 5" w:uiPriority="63"/>
+    <w:lsdException w:name="Medium Shading 2 Accent 5" w:uiPriority="64"/>
+    <w:lsdException w:name="Medium List 1 Accent 5" w:uiPriority="65"/>
+    <w:lsdException w:name="Medium List 2 Accent 5" w:uiPriority="66"/>
+    <w:lsdException w:name="Medium Grid 1 Accent 5" w:uiPriority="67"/>
+    <w:lsdException w:name="Medium Grid 2 Accent 5" w:uiPriority="68"/>
+    <w:lsdException w:name="Medium Grid 3 Accent 5" w:uiPriority="69"/>
+    <w:lsdException w:name="Dark List Accent 5" w:uiPriority="70"/>
+    <w:lsdException w:name="Colorful Shading Accent 5" w:uiPriority="71"/>
+    <w:lsdException w:name="Colorful List Accent 5" w:uiPriority="72"/>
+    <w:lsdException w:name="Colorful Grid Accent 5" w:uiPriority="73"/>
+    <w:lsdException w:name="Light Shading Accent 6" w:uiPriority="60"/>
+    <w:lsdException w:name="Light List Accent 6" w:uiPriority="61"/>
+    <w:lsdException w:name="Light Grid Accent 6" w:uiPriority="62"/>
+    <w:lsdException w:name="Medium Shading 1 Accent 6" w:uiPriority="63"/>
+    <w:lsdException w:name="Medium Shading 2 Accent 6" w:uiPriority="64"/>
+    <w:lsdException w:name="Medium List 1 Accent 6" w:uiPriority="65"/>
+    <w:lsdException w:name="Medium List 2 Accent 6" w:uiPriority="66"/>
+    <w:lsdException w:name="Medium Grid 1 Accent 6" w:uiPriority="67"/>
+    <w:lsdException w:name="Medium Grid 2 Accent 6" w:uiPriority="68"/>
+    <w:lsdException w:name="Medium Grid 3 Accent 6" w:uiPriority="69"/>
+    <w:lsdException w:name="Dark List Accent 6" w:uiPriority="70"/>
+    <w:lsdException w:name="Colorful Shading Accent 6" w:uiPriority="71"/>
+    <w:lsdException w:name="Colorful List Accent 6" w:uiPriority="72"/>
+    <w:lsdException w:name="Colorful Grid Accent 6" w:uiPriority="73"/>
+    <w:lsdException w:name="Subtle Emphasis" w:uiPriority="19" w:qFormat="1"/>
+    <w:lsdException w:name="Intense Emphasis" w:uiPriority="21" w:qFormat="1"/>
+    <w:lsdException w:name="Subtle Reference" w:uiPriority="31" w:qFormat="1"/>
+    <w:lsdException w:name="Intense Reference" w:uiPriority="32" w:qFormat="1"/>
+    <w:lsdException w:name="Book Title" w:uiPriority="33" w:qFormat="1"/>
+    <w:lsdException w:name="Bibliography" w:semiHidden="1" w:uiPriority="37" w:unhideWhenUsed="1"/>
+    <w:lsdException w:name="TOC Heading" w:semiHidden="1" w:uiPriority="39" w:unhideWhenUsed="1" w:qFormat="1"/>
+    <w:lsdException w:name="Plain Table 1" w:uiPriority="41"/>
+    <w:lsdException w:name="Plain Table 2" w:uiPriority="42"/>
+    <w:lsdException w:name="Plain Table 3" w:uiPriority="43"/>
+    <w:lsdException w:name="Plain Table 4" w:uiPriority="44"/>
+    <w:lsdException w:name="Plain Table 5" w:uiPriority="45"/>
+    <w:lsdException w:name="Grid Table Light" w:uiPriority="40"/>
+    <w:lsdException w:name="Grid Table 1 Light" w:uiPriority="46"/>
+    <w:lsdException w:name="Grid Table 2" w:uiPriority="47"/>
+    <w:lsdException w:name="Grid Table 3" w:uiPriority="48"/>
+    <w:lsdException w:name="Grid Table 4" w:uiPriority="49"/>
+    <w:lsdException w:name="Grid Table 5 Dark" w:uiPriority="50"/>
+    <w:lsdException w:name="Grid Table 6 Colorful" w:uiPriority="51"/>
+    <w:lsdException w:name="Grid Table 7 Colorful" w:uiPriority="52"/>
+    <w:lsdException w:name="Grid Table 1 Light Accent 1" w:uiPriority="46"/>
+    <w:lsdException w:name="Grid Table 2 Accent 1" w:uiPriority="47"/>
+    <w:lsdException w:name="Grid Table 3 Accent 1" w:uiPriority="48"/>
+    <w:lsdException w:name="Grid Table 4 Accent 1" w:uiPriority="49"/>
+    <w:lsdException w:name="Grid Table 5 Dark Accent 1" w:uiPriority="50"/>
+    <w:lsdException w:name="Grid Table 6 Colorful Accent 1" w:uiPriority="51"/>
+    <w:lsdException w:name="Grid Table 7 Colorful Accent 1" w:uiPriority="52"/>
+    <w:lsdException w:name="Grid Table 1 Light Accent 2" w:uiPriority="46"/>
+    <w:lsdException w:name="Grid Table 2 Accent 2" w:uiPriority="47"/>
+    <w:lsdException w:name="Grid Table 3 Accent 2" w:uiPriority="48"/>
+    <w:lsdException w:name="Grid Table 4 Accent 2" w:uiPriority="49"/>
+    <w:lsdException w:name="Grid Table 5 Dark Accent 2" w:uiPriority="50"/>
+    <w:lsdException w:name="Grid Table 6 Colorful Accent 2" w:uiPriority="51"/>
+    <w:lsdException w:name="Grid Table 7 Colorful Accent 2" w:uiPriority="52"/>
+    <w:lsdException w:name="Grid Table 1 Light Accent 3" w:uiPriority="46"/>
+    <w:lsdException w:name="Grid Table 2 Accent 3" w:uiPriority="47"/>
+    <w:lsdException w:name="Grid Table 3 Accent 3" w:uiPriority="48"/>
+    <w:lsdException w:name="Grid Table 4 Accent 3" w:uiPriority="49"/>
+    <w:lsdException w:name="Grid Table 5 Dark Accent 3" w:uiPriority="50"/>
+    <w:lsdException w:name="Grid Table 6 Colorful Accent 3" w:uiPriority="51"/>
+    <w:lsdException w:name="Grid Table 7 Colorful Accent 3" w:uiPriority="52"/>
+    <w:lsdException w:name="Grid Table 1 Light Accent 4" w:uiPriority="46"/>
+    <w:lsdException w:name="Grid Table 2 Accent 4" w:uiPriority="47"/>
+    <w:lsdException w:name="Grid Table 3 Accent 4" w:uiPriority="48"/>
+    <w:lsdException w:name="Grid Table 4 Accent 4" w:uiPriority="49"/>
+    <w:lsdException w:name="Grid Table 5 Dark Accent 4" w:uiPriority="50"/>
+    <w:lsdException w:name="Grid Table 6 Colorful Accent 4" w:uiPriority="51"/>
+    <w:lsdException w:name="Grid Table 7 Colorful Accent 4" w:uiPriority="52"/>
+    <w:lsdException w:name="Grid Table 1 Light Accent 5" w:uiPriority="46"/>
+    <w:lsdException w:name="Grid Table 2 Accent 5" w:uiPriority="47"/>
+    <w:lsdException w:name="Grid Table 3 Accent 5" w:uiPriority="48"/>
+    <w:lsdException w:name="Grid Table 4 Accent 5" w:uiPriority="49"/>
+    <w:lsdException w:name="Grid Table 5 Dark Accent 5" w:uiPriority="50"/>
+    <w:lsdException w:name="Grid Table 6 Colorful Accent 5" w:uiPriority="51"/>
+    <w:lsdException w:name="Grid Table 7 Colorful Accent 5" w:uiPriority="52"/>
+    <w:lsdException w:name="Grid Table 1 Light Accent 6" w:uiPriority="46"/>
+    <w:lsdException w:name="Grid Table 2 Accent 6" w:uiPriority="47"/>
+    <w:lsdException w:name="Grid Table 3 Accent 6" w:uiPriority="48"/>
+    <w:lsdException w:name="Grid Table 4 Accent 6" w:uiPriority="49"/>
+    <w:lsdException w:name="Grid Table 5 Dark Accent 6" w:uiPriority="50"/>
+    <w:lsdException w:name="Grid Table 6 Colorful Accent 6" w:uiPriority="51"/>
+    <w:lsdException w:name="Grid Table 7 Colorful Accent 6" w:uiPriority="52"/>
+    <w:lsdException w:name="List Table 1 Light" w:uiPriority="46"/>
+    <w:lsdException w:name="List Table 2" w:uiPriority="47"/>
+    <w:lsdException w:name="List Table 3" w:uiPriority="48"/>
+    <w:lsdException w:name="List Table 4" w:uiPriority="49"/>
+    <w:lsdException w:name="List Table 5 Dark" w:uiPriority="50"/>
+    <w:lsdException w:name="List Table 6 Colorful" w:uiPriority="51"/>
+    <w:lsdException w:name="List Table 7 Colorful" w:uiPriority="52"/>
+    <w:lsdException w:name="List Table 1 Light Accent 1" w:uiPriority="46"/>
+    <w:lsdException w:name="List Table 2 Accent 1" w:uiPriority="47"/>
+    <w:lsdException w:name="List Table 3 Accent 1" w:uiPriority="48"/>
+    <w:lsdException w:name="List Table 4 Accent 1" w:uiPriority="49"/>
+    <w:lsdException w:name="List Table 5 Dark Accent 1" w:uiPriority="50"/>
+    <w:lsdException w:name="List Table 6 Colorful Accent 1" w:uiPriority="51"/>
+    <w:lsdException w:name="List Table 7 Colorful Accent 1" w:uiPriority="52"/>
+    <w:lsdException w:name="List Table 1 Light Accent 2" w:uiPriority="46"/>
+    <w:lsdException w:name="List Table 2 Accent 2" w:uiPriority="47"/>
+    <w:lsdException w:name="List Table 3 Accent 2" w:uiPriority="48"/>
+    <w:lsdException w:name="List Table 4 Accent 2" w:uiPriority="49"/>
+    <w:lsdException w:name="List Table 5 Dark Accent 2" w:uiPriority="50"/>
+    <w:lsdException w:name="List Table 6 Colorful Accent 2" w:uiPriority="51"/>
+    <w:lsdException w:name="List Table 7 Colorful Accent 2" w:uiPriority="52"/>
+    <w:lsdException w:name="List Table 1 Light Accent 3" w:uiPriority="46"/>
+    <w:lsdException w:name="List Table 2 Accent 3" w:uiPriority="47"/>
+    <w:lsdException w:name="List Table 3 Accent 3" w:uiPriority="48"/>
+    <w:lsdException w:name="List Table 4 Accent 3" w:uiPriority="49"/>
+    <w:lsdException w:name="List Table 5 Dark Accent 3" w:uiPriority="50"/>
+    <w:lsdException w:name="List Table 6 Colorful Accent 3" w:uiPriority="51"/>
+    <w:lsdException w:name="List Table 7 Colorful Accent 3" w:uiPriority="52"/>
+    <w:lsdException w:name="List Table 1 Light Accent 4" w:uiPriority="46"/>
+    <w:lsdException w:name="List Table 2 Accent 4" w:uiPriority="47"/>
+    <w:lsdException w:name="List Table 3 Accent 4" w:uiPriority="48"/>
+    <w:lsdException w:name="List Table 4 Accent 4" w:uiPriority="49"/>
+    <w:lsdException w:name="List Table 5 Dark Accent 4" w:uiPriority="50"/>
+    <w:lsdException w:name="List Table 6 Colorful Accent 4" w:uiPriority="51"/>
+    <w:lsdException w:name="List Table 7 Colorful Accent 4" w:uiPriority="52"/>
+    <w:lsdException w:name="List Table 1 Light Accent 5" w:uiPriority="46"/>
+    <w:lsdException w:name="List Table 2 Accent 5" w:uiPriority="47"/>
+    <w:lsdException w:name="List Table 3 Accent 5" w:uiPriority="48"/>
+    <w:lsdException w:name="List Table 4 Accent 5" w:uiPriority="49"/>
+    <w:lsdException w:name="List Table 5 Dark Accent 5" w:uiPriority="50"/>
+    <w:lsdException w:name="List Table 6 Colorful Accent 5" w:uiPriority="51"/>
+    <w:lsdException w:name="List Table 7 Colorful Accent 5" w:uiPriority="52"/>
+    <w:lsdException w:name="List Table 1 Light Accent 6" w:uiPriority="46"/>
+    <w:lsdException w:name="List Table 2 Accent 6" w:uiPriority="47"/>
+    <w:lsdException w:name="List Table 3 Accent 6" w:uiPriority="48"/>
+    <w:lsdException w:name="List Table 4 Accent 6" w:uiPriority="49"/>
+    <w:lsdException w:name="List Table 5 Dark Accent 6" w:uiPriority="50"/>
+    <w:lsdException w:name="List Table 6 Colorful Accent 6" w:uiPriority="51"/>
+    <w:lsdException w:name="List Table 7 Colorful Accent 6" w:uiPriority="52"/>
   </w:latentStyles>
   <w:style w:type="paragraph" w:default="1" w:styleId="Normal">
     <w:name w:val="Normal"/>
@@ -5227,7 +5463,6 @@
     <w:uiPriority w:val="99"/>
     <w:semiHidden/>
     <w:unhideWhenUsed/>
-    <w:qFormat/>
     <w:tblPr>
       <w:tblInd w:w="0" w:type="dxa"/>
       <w:tblCellMar>
@@ -5590,7 +5825,7 @@
   <a:extraClrSchemeLst/>
   <a:extLst>
     <a:ext uri="{05A4C25C-085E-4340-85A3-A5531E510DB2}">
-      <thm15:themeFamily xmlns="" xmlns:thm15="http://schemas.microsoft.com/office/thememl/2012/main" name="Office Theme" id="{62F939B6-93AF-4DB8-9C6B-D6C7DFDC589F}" vid="{4A3C46E8-61CC-4603-A589-7422A47A8E4A}"/>
+      <thm15:themeFamily xmlns:thm15="http://schemas.microsoft.com/office/thememl/2012/main" name="Office Theme" id="{62F939B6-93AF-4DB8-9C6B-D6C7DFDC589F}" vid="{4A3C46E8-61CC-4603-A589-7422A47A8E4A}"/>
     </a:ext>
   </a:extLst>
 </a:theme>
@@ -5601,7 +5836,7 @@
 </file>
 
 <file path=customXml/itemProps1.xml><?xml version="1.0" encoding="utf-8"?>
-<ds:datastoreItem xmlns:ds="http://schemas.openxmlformats.org/officeDocument/2006/customXml" ds:itemID="{C01EA39E-2FA7-4E61-884B-511ABEB89E2C}">
+<ds:datastoreItem xmlns:ds="http://schemas.openxmlformats.org/officeDocument/2006/customXml" ds:itemID="{47EFE1EE-6F6A-4213-8BC4-56AB16CF8BAD}">
   <ds:schemaRefs>
     <ds:schemaRef ds:uri="http://schemas.openxmlformats.org/officeDocument/2006/bibliography"/>
   </ds:schemaRefs>

--- a/backend/eng_essay/ANNOTATIONS RUBRIC FOR ESSAY.docx
+++ b/backend/eng_essay/ANNOTATIONS RUBRIC FOR ESSAY.docx
@@ -1,17 +1,16 @@
 
 <file path=word/document.xml><?xml version="1.0" encoding="utf-8"?>
-<w:document xmlns:wpc="http://schemas.microsoft.com/office/word/2010/wordprocessingCanvas" xmlns:mc="http://schemas.openxmlformats.org/markup-compatibility/2006" xmlns:o="urn:schemas-microsoft-com:office:office" xmlns:r="http://schemas.openxmlformats.org/officeDocument/2006/relationships" xmlns:m="http://schemas.openxmlformats.org/officeDocument/2006/math" xmlns:v="urn:schemas-microsoft-com:vml" xmlns:wp14="http://schemas.microsoft.com/office/word/2010/wordprocessingDrawing" xmlns:wp="http://schemas.openxmlformats.org/drawingml/2006/wordprocessingDrawing" xmlns:w10="urn:schemas-microsoft-com:office:word" xmlns:w="http://schemas.openxmlformats.org/wordprocessingml/2006/main" xmlns:w14="http://schemas.microsoft.com/office/word/2010/wordml" xmlns:w15="http://schemas.microsoft.com/office/word/2012/wordml" xmlns:wpg="http://schemas.microsoft.com/office/word/2010/wordprocessingGroup" xmlns:wpi="http://schemas.microsoft.com/office/word/2010/wordprocessingInk" xmlns:wne="http://schemas.microsoft.com/office/word/2006/wordml" xmlns:wps="http://schemas.microsoft.com/office/word/2010/wordprocessingShape" mc:Ignorable="w14 w15 wp14">
+<w:document xmlns:wpc="http://schemas.microsoft.com/office/word/2010/wordprocessingCanvas" xmlns:cx="http://schemas.microsoft.com/office/drawing/2014/chartex" xmlns:mc="http://schemas.openxmlformats.org/markup-compatibility/2006" xmlns:o="urn:schemas-microsoft-com:office:office" xmlns:r="http://schemas.openxmlformats.org/officeDocument/2006/relationships" xmlns:m="http://schemas.openxmlformats.org/officeDocument/2006/math" xmlns:v="urn:schemas-microsoft-com:vml" xmlns:wp14="http://schemas.microsoft.com/office/word/2010/wordprocessingDrawing" xmlns:wp="http://schemas.openxmlformats.org/drawingml/2006/wordprocessingDrawing" xmlns:w10="urn:schemas-microsoft-com:office:word" xmlns:w="http://schemas.openxmlformats.org/wordprocessingml/2006/main" xmlns:w14="http://schemas.microsoft.com/office/word/2010/wordml" xmlns:w15="http://schemas.microsoft.com/office/word/2012/wordml" xmlns:w16se="http://schemas.microsoft.com/office/word/2015/wordml/symex" xmlns:wpg="http://schemas.microsoft.com/office/word/2010/wordprocessingGroup" xmlns:wpi="http://schemas.microsoft.com/office/word/2010/wordprocessingInk" xmlns:wne="http://schemas.microsoft.com/office/word/2006/wordml" xmlns:wps="http://schemas.microsoft.com/office/word/2010/wordprocessingShape" mc:Ignorable="w14 w15 w16se wp14">
   <w:body>
     <w:p>
       <w:pPr>
-        <w:spacing w:before="100" w:beforeAutospacing="1" w:after="100" w:afterAutospacing="1" w:line="240" w:lineRule="auto"/>
+        <w:pStyle w:val="Normal1"/>
+        <w:spacing w:after="280" w:line="240" w:lineRule="auto"/>
         <w:jc w:val="center"/>
-        <w:outlineLvl w:val="1"/>
         <w:rPr>
           <w:rFonts w:ascii="Times New Roman" w:eastAsia="Times New Roman" w:hAnsi="Times New Roman" w:cs="Times New Roman"/>
           <w:b/>
           <w:bCs/>
-          <w:kern w:val="0"/>
           <w:sz w:val="36"/>
           <w:szCs w:val="36"/>
         </w:rPr>
@@ -21,29 +20,16 @@
           <w:rFonts w:ascii="Times New Roman" w:eastAsia="Times New Roman" w:hAnsi="Times New Roman" w:cs="Times New Roman"/>
           <w:b/>
           <w:bCs/>
-          <w:kern w:val="0"/>
           <w:sz w:val="36"/>
           <w:szCs w:val="36"/>
         </w:rPr>
-        <w:t>ANNOTATIONS RUBRIC</w:t>
+        <w:t>ANNOTATIONS RUBRIC FOR ESSAY</w:t>
       </w:r>
       <w:r>
         <w:rPr>
           <w:rFonts w:ascii="Times New Roman" w:eastAsia="Times New Roman" w:hAnsi="Times New Roman" w:cs="Times New Roman"/>
           <w:b/>
           <w:bCs/>
-          <w:kern w:val="0"/>
-          <w:sz w:val="36"/>
-          <w:szCs w:val="36"/>
-        </w:rPr>
-        <w:t xml:space="preserve"> FOR ESSAY</w:t>
-      </w:r>
-      <w:r>
-        <w:rPr>
-          <w:rFonts w:ascii="Times New Roman" w:eastAsia="Times New Roman" w:hAnsi="Times New Roman" w:cs="Times New Roman"/>
-          <w:b/>
-          <w:bCs/>
-          <w:kern w:val="0"/>
           <w:sz w:val="36"/>
           <w:szCs w:val="36"/>
         </w:rPr>
@@ -52,17 +38,24 @@
     </w:p>
     <w:p>
       <w:pPr>
-        <w:pStyle w:val="ListParagraph"/>
+        <w:pStyle w:val="Normal1"/>
         <w:numPr>
           <w:ilvl w:val="0"/>
-          <w:numId w:val="9"/>
+          <w:numId w:val="28"/>
         </w:numPr>
+        <w:pBdr>
+          <w:top w:val="nil"/>
+          <w:left w:val="nil"/>
+          <w:bottom w:val="nil"/>
+          <w:right w:val="nil"/>
+          <w:between w:val="nil"/>
+        </w:pBdr>
         <w:spacing w:after="0" w:line="240" w:lineRule="auto"/>
         <w:rPr>
           <w:rFonts w:ascii="Times New Roman" w:eastAsia="Times New Roman" w:hAnsi="Times New Roman" w:cs="Times New Roman"/>
-          <w:kern w:val="0"/>
+          <w:color w:val="000000"/>
           <w:sz w:val="36"/>
-          <w:szCs w:val="24"/>
+          <w:szCs w:val="36"/>
         </w:rPr>
       </w:pPr>
       <w:r>
@@ -70,23 +63,25 @@
           <w:rFonts w:ascii="Times New Roman" w:eastAsia="Times New Roman" w:hAnsi="Times New Roman" w:cs="Times New Roman"/>
           <w:b/>
           <w:bCs/>
-          <w:kern w:val="0"/>
+          <w:color w:val="000000"/>
           <w:sz w:val="36"/>
-          <w:szCs w:val="24"/>
-        </w:rPr>
-        <w:t>OUTLINE QUALITY</w:t>
+          <w:szCs w:val="36"/>
+        </w:rPr>
+        <w:t>OUTLINE</w:t>
       </w:r>
     </w:p>
     <w:p>
       <w:pPr>
+        <w:pStyle w:val="Normal1"/>
         <w:numPr>
-          <w:ilvl w:val="0"/>
-          <w:numId w:val="8"/>
+          <w:ilvl w:val="1"/>
+          <w:numId w:val="28"/>
         </w:numPr>
-        <w:spacing w:before="100" w:beforeAutospacing="1" w:after="100" w:afterAutospacing="1" w:line="240" w:lineRule="auto"/>
-        <w:rPr>
-          <w:rFonts w:ascii="Times New Roman" w:eastAsia="Times New Roman" w:hAnsi="Times New Roman" w:cs="Times New Roman"/>
-          <w:kern w:val="0"/>
+        <w:spacing w:before="280" w:after="280" w:line="240" w:lineRule="auto"/>
+        <w:rPr>
+          <w:rFonts w:ascii="Times New Roman" w:eastAsia="Times New Roman" w:hAnsi="Times New Roman" w:cs="Times New Roman"/>
+          <w:b/>
+          <w:bCs/>
           <w:sz w:val="24"/>
           <w:szCs w:val="24"/>
         </w:rPr>
@@ -94,22 +89,25 @@
       <w:r>
         <w:rPr>
           <w:rFonts w:ascii="Times New Roman" w:eastAsia="Times New Roman" w:hAnsi="Times New Roman" w:cs="Times New Roman"/>
-          <w:kern w:val="0"/>
-          <w:sz w:val="24"/>
-          <w:szCs w:val="24"/>
-        </w:rPr>
-        <w:t>Clear, logical, balanced structure with relevant headings/sub-headings.</w:t>
+          <w:bCs/>
+          <w:sz w:val="24"/>
+          <w:szCs w:val="24"/>
+        </w:rPr>
+        <w:t>Flag if the stance/thesis mentioned in the introduction section of the outline is vague, irrelevant or does not demonstrate correct understanding of the essay statement.</w:t>
       </w:r>
     </w:p>
     <w:p>
       <w:pPr>
-        <w:spacing w:before="100" w:beforeAutospacing="1" w:after="100" w:afterAutospacing="1" w:line="240" w:lineRule="auto"/>
-        <w:outlineLvl w:val="3"/>
+        <w:pStyle w:val="Normal1"/>
+        <w:numPr>
+          <w:ilvl w:val="1"/>
+          <w:numId w:val="28"/>
+        </w:numPr>
+        <w:spacing w:before="280" w:after="280" w:line="240" w:lineRule="auto"/>
         <w:rPr>
           <w:rFonts w:ascii="Times New Roman" w:eastAsia="Times New Roman" w:hAnsi="Times New Roman" w:cs="Times New Roman"/>
           <w:b/>
           <w:bCs/>
-          <w:kern w:val="0"/>
           <w:sz w:val="24"/>
           <w:szCs w:val="24"/>
         </w:rPr>
@@ -117,51 +115,25 @@
       <w:r>
         <w:rPr>
           <w:rFonts w:ascii="Times New Roman" w:eastAsia="Times New Roman" w:hAnsi="Times New Roman" w:cs="Times New Roman"/>
-          <w:b/>
           <w:bCs/>
-          <w:kern w:val="0"/>
-          <w:sz w:val="24"/>
-          <w:szCs w:val="24"/>
-        </w:rPr>
-        <w:t>Evaluation Criteria</w:t>
+          <w:sz w:val="24"/>
+          <w:szCs w:val="24"/>
+        </w:rPr>
+        <w:t>Flag if the major headers/ sub-headers in the outline are irrelevant and do not directly address the essay statement.</w:t>
       </w:r>
     </w:p>
     <w:p>
       <w:pPr>
+        <w:pStyle w:val="Normal1"/>
         <w:numPr>
-          <w:ilvl w:val="0"/>
-          <w:numId w:val="16"/>
+          <w:ilvl w:val="1"/>
+          <w:numId w:val="28"/>
         </w:numPr>
-        <w:spacing w:before="100" w:beforeAutospacing="1" w:after="100" w:afterAutospacing="1" w:line="240" w:lineRule="auto"/>
-        <w:rPr>
-          <w:rFonts w:ascii="Times New Roman" w:eastAsia="Times New Roman" w:hAnsi="Times New Roman" w:cs="Times New Roman"/>
-          <w:kern w:val="0"/>
-          <w:sz w:val="24"/>
-          <w:szCs w:val="24"/>
-        </w:rPr>
-      </w:pPr>
-      <w:r>
+        <w:spacing w:before="280" w:after="280" w:line="240" w:lineRule="auto"/>
         <w:rPr>
           <w:rFonts w:ascii="Times New Roman" w:eastAsia="Times New Roman" w:hAnsi="Times New Roman" w:cs="Times New Roman"/>
           <w:b/>
           <w:bCs/>
-          <w:kern w:val="0"/>
-          <w:sz w:val="24"/>
-          <w:szCs w:val="24"/>
-        </w:rPr>
-        <w:t>Correct Topic Interpretation &amp; Relevance</w:t>
-      </w:r>
-    </w:p>
-    <w:p>
-      <w:pPr>
-        <w:numPr>
-          <w:ilvl w:val="1"/>
-          <w:numId w:val="16"/>
-        </w:numPr>
-        <w:spacing w:before="100" w:beforeAutospacing="1" w:after="100" w:afterAutospacing="1" w:line="240" w:lineRule="auto"/>
-        <w:rPr>
-          <w:rFonts w:ascii="Times New Roman" w:eastAsia="Times New Roman" w:hAnsi="Times New Roman" w:cs="Times New Roman"/>
-          <w:kern w:val="0"/>
           <w:sz w:val="24"/>
           <w:szCs w:val="24"/>
         </w:rPr>
@@ -169,140 +141,65 @@
       <w:r>
         <w:rPr>
           <w:rFonts w:ascii="Times New Roman" w:eastAsia="Times New Roman" w:hAnsi="Times New Roman" w:cs="Times New Roman"/>
-          <w:kern w:val="0"/>
-          <w:sz w:val="24"/>
-          <w:szCs w:val="24"/>
-        </w:rPr>
-        <w:t>Demonstrates accurate understanding of the topic’s key terms, demands, and nuances.</w:t>
-      </w:r>
-    </w:p>
-    <w:p>
-      <w:pPr>
-        <w:numPr>
-          <w:ilvl w:val="1"/>
-          <w:numId w:val="16"/>
-        </w:numPr>
-        <w:spacing w:before="100" w:beforeAutospacing="1" w:after="100" w:afterAutospacing="1" w:line="240" w:lineRule="auto"/>
-        <w:rPr>
-          <w:rFonts w:ascii="Times New Roman" w:eastAsia="Times New Roman" w:hAnsi="Times New Roman" w:cs="Times New Roman"/>
-          <w:kern w:val="0"/>
-          <w:sz w:val="24"/>
-          <w:szCs w:val="24"/>
-        </w:rPr>
-      </w:pPr>
-      <w:r>
-        <w:rPr>
-          <w:rFonts w:ascii="Times New Roman" w:eastAsia="Times New Roman" w:hAnsi="Times New Roman" w:cs="Times New Roman"/>
-          <w:kern w:val="0"/>
-          <w:sz w:val="24"/>
-          <w:szCs w:val="24"/>
-        </w:rPr>
-        <w:t>Avoids misinterpretation, over-simplification, or off-topic focus.</w:t>
-      </w:r>
-    </w:p>
-    <w:p>
-      <w:pPr>
-        <w:numPr>
-          <w:ilvl w:val="1"/>
-          <w:numId w:val="16"/>
-        </w:numPr>
-        <w:spacing w:before="100" w:beforeAutospacing="1" w:after="100" w:afterAutospacing="1" w:line="240" w:lineRule="auto"/>
-        <w:rPr>
-          <w:rFonts w:ascii="Times New Roman" w:eastAsia="Times New Roman" w:hAnsi="Times New Roman" w:cs="Times New Roman"/>
-          <w:kern w:val="0"/>
-          <w:sz w:val="24"/>
-          <w:szCs w:val="24"/>
-        </w:rPr>
-      </w:pPr>
-      <w:r>
-        <w:rPr>
-          <w:rFonts w:ascii="Times New Roman" w:eastAsia="Times New Roman" w:hAnsi="Times New Roman" w:cs="Times New Roman"/>
-          <w:kern w:val="0"/>
-          <w:sz w:val="24"/>
-          <w:szCs w:val="24"/>
-        </w:rPr>
-        <w:t>All headings/sub-headings directly address the proposition/question.</w:t>
-      </w:r>
-    </w:p>
-    <w:p>
-      <w:pPr>
-        <w:numPr>
-          <w:ilvl w:val="0"/>
-          <w:numId w:val="16"/>
-        </w:numPr>
-        <w:spacing w:before="100" w:beforeAutospacing="1" w:after="100" w:afterAutospacing="1" w:line="240" w:lineRule="auto"/>
-        <w:rPr>
-          <w:rFonts w:ascii="Times New Roman" w:eastAsia="Times New Roman" w:hAnsi="Times New Roman" w:cs="Times New Roman"/>
-          <w:kern w:val="0"/>
-          <w:sz w:val="24"/>
-          <w:szCs w:val="24"/>
-        </w:rPr>
-      </w:pPr>
-      <w:r>
-        <w:rPr>
-          <w:rFonts w:ascii="Times New Roman" w:eastAsia="Times New Roman" w:hAnsi="Times New Roman" w:cs="Times New Roman"/>
-          <w:b/>
           <w:bCs/>
-          <w:kern w:val="0"/>
-          <w:sz w:val="24"/>
-          <w:szCs w:val="24"/>
-        </w:rPr>
-        <w:t>Logical Structure &amp; Arrangement</w:t>
-      </w:r>
-      <w:bookmarkStart w:id="0" w:name="_GoBack"/>
-      <w:bookmarkEnd w:id="0"/>
-    </w:p>
-    <w:p>
-      <w:pPr>
-        <w:numPr>
-          <w:ilvl w:val="1"/>
-          <w:numId w:val="16"/>
-        </w:numPr>
-        <w:spacing w:before="100" w:beforeAutospacing="1" w:after="100" w:afterAutospacing="1" w:line="240" w:lineRule="auto"/>
-        <w:rPr>
-          <w:rFonts w:ascii="Times New Roman" w:eastAsia="Times New Roman" w:hAnsi="Times New Roman" w:cs="Times New Roman"/>
-          <w:kern w:val="0"/>
-          <w:sz w:val="24"/>
-          <w:szCs w:val="24"/>
-        </w:rPr>
-      </w:pPr>
-      <w:r>
-        <w:rPr>
-          <w:rFonts w:ascii="Times New Roman" w:eastAsia="Times New Roman" w:hAnsi="Times New Roman" w:cs="Times New Roman"/>
-          <w:kern w:val="0"/>
-          <w:sz w:val="24"/>
-          <w:szCs w:val="24"/>
-        </w:rPr>
-        <w:t>Clear, step-by-step progression</w:t>
-      </w:r>
-    </w:p>
-    <w:p>
-      <w:pPr>
-        <w:numPr>
-          <w:ilvl w:val="1"/>
-          <w:numId w:val="16"/>
-        </w:numPr>
-        <w:spacing w:before="100" w:beforeAutospacing="1" w:after="100" w:afterAutospacing="1" w:line="240" w:lineRule="auto"/>
-        <w:rPr>
-          <w:rFonts w:ascii="Times New Roman" w:eastAsia="Times New Roman" w:hAnsi="Times New Roman" w:cs="Times New Roman"/>
-          <w:kern w:val="0"/>
-          <w:sz w:val="24"/>
-          <w:szCs w:val="24"/>
-        </w:rPr>
-      </w:pPr>
-      <w:r>
-        <w:rPr>
-          <w:rFonts w:ascii="Times New Roman" w:eastAsia="Times New Roman" w:hAnsi="Times New Roman" w:cs="Times New Roman"/>
-          <w:kern w:val="0"/>
-          <w:sz w:val="24"/>
-          <w:szCs w:val="24"/>
-        </w:rPr>
-        <w:t>Ideas flow logically</w:t>
+          <w:sz w:val="24"/>
+          <w:szCs w:val="24"/>
+        </w:rPr>
+        <w:t>Flag if any</w:t>
       </w:r>
       <w:r>
         <w:rPr>
           <w:rFonts w:ascii="Times New Roman" w:eastAsia="Times New Roman" w:hAnsi="Times New Roman" w:cs="Times New Roman"/>
-          <w:kern w:val="0"/>
+          <w:bCs/>
+          <w:sz w:val="24"/>
+          <w:szCs w:val="24"/>
+        </w:rPr>
+        <w:t xml:space="preserve"> </w:t>
+      </w:r>
+      <w:r>
+        <w:rPr>
+          <w:rFonts w:ascii="Times New Roman" w:eastAsia="Times New Roman" w:hAnsi="Times New Roman" w:cs="Times New Roman"/>
+          <w:bCs/>
+          <w:sz w:val="24"/>
+          <w:szCs w:val="24"/>
+        </w:rPr>
+        <w:t xml:space="preserve">argument/sub-point in the outline is irrelevant and does not </w:t>
+      </w:r>
+      <w:r>
+        <w:rPr>
+          <w:rFonts w:ascii="Times New Roman" w:eastAsia="Times New Roman" w:hAnsi="Times New Roman" w:cs="Times New Roman"/>
+          <w:sz w:val="24"/>
+          <w:szCs w:val="24"/>
+        </w:rPr>
+        <w:t>demonstrate</w:t>
+      </w:r>
+      <w:r>
+        <w:rPr>
+          <w:rFonts w:ascii="Times New Roman" w:eastAsia="Times New Roman" w:hAnsi="Times New Roman" w:cs="Times New Roman"/>
+          <w:sz w:val="24"/>
+          <w:szCs w:val="24"/>
+        </w:rPr>
+        <w:t xml:space="preserve"> accurate understa</w:t>
+      </w:r>
+      <w:r>
+        <w:rPr>
+          <w:rFonts w:ascii="Times New Roman" w:eastAsia="Times New Roman" w:hAnsi="Times New Roman" w:cs="Times New Roman"/>
+          <w:sz w:val="24"/>
+          <w:szCs w:val="24"/>
+        </w:rPr>
+        <w:t xml:space="preserve">nding of the topic’s key terms and </w:t>
+      </w:r>
+      <w:r>
+        <w:rPr>
+          <w:rFonts w:ascii="Times New Roman" w:eastAsia="Times New Roman" w:hAnsi="Times New Roman" w:cs="Times New Roman"/>
+          <w:sz w:val="24"/>
+          <w:szCs w:val="24"/>
+        </w:rPr>
+        <w:t>demands</w:t>
+      </w:r>
+      <w:r>
+        <w:rPr>
+          <w:rFonts w:ascii="Times New Roman" w:eastAsia="Times New Roman" w:hAnsi="Times New Roman" w:cs="Times New Roman"/>
           <w:sz w:val="24"/>
           <w:szCs w:val="24"/>
         </w:rPr>
@@ -311,14 +208,16 @@
     </w:p>
     <w:p>
       <w:pPr>
+        <w:pStyle w:val="Normal1"/>
         <w:numPr>
           <w:ilvl w:val="1"/>
-          <w:numId w:val="16"/>
+          <w:numId w:val="28"/>
         </w:numPr>
-        <w:spacing w:before="100" w:beforeAutospacing="1" w:after="100" w:afterAutospacing="1" w:line="240" w:lineRule="auto"/>
-        <w:rPr>
-          <w:rFonts w:ascii="Times New Roman" w:eastAsia="Times New Roman" w:hAnsi="Times New Roman" w:cs="Times New Roman"/>
-          <w:kern w:val="0"/>
+        <w:spacing w:before="280" w:after="280" w:line="240" w:lineRule="auto"/>
+        <w:rPr>
+          <w:rFonts w:ascii="Times New Roman" w:eastAsia="Times New Roman" w:hAnsi="Times New Roman" w:cs="Times New Roman"/>
+          <w:b/>
+          <w:bCs/>
           <w:sz w:val="24"/>
           <w:szCs w:val="24"/>
         </w:rPr>
@@ -326,49 +225,50 @@
       <w:r>
         <w:rPr>
           <w:rFonts w:ascii="Times New Roman" w:eastAsia="Times New Roman" w:hAnsi="Times New Roman" w:cs="Times New Roman"/>
-          <w:kern w:val="0"/>
-          <w:sz w:val="24"/>
-          <w:szCs w:val="24"/>
-        </w:rPr>
-        <w:t>Balanced coverage: no over-emphasis on one section at the expense of others.</w:t>
+          <w:bCs/>
+          <w:sz w:val="24"/>
+          <w:szCs w:val="24"/>
+        </w:rPr>
+        <w:t>Flag if sub-points/arguments in the outline are merely descriptive and lack analytical depth.</w:t>
       </w:r>
     </w:p>
     <w:p>
       <w:pPr>
+        <w:pStyle w:val="Normal1"/>
         <w:numPr>
-          <w:ilvl w:val="0"/>
-          <w:numId w:val="16"/>
+          <w:ilvl w:val="1"/>
+          <w:numId w:val="28"/>
         </w:numPr>
-        <w:spacing w:before="100" w:beforeAutospacing="1" w:after="100" w:afterAutospacing="1" w:line="240" w:lineRule="auto"/>
-        <w:rPr>
-          <w:rFonts w:ascii="Times New Roman" w:eastAsia="Times New Roman" w:hAnsi="Times New Roman" w:cs="Times New Roman"/>
-          <w:kern w:val="0"/>
-          <w:sz w:val="24"/>
-          <w:szCs w:val="24"/>
-        </w:rPr>
-      </w:pPr>
-      <w:r>
+        <w:spacing w:before="280" w:after="280" w:line="240" w:lineRule="auto"/>
         <w:rPr>
           <w:rFonts w:ascii="Times New Roman" w:eastAsia="Times New Roman" w:hAnsi="Times New Roman" w:cs="Times New Roman"/>
           <w:b/>
           <w:bCs/>
-          <w:kern w:val="0"/>
-          <w:sz w:val="24"/>
-          <w:szCs w:val="24"/>
-        </w:rPr>
-        <w:t>Comprehensiveness &amp; Coverage</w:t>
+          <w:sz w:val="24"/>
+          <w:szCs w:val="24"/>
+        </w:rPr>
+      </w:pPr>
+      <w:r>
+        <w:rPr>
+          <w:rFonts w:ascii="Times New Roman" w:eastAsia="Times New Roman" w:hAnsi="Times New Roman" w:cs="Times New Roman"/>
+          <w:sz w:val="24"/>
+          <w:szCs w:val="24"/>
+        </w:rPr>
+        <w:t>Flag if any supporting detail/case study is irrelevant.</w:t>
       </w:r>
     </w:p>
     <w:p>
       <w:pPr>
+        <w:pStyle w:val="Normal1"/>
         <w:numPr>
           <w:ilvl w:val="1"/>
-          <w:numId w:val="16"/>
+          <w:numId w:val="28"/>
         </w:numPr>
-        <w:spacing w:before="100" w:beforeAutospacing="1" w:after="100" w:afterAutospacing="1" w:line="240" w:lineRule="auto"/>
-        <w:rPr>
-          <w:rFonts w:ascii="Times New Roman" w:eastAsia="Times New Roman" w:hAnsi="Times New Roman" w:cs="Times New Roman"/>
-          <w:kern w:val="0"/>
+        <w:spacing w:before="280" w:after="280" w:line="240" w:lineRule="auto"/>
+        <w:rPr>
+          <w:rFonts w:ascii="Times New Roman" w:eastAsia="Times New Roman" w:hAnsi="Times New Roman" w:cs="Times New Roman"/>
+          <w:b/>
+          <w:bCs/>
           <w:sz w:val="24"/>
           <w:szCs w:val="24"/>
         </w:rPr>
@@ -376,23 +276,25 @@
       <w:r>
         <w:rPr>
           <w:rFonts w:ascii="Times New Roman" w:eastAsia="Times New Roman" w:hAnsi="Times New Roman" w:cs="Times New Roman"/>
-          <w:kern w:val="0"/>
-          <w:sz w:val="24"/>
-          <w:szCs w:val="24"/>
-        </w:rPr>
-        <w:t>Covers all major aspects required by the topic (e.g., benefits, causes, impediments, solutions, counter-views if relevant).</w:t>
+          <w:bCs/>
+          <w:sz w:val="24"/>
+          <w:szCs w:val="24"/>
+        </w:rPr>
+        <w:t>Flag if the outline does not cover all major aspects required by the topic.</w:t>
       </w:r>
     </w:p>
     <w:p>
       <w:pPr>
+        <w:pStyle w:val="Normal1"/>
         <w:numPr>
           <w:ilvl w:val="1"/>
-          <w:numId w:val="16"/>
+          <w:numId w:val="28"/>
         </w:numPr>
-        <w:spacing w:before="100" w:beforeAutospacing="1" w:after="100" w:afterAutospacing="1" w:line="240" w:lineRule="auto"/>
-        <w:rPr>
-          <w:rFonts w:ascii="Times New Roman" w:eastAsia="Times New Roman" w:hAnsi="Times New Roman" w:cs="Times New Roman"/>
-          <w:kern w:val="0"/>
+        <w:spacing w:before="280" w:after="280" w:line="240" w:lineRule="auto"/>
+        <w:rPr>
+          <w:rFonts w:ascii="Times New Roman" w:eastAsia="Times New Roman" w:hAnsi="Times New Roman" w:cs="Times New Roman"/>
+          <w:b/>
+          <w:bCs/>
           <w:sz w:val="24"/>
           <w:szCs w:val="24"/>
         </w:rPr>
@@ -400,206 +302,241 @@
       <w:r>
         <w:rPr>
           <w:rFonts w:ascii="Times New Roman" w:eastAsia="Times New Roman" w:hAnsi="Times New Roman" w:cs="Times New Roman"/>
-          <w:kern w:val="0"/>
-          <w:sz w:val="24"/>
-          <w:szCs w:val="24"/>
-        </w:rPr>
-        <w:t>Includes necessary dimensions: historical, contemporary, national, global, societal, political, etc., as demanded.</w:t>
+          <w:bCs/>
+          <w:sz w:val="24"/>
+          <w:szCs w:val="24"/>
+        </w:rPr>
+        <w:t xml:space="preserve">Flag if there is </w:t>
+      </w:r>
+      <w:r>
+        <w:rPr>
+          <w:rFonts w:ascii="Times New Roman" w:eastAsia="Times New Roman" w:hAnsi="Times New Roman" w:cs="Times New Roman"/>
+          <w:sz w:val="24"/>
+          <w:szCs w:val="24"/>
+        </w:rPr>
+        <w:t>over-emphasis on one section at the expense of others.</w:t>
       </w:r>
     </w:p>
     <w:p>
       <w:pPr>
+        <w:pStyle w:val="Normal1"/>
         <w:numPr>
-          <w:ilvl w:val="1"/>
-          <w:numId w:val="16"/>
+          <w:ilvl w:val="0"/>
+          <w:numId w:val="28"/>
         </w:numPr>
-        <w:spacing w:before="100" w:beforeAutospacing="1" w:after="100" w:afterAutospacing="1" w:line="240" w:lineRule="auto"/>
-        <w:rPr>
-          <w:rFonts w:ascii="Times New Roman" w:eastAsia="Times New Roman" w:hAnsi="Times New Roman" w:cs="Times New Roman"/>
-          <w:kern w:val="0"/>
-          <w:sz w:val="24"/>
-          <w:szCs w:val="24"/>
+        <w:pBdr>
+          <w:top w:val="nil"/>
+          <w:left w:val="nil"/>
+          <w:bottom w:val="nil"/>
+          <w:right w:val="nil"/>
+          <w:between w:val="nil"/>
+        </w:pBdr>
+        <w:spacing w:before="280" w:after="280" w:line="240" w:lineRule="auto"/>
+        <w:rPr>
+          <w:rFonts w:ascii="Times New Roman" w:eastAsia="Times New Roman" w:hAnsi="Times New Roman" w:cs="Times New Roman"/>
+          <w:b/>
+          <w:bCs/>
+          <w:color w:val="000000"/>
+          <w:sz w:val="36"/>
+          <w:szCs w:val="36"/>
         </w:rPr>
       </w:pPr>
       <w:r>
         <w:rPr>
           <w:rFonts w:ascii="Times New Roman" w:eastAsia="Times New Roman" w:hAnsi="Times New Roman" w:cs="Times New Roman"/>
-          <w:kern w:val="0"/>
-          <w:sz w:val="24"/>
-          <w:szCs w:val="24"/>
-        </w:rPr>
-        <w:t>No critical omissions.</w:t>
+          <w:b/>
+          <w:bCs/>
+          <w:color w:val="000000"/>
+          <w:sz w:val="36"/>
+          <w:szCs w:val="36"/>
+        </w:rPr>
+        <w:t>INTRODUCTION</w:t>
       </w:r>
     </w:p>
     <w:p>
       <w:pPr>
+        <w:pStyle w:val="Normal1"/>
         <w:numPr>
           <w:ilvl w:val="0"/>
-          <w:numId w:val="16"/>
+          <w:numId w:val="21"/>
         </w:numPr>
-        <w:spacing w:before="100" w:beforeAutospacing="1" w:after="100" w:afterAutospacing="1" w:line="240" w:lineRule="auto"/>
-        <w:rPr>
-          <w:rFonts w:ascii="Times New Roman" w:eastAsia="Times New Roman" w:hAnsi="Times New Roman" w:cs="Times New Roman"/>
-          <w:kern w:val="0"/>
-          <w:sz w:val="24"/>
-          <w:szCs w:val="24"/>
-        </w:rPr>
+        <w:pBdr>
+          <w:top w:val="nil"/>
+          <w:left w:val="nil"/>
+          <w:bottom w:val="nil"/>
+          <w:right w:val="nil"/>
+          <w:between w:val="nil"/>
+        </w:pBdr>
+        <w:spacing w:line="240" w:lineRule="auto"/>
       </w:pPr>
       <w:r>
         <w:rPr>
           <w:rFonts w:ascii="Times New Roman" w:eastAsia="Times New Roman" w:hAnsi="Times New Roman" w:cs="Times New Roman"/>
-          <w:b/>
-          <w:bCs/>
-          <w:kern w:val="0"/>
-          <w:sz w:val="24"/>
-          <w:szCs w:val="24"/>
-        </w:rPr>
-        <w:t>Balance &amp; Proportion</w:t>
+          <w:color w:val="000000"/>
+          <w:sz w:val="24"/>
+          <w:szCs w:val="24"/>
+        </w:rPr>
+        <w:t>Flag if the introduction does not begin from the first sentence by addressing the question's key terms, core concepts and main topics.</w:t>
       </w:r>
     </w:p>
     <w:p>
       <w:pPr>
+        <w:pStyle w:val="Normal1"/>
         <w:numPr>
-          <w:ilvl w:val="1"/>
-          <w:numId w:val="16"/>
+          <w:ilvl w:val="0"/>
+          <w:numId w:val="21"/>
         </w:numPr>
-        <w:spacing w:before="100" w:beforeAutospacing="1" w:after="100" w:afterAutospacing="1" w:line="240" w:lineRule="auto"/>
-        <w:rPr>
-          <w:rFonts w:ascii="Times New Roman" w:eastAsia="Times New Roman" w:hAnsi="Times New Roman" w:cs="Times New Roman"/>
-          <w:kern w:val="0"/>
-          <w:sz w:val="24"/>
-          <w:szCs w:val="24"/>
-        </w:rPr>
+        <w:pBdr>
+          <w:top w:val="nil"/>
+          <w:left w:val="nil"/>
+          <w:bottom w:val="nil"/>
+          <w:right w:val="nil"/>
+          <w:between w:val="nil"/>
+        </w:pBdr>
+        <w:spacing w:line="240" w:lineRule="auto"/>
       </w:pPr>
       <w:r>
         <w:rPr>
           <w:rFonts w:ascii="Times New Roman" w:eastAsia="Times New Roman" w:hAnsi="Times New Roman" w:cs="Times New Roman"/>
-          <w:kern w:val="0"/>
-          <w:sz w:val="24"/>
-          <w:szCs w:val="24"/>
-        </w:rPr>
-        <w:t>Sections are proportionally distributed (major arguments get adequate sub-points).</w:t>
+          <w:color w:val="000000"/>
+          <w:sz w:val="24"/>
+          <w:szCs w:val="24"/>
+        </w:rPr>
+        <w:t>Flag if the introduction is not relevant to the essay statement, and does not demonstrate correct interpretation and depth of understanding.</w:t>
       </w:r>
     </w:p>
     <w:p>
       <w:pPr>
+        <w:pStyle w:val="Normal1"/>
         <w:numPr>
-          <w:ilvl w:val="1"/>
-          <w:numId w:val="16"/>
+          <w:ilvl w:val="0"/>
+          <w:numId w:val="21"/>
         </w:numPr>
-        <w:spacing w:before="100" w:beforeAutospacing="1" w:after="100" w:afterAutospacing="1" w:line="240" w:lineRule="auto"/>
-        <w:rPr>
-          <w:rFonts w:ascii="Times New Roman" w:eastAsia="Times New Roman" w:hAnsi="Times New Roman" w:cs="Times New Roman"/>
-          <w:kern w:val="0"/>
-          <w:sz w:val="24"/>
-          <w:szCs w:val="24"/>
-        </w:rPr>
+        <w:pBdr>
+          <w:top w:val="nil"/>
+          <w:left w:val="nil"/>
+          <w:bottom w:val="nil"/>
+          <w:right w:val="nil"/>
+          <w:between w:val="nil"/>
+        </w:pBdr>
+        <w:spacing w:line="240" w:lineRule="auto"/>
       </w:pPr>
       <w:r>
         <w:rPr>
           <w:rFonts w:ascii="Times New Roman" w:eastAsia="Times New Roman" w:hAnsi="Times New Roman" w:cs="Times New Roman"/>
-          <w:kern w:val="0"/>
-          <w:sz w:val="24"/>
-          <w:szCs w:val="24"/>
-        </w:rPr>
-        <w:t>Avoids overly long lists in one area and skimpy treatment in others.</w:t>
+          <w:color w:val="000000"/>
+          <w:sz w:val="24"/>
+          <w:szCs w:val="24"/>
+        </w:rPr>
+        <w:t>Flag if the introduction incorporates unrelated anecdotes, metaphors, historical overviews, or background details not essential to framing the response.</w:t>
       </w:r>
     </w:p>
     <w:p>
       <w:pPr>
+        <w:pStyle w:val="Normal1"/>
         <w:numPr>
-          <w:ilvl w:val="1"/>
-          <w:numId w:val="16"/>
+          <w:ilvl w:val="0"/>
+          <w:numId w:val="21"/>
         </w:numPr>
-        <w:spacing w:before="100" w:beforeAutospacing="1" w:after="100" w:afterAutospacing="1" w:line="240" w:lineRule="auto"/>
-        <w:rPr>
-          <w:rFonts w:ascii="Times New Roman" w:eastAsia="Times New Roman" w:hAnsi="Times New Roman" w:cs="Times New Roman"/>
-          <w:kern w:val="0"/>
-          <w:sz w:val="24"/>
-          <w:szCs w:val="24"/>
-        </w:rPr>
+        <w:pBdr>
+          <w:top w:val="nil"/>
+          <w:left w:val="nil"/>
+          <w:bottom w:val="nil"/>
+          <w:right w:val="nil"/>
+          <w:between w:val="nil"/>
+        </w:pBdr>
+        <w:spacing w:line="240" w:lineRule="auto"/>
       </w:pPr>
       <w:r>
         <w:rPr>
           <w:rFonts w:ascii="Times New Roman" w:eastAsia="Times New Roman" w:hAnsi="Times New Roman" w:cs="Times New Roman"/>
-          <w:kern w:val="0"/>
-          <w:sz w:val="24"/>
-          <w:szCs w:val="24"/>
-        </w:rPr>
-        <w:t>Shows maturity in allocating space to significant ideas.</w:t>
+          <w:color w:val="000000"/>
+          <w:sz w:val="24"/>
+          <w:szCs w:val="24"/>
+        </w:rPr>
+        <w:t>Flag if the introduction does not provide a concise overview of the main arguments, sections, or key points to be covered.</w:t>
       </w:r>
     </w:p>
     <w:p>
       <w:pPr>
+        <w:pStyle w:val="Normal1"/>
         <w:numPr>
           <w:ilvl w:val="0"/>
-          <w:numId w:val="16"/>
+          <w:numId w:val="21"/>
         </w:numPr>
-        <w:spacing w:before="100" w:beforeAutospacing="1" w:after="100" w:afterAutospacing="1" w:line="240" w:lineRule="auto"/>
-        <w:rPr>
-          <w:rFonts w:ascii="Times New Roman" w:eastAsia="Times New Roman" w:hAnsi="Times New Roman" w:cs="Times New Roman"/>
-          <w:kern w:val="0"/>
-          <w:sz w:val="24"/>
-          <w:szCs w:val="24"/>
-        </w:rPr>
+        <w:pBdr>
+          <w:top w:val="nil"/>
+          <w:left w:val="nil"/>
+          <w:bottom w:val="nil"/>
+          <w:right w:val="nil"/>
+          <w:between w:val="nil"/>
+        </w:pBdr>
+        <w:spacing w:line="240" w:lineRule="auto"/>
       </w:pPr>
       <w:r>
         <w:rPr>
           <w:rFonts w:ascii="Times New Roman" w:eastAsia="Times New Roman" w:hAnsi="Times New Roman" w:cs="Times New Roman"/>
-          <w:b/>
-          <w:bCs/>
-          <w:kern w:val="0"/>
-          <w:sz w:val="24"/>
-          <w:szCs w:val="24"/>
-        </w:rPr>
-        <w:t>Originality &amp; Analytical Depth in Heading</w:t>
-      </w:r>
-      <w:r>
-        <w:rPr>
-          <w:rFonts w:ascii="Times New Roman" w:eastAsia="Times New Roman" w:hAnsi="Times New Roman" w:cs="Times New Roman"/>
-          <w:b/>
-          <w:bCs/>
-          <w:kern w:val="0"/>
-          <w:sz w:val="24"/>
-          <w:szCs w:val="24"/>
-        </w:rPr>
-        <w:t>s</w:t>
+          <w:color w:val="000000"/>
+          <w:sz w:val="24"/>
+          <w:szCs w:val="24"/>
+        </w:rPr>
+        <w:t>Flag if the introduction does not explicitly state the stance or thesis.</w:t>
       </w:r>
     </w:p>
     <w:p>
       <w:pPr>
+        <w:pStyle w:val="Normal1"/>
         <w:numPr>
-          <w:ilvl w:val="1"/>
-          <w:numId w:val="16"/>
+          <w:ilvl w:val="0"/>
+          <w:numId w:val="28"/>
         </w:numPr>
-        <w:spacing w:before="100" w:beforeAutospacing="1" w:after="100" w:afterAutospacing="1" w:line="240" w:lineRule="auto"/>
-        <w:rPr>
-          <w:rFonts w:ascii="Times New Roman" w:eastAsia="Times New Roman" w:hAnsi="Times New Roman" w:cs="Times New Roman"/>
-          <w:kern w:val="0"/>
-          <w:sz w:val="24"/>
-          <w:szCs w:val="24"/>
+        <w:pBdr>
+          <w:top w:val="nil"/>
+          <w:left w:val="nil"/>
+          <w:bottom w:val="nil"/>
+          <w:right w:val="nil"/>
+          <w:between w:val="nil"/>
+        </w:pBdr>
+        <w:spacing w:line="240" w:lineRule="auto"/>
+        <w:rPr>
+          <w:rFonts w:ascii="Times New Roman" w:eastAsia="Times New Roman" w:hAnsi="Times New Roman" w:cs="Times New Roman"/>
+          <w:b/>
+          <w:bCs/>
+          <w:color w:val="000000"/>
+          <w:sz w:val="36"/>
+          <w:szCs w:val="36"/>
         </w:rPr>
       </w:pPr>
       <w:r>
         <w:rPr>
           <w:rFonts w:ascii="Times New Roman" w:eastAsia="Times New Roman" w:hAnsi="Times New Roman" w:cs="Times New Roman"/>
-          <w:kern w:val="0"/>
-          <w:sz w:val="24"/>
-          <w:szCs w:val="24"/>
-        </w:rPr>
-        <w:t>Headings/sub-headings reflect analytical thinking rather than generic or memorized phrases.</w:t>
+          <w:b/>
+          <w:bCs/>
+          <w:color w:val="000000"/>
+          <w:sz w:val="36"/>
+          <w:szCs w:val="36"/>
+        </w:rPr>
+        <w:t>LOGICAL FLOW OF A PARAGRAPH</w:t>
       </w:r>
     </w:p>
     <w:p>
       <w:pPr>
+        <w:pStyle w:val="Normal1"/>
         <w:numPr>
-          <w:ilvl w:val="1"/>
-          <w:numId w:val="16"/>
+          <w:ilvl w:val="0"/>
+          <w:numId w:val="26"/>
         </w:numPr>
-        <w:spacing w:before="100" w:beforeAutospacing="1" w:after="100" w:afterAutospacing="1" w:line="240" w:lineRule="auto"/>
-        <w:rPr>
-          <w:rFonts w:ascii="Times New Roman" w:eastAsia="Times New Roman" w:hAnsi="Times New Roman" w:cs="Times New Roman"/>
-          <w:kern w:val="0"/>
+        <w:pBdr>
+          <w:top w:val="nil"/>
+          <w:left w:val="nil"/>
+          <w:bottom w:val="nil"/>
+          <w:right w:val="nil"/>
+          <w:between w:val="nil"/>
+        </w:pBdr>
+        <w:spacing w:after="0" w:line="240" w:lineRule="auto"/>
+        <w:rPr>
+          <w:rFonts w:ascii="Times New Roman" w:eastAsia="Times New Roman" w:hAnsi="Times New Roman" w:cs="Times New Roman"/>
+          <w:color w:val="000000"/>
           <w:sz w:val="24"/>
           <w:szCs w:val="24"/>
         </w:rPr>
@@ -607,123 +544,70 @@
       <w:r>
         <w:rPr>
           <w:rFonts w:ascii="Times New Roman" w:eastAsia="Times New Roman" w:hAnsi="Times New Roman" w:cs="Times New Roman"/>
-          <w:kern w:val="0"/>
-          <w:sz w:val="24"/>
-          <w:szCs w:val="24"/>
-        </w:rPr>
-        <w:t>Moves beyond simple description.</w:t>
+          <w:bCs/>
+          <w:color w:val="000000"/>
+          <w:sz w:val="24"/>
+          <w:szCs w:val="24"/>
+        </w:rPr>
+        <w:t>If the paragraph does not start with a topic sentence, flag it.</w:t>
       </w:r>
     </w:p>
     <w:p>
       <w:pPr>
+        <w:pStyle w:val="Normal1"/>
         <w:numPr>
-          <w:ilvl w:val="1"/>
-          <w:numId w:val="16"/>
+          <w:ilvl w:val="0"/>
+          <w:numId w:val="26"/>
         </w:numPr>
-        <w:spacing w:before="100" w:beforeAutospacing="1" w:after="100" w:afterAutospacing="1" w:line="240" w:lineRule="auto"/>
-        <w:rPr>
-          <w:rFonts w:ascii="Times New Roman" w:eastAsia="Times New Roman" w:hAnsi="Times New Roman" w:cs="Times New Roman"/>
-          <w:kern w:val="0"/>
-          <w:sz w:val="24"/>
-          <w:szCs w:val="24"/>
-        </w:rPr>
+        <w:spacing w:after="280" w:line="240" w:lineRule="auto"/>
       </w:pPr>
       <w:r>
         <w:rPr>
           <w:rFonts w:ascii="Times New Roman" w:eastAsia="Times New Roman" w:hAnsi="Times New Roman" w:cs="Times New Roman"/>
-          <w:kern w:val="0"/>
-          <w:sz w:val="24"/>
-          <w:szCs w:val="24"/>
-        </w:rPr>
-        <w:t>Hints at critical approach (e.g., includes limitations, counter-arguments, or forward-looking solutions).</w:t>
+          <w:bCs/>
+          <w:color w:val="000000"/>
+          <w:sz w:val="24"/>
+          <w:szCs w:val="24"/>
+        </w:rPr>
+        <w:t xml:space="preserve">Flag if the connectors between paragraphs are missing; </w:t>
       </w:r>
     </w:p>
     <w:p>
       <w:pPr>
+        <w:pStyle w:val="Normal1"/>
         <w:numPr>
           <w:ilvl w:val="0"/>
-          <w:numId w:val="16"/>
+          <w:numId w:val="26"/>
         </w:numPr>
-        <w:spacing w:before="100" w:beforeAutospacing="1" w:after="100" w:afterAutospacing="1" w:line="240" w:lineRule="auto"/>
-        <w:rPr>
-          <w:rFonts w:ascii="Times New Roman" w:eastAsia="Times New Roman" w:hAnsi="Times New Roman" w:cs="Times New Roman"/>
-          <w:kern w:val="0"/>
-          <w:sz w:val="24"/>
-          <w:szCs w:val="24"/>
-        </w:rPr>
+        <w:spacing w:after="280" w:line="240" w:lineRule="auto"/>
       </w:pPr>
       <w:r>
         <w:rPr>
           <w:rFonts w:ascii="Times New Roman" w:eastAsia="Times New Roman" w:hAnsi="Times New Roman" w:cs="Times New Roman"/>
-          <w:b/>
-          <w:bCs/>
-          <w:kern w:val="0"/>
-          <w:sz w:val="24"/>
-          <w:szCs w:val="24"/>
-        </w:rPr>
-        <w:t>Clarity, Precision &amp; Presentation</w:t>
-      </w:r>
-    </w:p>
-    <w:p>
-      <w:pPr>
-        <w:numPr>
-          <w:ilvl w:val="1"/>
-          <w:numId w:val="16"/>
-        </w:numPr>
-        <w:spacing w:before="100" w:beforeAutospacing="1" w:after="100" w:afterAutospacing="1" w:line="240" w:lineRule="auto"/>
-        <w:rPr>
-          <w:rFonts w:ascii="Times New Roman" w:eastAsia="Times New Roman" w:hAnsi="Times New Roman" w:cs="Times New Roman"/>
-          <w:kern w:val="0"/>
-          <w:sz w:val="24"/>
-          <w:szCs w:val="24"/>
-        </w:rPr>
-      </w:pPr>
-      <w:r>
-        <w:rPr>
-          <w:rFonts w:ascii="Times New Roman" w:eastAsia="Times New Roman" w:hAnsi="Times New Roman" w:cs="Times New Roman"/>
-          <w:kern w:val="0"/>
-          <w:sz w:val="24"/>
-          <w:szCs w:val="24"/>
-        </w:rPr>
-        <w:t>Headings are concise, grammatically correct, and properly numbered/roman-numeral led.</w:t>
-      </w:r>
-    </w:p>
-    <w:p>
-      <w:pPr>
-        <w:numPr>
-          <w:ilvl w:val="1"/>
-          <w:numId w:val="16"/>
-        </w:numPr>
-        <w:spacing w:before="100" w:beforeAutospacing="1" w:after="100" w:afterAutospacing="1" w:line="240" w:lineRule="auto"/>
-        <w:rPr>
-          <w:rFonts w:ascii="Times New Roman" w:eastAsia="Times New Roman" w:hAnsi="Times New Roman" w:cs="Times New Roman"/>
-          <w:kern w:val="0"/>
-          <w:sz w:val="24"/>
-          <w:szCs w:val="24"/>
-        </w:rPr>
-      </w:pPr>
-      <w:r>
-        <w:rPr>
-          <w:rFonts w:ascii="Times New Roman" w:eastAsia="Times New Roman" w:hAnsi="Times New Roman" w:cs="Times New Roman"/>
-          <w:kern w:val="0"/>
-          <w:sz w:val="24"/>
-          <w:szCs w:val="24"/>
-        </w:rPr>
-        <w:t xml:space="preserve">Consistent </w:t>
+          <w:sz w:val="24"/>
+          <w:szCs w:val="24"/>
+        </w:rPr>
+        <w:t>F</w:t>
       </w:r>
       <w:r>
         <w:rPr>
           <w:rFonts w:ascii="Times New Roman" w:eastAsia="Times New Roman" w:hAnsi="Times New Roman" w:cs="Times New Roman"/>
-          <w:kern w:val="0"/>
-          <w:sz w:val="24"/>
-          <w:szCs w:val="24"/>
-        </w:rPr>
-        <w:t>formatting; no spelling errors</w:t>
+          <w:sz w:val="24"/>
+          <w:szCs w:val="24"/>
+        </w:rPr>
+        <w:t>lag any abrupt jumps</w:t>
       </w:r>
       <w:r>
         <w:rPr>
           <w:rFonts w:ascii="Times New Roman" w:eastAsia="Times New Roman" w:hAnsi="Times New Roman" w:cs="Times New Roman"/>
-          <w:kern w:val="0"/>
+          <w:sz w:val="24"/>
+          <w:szCs w:val="24"/>
+        </w:rPr>
+        <w:t xml:space="preserve"> between paragraphs</w:t>
+      </w:r>
+      <w:r>
+        <w:rPr>
+          <w:rFonts w:ascii="Times New Roman" w:eastAsia="Times New Roman" w:hAnsi="Times New Roman" w:cs="Times New Roman"/>
           <w:sz w:val="24"/>
           <w:szCs w:val="24"/>
         </w:rPr>
@@ -732,37 +616,40 @@
     </w:p>
     <w:p>
       <w:pPr>
+        <w:pStyle w:val="Normal1"/>
         <w:numPr>
-          <w:ilvl w:val="1"/>
-          <w:numId w:val="16"/>
+          <w:ilvl w:val="0"/>
+          <w:numId w:val="26"/>
         </w:numPr>
-        <w:spacing w:before="100" w:beforeAutospacing="1" w:after="100" w:afterAutospacing="1" w:line="240" w:lineRule="auto"/>
-        <w:rPr>
-          <w:rFonts w:ascii="Times New Roman" w:eastAsia="Times New Roman" w:hAnsi="Times New Roman" w:cs="Times New Roman"/>
-          <w:kern w:val="0"/>
-          <w:sz w:val="24"/>
-          <w:szCs w:val="24"/>
-        </w:rPr>
+        <w:spacing w:after="280" w:line="240" w:lineRule="auto"/>
       </w:pPr>
       <w:r>
         <w:rPr>
           <w:rFonts w:ascii="Times New Roman" w:eastAsia="Times New Roman" w:hAnsi="Times New Roman" w:cs="Times New Roman"/>
-          <w:kern w:val="0"/>
-          <w:sz w:val="24"/>
-          <w:szCs w:val="24"/>
-        </w:rPr>
-        <w:t>Easy to follow and visually neat.</w:t>
+          <w:sz w:val="24"/>
+          <w:szCs w:val="24"/>
+        </w:rPr>
+        <w:t>Flag heavy repetition of basic connectors or complete absence of transitions.</w:t>
       </w:r>
     </w:p>
     <w:p>
       <w:pPr>
-        <w:spacing w:before="100" w:beforeAutospacing="1" w:after="100" w:afterAutospacing="1" w:line="240" w:lineRule="auto"/>
-        <w:outlineLvl w:val="3"/>
-        <w:rPr>
-          <w:rFonts w:ascii="Times New Roman" w:eastAsia="Times New Roman" w:hAnsi="Times New Roman" w:cs="Times New Roman"/>
-          <w:b/>
-          <w:bCs/>
-          <w:kern w:val="0"/>
+        <w:pStyle w:val="Normal1"/>
+        <w:numPr>
+          <w:ilvl w:val="0"/>
+          <w:numId w:val="26"/>
+        </w:numPr>
+        <w:pBdr>
+          <w:top w:val="nil"/>
+          <w:left w:val="nil"/>
+          <w:bottom w:val="nil"/>
+          <w:right w:val="nil"/>
+          <w:between w:val="nil"/>
+        </w:pBdr>
+        <w:spacing w:after="0" w:line="240" w:lineRule="auto"/>
+        <w:rPr>
+          <w:rFonts w:ascii="Times New Roman" w:eastAsia="Times New Roman" w:hAnsi="Times New Roman" w:cs="Times New Roman"/>
+          <w:color w:val="000000"/>
           <w:sz w:val="24"/>
           <w:szCs w:val="24"/>
         </w:rPr>
@@ -770,25 +657,30 @@
       <w:r>
         <w:rPr>
           <w:rFonts w:ascii="Times New Roman" w:eastAsia="Times New Roman" w:hAnsi="Times New Roman" w:cs="Times New Roman"/>
-          <w:b/>
-          <w:bCs/>
-          <w:kern w:val="0"/>
-          <w:sz w:val="24"/>
-          <w:szCs w:val="24"/>
-        </w:rPr>
-        <w:t>Common Reasons for Deductions</w:t>
+          <w:sz w:val="24"/>
+          <w:szCs w:val="24"/>
+        </w:rPr>
+        <w:t>Flag if more than one idea is discussed in the paragraph.</w:t>
       </w:r>
     </w:p>
     <w:p>
       <w:pPr>
+        <w:pStyle w:val="Normal1"/>
         <w:numPr>
           <w:ilvl w:val="0"/>
-          <w:numId w:val="18"/>
+          <w:numId w:val="26"/>
         </w:numPr>
-        <w:spacing w:before="100" w:beforeAutospacing="1" w:after="100" w:afterAutospacing="1" w:line="240" w:lineRule="auto"/>
-        <w:rPr>
-          <w:rFonts w:ascii="Times New Roman" w:eastAsia="Times New Roman" w:hAnsi="Times New Roman" w:cs="Times New Roman"/>
-          <w:kern w:val="0"/>
+        <w:pBdr>
+          <w:top w:val="nil"/>
+          <w:left w:val="nil"/>
+          <w:bottom w:val="nil"/>
+          <w:right w:val="nil"/>
+          <w:between w:val="nil"/>
+        </w:pBdr>
+        <w:spacing w:after="0" w:line="240" w:lineRule="auto"/>
+        <w:rPr>
+          <w:rFonts w:ascii="Times New Roman" w:eastAsia="Times New Roman" w:hAnsi="Times New Roman" w:cs="Times New Roman"/>
+          <w:color w:val="000000"/>
           <w:sz w:val="24"/>
           <w:szCs w:val="24"/>
         </w:rPr>
@@ -796,23 +688,30 @@
       <w:r>
         <w:rPr>
           <w:rFonts w:ascii="Times New Roman" w:eastAsia="Times New Roman" w:hAnsi="Times New Roman" w:cs="Times New Roman"/>
-          <w:kern w:val="0"/>
-          <w:sz w:val="24"/>
-          <w:szCs w:val="24"/>
-        </w:rPr>
-        <w:t>Overly simplistic or bullet-point style without hierarchy.</w:t>
+          <w:sz w:val="24"/>
+          <w:szCs w:val="24"/>
+        </w:rPr>
+        <w:t xml:space="preserve">Flag if the paragraph ends abruptly. </w:t>
       </w:r>
     </w:p>
     <w:p>
       <w:pPr>
+        <w:pStyle w:val="Normal1"/>
         <w:numPr>
           <w:ilvl w:val="0"/>
-          <w:numId w:val="18"/>
+          <w:numId w:val="26"/>
         </w:numPr>
-        <w:spacing w:before="100" w:beforeAutospacing="1" w:after="100" w:afterAutospacing="1" w:line="240" w:lineRule="auto"/>
-        <w:rPr>
-          <w:rFonts w:ascii="Times New Roman" w:eastAsia="Times New Roman" w:hAnsi="Times New Roman" w:cs="Times New Roman"/>
-          <w:kern w:val="0"/>
+        <w:pBdr>
+          <w:top w:val="nil"/>
+          <w:left w:val="nil"/>
+          <w:bottom w:val="nil"/>
+          <w:right w:val="nil"/>
+          <w:between w:val="nil"/>
+        </w:pBdr>
+        <w:spacing w:after="0" w:line="240" w:lineRule="auto"/>
+        <w:rPr>
+          <w:rFonts w:ascii="Times New Roman" w:eastAsia="Times New Roman" w:hAnsi="Times New Roman" w:cs="Times New Roman"/>
+          <w:color w:val="000000"/>
           <w:sz w:val="24"/>
           <w:szCs w:val="24"/>
         </w:rPr>
@@ -820,99 +719,33 @@
       <w:r>
         <w:rPr>
           <w:rFonts w:ascii="Times New Roman" w:eastAsia="Times New Roman" w:hAnsi="Times New Roman" w:cs="Times New Roman"/>
-          <w:kern w:val="0"/>
-          <w:sz w:val="24"/>
-          <w:szCs w:val="24"/>
-        </w:rPr>
-        <w:t>Mismatch between outline headings and actual essay content (if cross-checked).</w:t>
+          <w:sz w:val="24"/>
+          <w:szCs w:val="24"/>
+        </w:rPr>
+        <w:lastRenderedPageBreak/>
+        <w:t>Flag abrupt ending, mere repetition, introduction of a new unrelated idea, or missing entirely.</w:t>
       </w:r>
     </w:p>
     <w:p>
       <w:pPr>
+        <w:pStyle w:val="Normal1"/>
         <w:numPr>
           <w:ilvl w:val="0"/>
-          <w:numId w:val="18"/>
+          <w:numId w:val="28"/>
         </w:numPr>
-        <w:spacing w:before="100" w:beforeAutospacing="1" w:after="100" w:afterAutospacing="1" w:line="240" w:lineRule="auto"/>
-        <w:rPr>
-          <w:rFonts w:ascii="Times New Roman" w:eastAsia="Times New Roman" w:hAnsi="Times New Roman" w:cs="Times New Roman"/>
-          <w:kern w:val="0"/>
-          <w:sz w:val="24"/>
-          <w:szCs w:val="24"/>
-        </w:rPr>
-      </w:pPr>
-      <w:r>
-        <w:rPr>
-          <w:rFonts w:ascii="Times New Roman" w:eastAsia="Times New Roman" w:hAnsi="Times New Roman" w:cs="Times New Roman"/>
-          <w:kern w:val="0"/>
-          <w:sz w:val="24"/>
-          <w:szCs w:val="24"/>
-        </w:rPr>
-        <w:t>Inclusion of irrelevant or tangential points.</w:t>
-      </w:r>
-    </w:p>
-    <w:p>
-      <w:pPr>
-        <w:numPr>
-          <w:ilvl w:val="0"/>
-          <w:numId w:val="18"/>
-        </w:numPr>
-        <w:spacing w:before="100" w:beforeAutospacing="1" w:after="100" w:afterAutospacing="1" w:line="240" w:lineRule="auto"/>
-        <w:rPr>
-          <w:rFonts w:ascii="Times New Roman" w:eastAsia="Times New Roman" w:hAnsi="Times New Roman" w:cs="Times New Roman"/>
-          <w:kern w:val="0"/>
-          <w:sz w:val="24"/>
-          <w:szCs w:val="24"/>
-        </w:rPr>
-      </w:pPr>
-      <w:r>
-        <w:rPr>
-          <w:rFonts w:ascii="Times New Roman" w:eastAsia="Times New Roman" w:hAnsi="Times New Roman" w:cs="Times New Roman"/>
-          <w:kern w:val="0"/>
-          <w:sz w:val="24"/>
-          <w:szCs w:val="24"/>
-        </w:rPr>
-        <w:t>Repetitive sub-points under different headings.</w:t>
-      </w:r>
-    </w:p>
-    <w:p>
-      <w:pPr>
-        <w:numPr>
-          <w:ilvl w:val="0"/>
-          <w:numId w:val="18"/>
-        </w:numPr>
-        <w:spacing w:before="100" w:beforeAutospacing="1" w:after="100" w:afterAutospacing="1" w:line="240" w:lineRule="auto"/>
-        <w:rPr>
-          <w:rFonts w:ascii="Times New Roman" w:eastAsia="Times New Roman" w:hAnsi="Times New Roman" w:cs="Times New Roman"/>
-          <w:kern w:val="0"/>
-          <w:sz w:val="24"/>
-          <w:szCs w:val="24"/>
-        </w:rPr>
-      </w:pPr>
-      <w:r>
-        <w:rPr>
-          <w:rFonts w:ascii="Times New Roman" w:eastAsia="Times New Roman" w:hAnsi="Times New Roman" w:cs="Times New Roman"/>
-          <w:kern w:val="0"/>
-          <w:sz w:val="24"/>
-          <w:szCs w:val="24"/>
-        </w:rPr>
-        <w:t>Failure to address counter-views or solutions when topic requires balanced treatment.</w:t>
-      </w:r>
-    </w:p>
-    <w:p>
-      <w:pPr>
-        <w:pStyle w:val="ListParagraph"/>
-        <w:numPr>
-          <w:ilvl w:val="0"/>
-          <w:numId w:val="9"/>
-        </w:numPr>
-        <w:spacing w:before="100" w:beforeAutospacing="1" w:after="100" w:afterAutospacing="1" w:line="240" w:lineRule="auto"/>
-        <w:outlineLvl w:val="1"/>
+        <w:pBdr>
+          <w:top w:val="nil"/>
+          <w:left w:val="nil"/>
+          <w:bottom w:val="nil"/>
+          <w:right w:val="nil"/>
+          <w:between w:val="nil"/>
+        </w:pBdr>
+        <w:spacing w:before="280" w:after="0" w:line="240" w:lineRule="auto"/>
         <w:rPr>
           <w:rFonts w:ascii="Times New Roman" w:eastAsia="Times New Roman" w:hAnsi="Times New Roman" w:cs="Times New Roman"/>
           <w:b/>
           <w:bCs/>
-          <w:kern w:val="0"/>
+          <w:color w:val="000000"/>
           <w:sz w:val="36"/>
           <w:szCs w:val="36"/>
         </w:rPr>
@@ -922,777 +755,7 @@
           <w:rFonts w:ascii="Times New Roman" w:eastAsia="Times New Roman" w:hAnsi="Times New Roman" w:cs="Times New Roman"/>
           <w:b/>
           <w:bCs/>
-          <w:kern w:val="0"/>
-          <w:sz w:val="36"/>
-          <w:szCs w:val="36"/>
-        </w:rPr>
-        <w:lastRenderedPageBreak/>
-        <w:t>INTRODUCTION QUALITY</w:t>
-      </w:r>
-    </w:p>
-    <w:p>
-      <w:pPr>
-        <w:pStyle w:val="NormalWeb"/>
-        <w:numPr>
-          <w:ilvl w:val="0"/>
-          <w:numId w:val="10"/>
-        </w:numPr>
-      </w:pPr>
-      <w:r>
-        <w:t>The introduction should begin from the first sentence by addressing the question's key terms, core concepts and main topics.</w:t>
-      </w:r>
-    </w:p>
-    <w:p>
-      <w:pPr>
-        <w:pStyle w:val="NormalWeb"/>
-        <w:numPr>
-          <w:ilvl w:val="0"/>
-          <w:numId w:val="10"/>
-        </w:numPr>
-      </w:pPr>
-      <w:r>
-        <w:t>Demonstrate correct interpretation and depth of understanding.</w:t>
-      </w:r>
-    </w:p>
-    <w:p>
-      <w:pPr>
-        <w:pStyle w:val="NormalWeb"/>
-        <w:numPr>
-          <w:ilvl w:val="0"/>
-          <w:numId w:val="10"/>
-        </w:numPr>
-      </w:pPr>
-      <w:r>
-        <w:t>Define key terms if needed.</w:t>
-      </w:r>
-    </w:p>
-    <w:p>
-      <w:pPr>
-        <w:pStyle w:val="NormalWeb"/>
-        <w:numPr>
-          <w:ilvl w:val="0"/>
-          <w:numId w:val="10"/>
-        </w:numPr>
-      </w:pPr>
-      <w:r>
-        <w:t>It avoids unrelated anecdotes, metaphors, historical overviews, or background details not essential to framing the response.</w:t>
-      </w:r>
-    </w:p>
-    <w:p>
-      <w:pPr>
-        <w:pStyle w:val="NormalWeb"/>
-        <w:numPr>
-          <w:ilvl w:val="0"/>
-          <w:numId w:val="10"/>
-        </w:numPr>
-      </w:pPr>
-      <w:r>
-        <w:t>It demonstrates clear understanding by identifying and incorporating all parts of the question.</w:t>
-      </w:r>
-    </w:p>
-    <w:p>
-      <w:pPr>
-        <w:pStyle w:val="NormalWeb"/>
-        <w:numPr>
-          <w:ilvl w:val="0"/>
-          <w:numId w:val="10"/>
-        </w:numPr>
-      </w:pPr>
-      <w:r>
-        <w:t>It provides a concise overview of the main arguments, sections, or key points to be covered.</w:t>
-      </w:r>
-    </w:p>
-    <w:p>
-      <w:pPr>
-        <w:pStyle w:val="NormalWeb"/>
-        <w:numPr>
-          <w:ilvl w:val="0"/>
-          <w:numId w:val="10"/>
-        </w:numPr>
-      </w:pPr>
-      <w:r>
-        <w:t>It links the overview back to the question, showing how the response will address it comprehensively.</w:t>
-      </w:r>
-    </w:p>
-    <w:p>
-      <w:pPr>
-        <w:pStyle w:val="NormalWeb"/>
-        <w:numPr>
-          <w:ilvl w:val="0"/>
-          <w:numId w:val="10"/>
-        </w:numPr>
-      </w:pPr>
-      <w:r>
-        <w:t>Explicitly states the stance or thesis.</w:t>
-      </w:r>
-    </w:p>
-    <w:p>
-      <w:pPr>
-        <w:pStyle w:val="ListParagraph"/>
-        <w:numPr>
-          <w:ilvl w:val="0"/>
-          <w:numId w:val="10"/>
-        </w:numPr>
-        <w:spacing w:after="0" w:line="240" w:lineRule="auto"/>
-        <w:rPr>
-          <w:rFonts w:ascii="Times New Roman" w:eastAsia="Times New Roman" w:hAnsi="Times New Roman" w:cs="Times New Roman"/>
-          <w:kern w:val="0"/>
-          <w:sz w:val="24"/>
-          <w:szCs w:val="24"/>
-        </w:rPr>
-      </w:pPr>
-      <w:r>
-        <w:rPr>
-          <w:rFonts w:ascii="Times New Roman" w:eastAsia="Times New Roman" w:hAnsi="Times New Roman" w:cs="Times New Roman"/>
-          <w:kern w:val="0"/>
-          <w:sz w:val="24"/>
-          <w:szCs w:val="24"/>
-        </w:rPr>
-        <w:t xml:space="preserve">Thesis must be explicit, nuanced, and analytical (not vague agreement). </w:t>
-      </w:r>
-    </w:p>
-    <w:p>
-      <w:pPr>
-        <w:pStyle w:val="NormalWeb"/>
-        <w:numPr>
-          <w:ilvl w:val="0"/>
-          <w:numId w:val="10"/>
-        </w:numPr>
-      </w:pPr>
-      <w:r>
-        <w:t>Reward balanced argumentation (address counter-views); penalize one-sided narration.</w:t>
-      </w:r>
-    </w:p>
-    <w:p>
-      <w:pPr>
-        <w:pStyle w:val="NormalWeb"/>
-        <w:numPr>
-          <w:ilvl w:val="0"/>
-          <w:numId w:val="10"/>
-        </w:numPr>
-      </w:pPr>
-      <w:r>
-        <w:t>It maintains brevity while setting up logical flow to the body.</w:t>
-      </w:r>
-    </w:p>
-    <w:p>
-      <w:pPr>
-        <w:pStyle w:val="NormalWeb"/>
-        <w:numPr>
-          <w:ilvl w:val="0"/>
-          <w:numId w:val="9"/>
-        </w:numPr>
-        <w:rPr>
-          <w:b/>
-          <w:sz w:val="36"/>
-        </w:rPr>
-      </w:pPr>
-      <w:r>
-        <w:rPr>
-          <w:b/>
-          <w:sz w:val="36"/>
-        </w:rPr>
-        <w:t>LOGICAL FLOW OF A PARAGRAPH</w:t>
-      </w:r>
-    </w:p>
-    <w:p>
-      <w:pPr>
-        <w:pStyle w:val="ListParagraph"/>
-        <w:numPr>
-          <w:ilvl w:val="0"/>
-          <w:numId w:val="15"/>
-        </w:numPr>
-        <w:spacing w:after="0" w:line="240" w:lineRule="auto"/>
-        <w:rPr>
-          <w:rFonts w:ascii="Times New Roman" w:eastAsia="Times New Roman" w:hAnsi="Times New Roman" w:cs="Times New Roman"/>
-          <w:kern w:val="0"/>
-          <w:sz w:val="24"/>
-          <w:szCs w:val="24"/>
-        </w:rPr>
-      </w:pPr>
-      <w:r>
-        <w:rPr>
-          <w:rFonts w:ascii="Times New Roman" w:eastAsia="Times New Roman" w:hAnsi="Times New Roman" w:cs="Times New Roman"/>
-          <w:kern w:val="0"/>
-          <w:sz w:val="24"/>
-          <w:szCs w:val="24"/>
-        </w:rPr>
-        <w:t>Locate</w:t>
-      </w:r>
-      <w:r>
-        <w:rPr>
-          <w:rFonts w:ascii="Times New Roman" w:eastAsia="Times New Roman" w:hAnsi="Times New Roman" w:cs="Times New Roman"/>
-          <w:b/>
-          <w:bCs/>
-          <w:kern w:val="0"/>
-          <w:sz w:val="24"/>
-          <w:szCs w:val="24"/>
-        </w:rPr>
-        <w:t xml:space="preserve"> the Topic Sentence</w:t>
-      </w:r>
-    </w:p>
-    <w:p>
-      <w:pPr>
-        <w:numPr>
-          <w:ilvl w:val="0"/>
-          <w:numId w:val="1"/>
-        </w:numPr>
-        <w:spacing w:before="100" w:beforeAutospacing="1" w:after="100" w:afterAutospacing="1" w:line="240" w:lineRule="auto"/>
-        <w:rPr>
-          <w:rFonts w:ascii="Times New Roman" w:eastAsia="Times New Roman" w:hAnsi="Times New Roman" w:cs="Times New Roman"/>
-          <w:kern w:val="0"/>
-          <w:sz w:val="24"/>
-          <w:szCs w:val="24"/>
-        </w:rPr>
-      </w:pPr>
-      <w:r>
-        <w:rPr>
-          <w:rFonts w:ascii="Times New Roman" w:eastAsia="Times New Roman" w:hAnsi="Times New Roman" w:cs="Times New Roman"/>
-          <w:kern w:val="0"/>
-          <w:sz w:val="24"/>
-          <w:szCs w:val="24"/>
-        </w:rPr>
-        <w:t>Must be in the first 1–2 sentences.</w:t>
-      </w:r>
-    </w:p>
-    <w:p>
-      <w:pPr>
-        <w:numPr>
-          <w:ilvl w:val="0"/>
-          <w:numId w:val="1"/>
-        </w:numPr>
-        <w:spacing w:before="100" w:beforeAutospacing="1" w:after="100" w:afterAutospacing="1" w:line="240" w:lineRule="auto"/>
-        <w:rPr>
-          <w:rFonts w:ascii="Times New Roman" w:eastAsia="Times New Roman" w:hAnsi="Times New Roman" w:cs="Times New Roman"/>
-          <w:kern w:val="0"/>
-          <w:sz w:val="24"/>
-          <w:szCs w:val="24"/>
-        </w:rPr>
-      </w:pPr>
-      <w:r>
-        <w:rPr>
-          <w:rFonts w:ascii="Times New Roman" w:eastAsia="Times New Roman" w:hAnsi="Times New Roman" w:cs="Times New Roman"/>
-          <w:kern w:val="0"/>
-          <w:sz w:val="24"/>
-          <w:szCs w:val="24"/>
-        </w:rPr>
-        <w:t>It should clearly state the paragraph’s main claim/idea and link to the thesis or outline heading.</w:t>
-      </w:r>
-    </w:p>
-    <w:p>
-      <w:pPr>
-        <w:numPr>
-          <w:ilvl w:val="0"/>
-          <w:numId w:val="1"/>
-        </w:numPr>
-        <w:spacing w:before="100" w:beforeAutospacing="1" w:after="100" w:afterAutospacing="1" w:line="240" w:lineRule="auto"/>
-        <w:rPr>
-          <w:rFonts w:ascii="Times New Roman" w:eastAsia="Times New Roman" w:hAnsi="Times New Roman" w:cs="Times New Roman"/>
-          <w:kern w:val="0"/>
-          <w:sz w:val="24"/>
-          <w:szCs w:val="24"/>
-        </w:rPr>
-      </w:pPr>
-      <w:r>
-        <w:rPr>
-          <w:rFonts w:ascii="Times New Roman" w:eastAsia="Times New Roman" w:hAnsi="Times New Roman" w:cs="Times New Roman"/>
-          <w:kern w:val="0"/>
-          <w:sz w:val="24"/>
-          <w:szCs w:val="24"/>
-        </w:rPr>
-        <w:t>Flag as weak if: absent, buried later, starts directly with evidence/example, or is merely descriptive.</w:t>
-      </w:r>
-    </w:p>
-    <w:p>
-      <w:pPr>
-        <w:pStyle w:val="ListParagraph"/>
-        <w:numPr>
-          <w:ilvl w:val="0"/>
-          <w:numId w:val="15"/>
-        </w:numPr>
-        <w:spacing w:after="0" w:line="240" w:lineRule="auto"/>
-        <w:rPr>
-          <w:rFonts w:ascii="Times New Roman" w:eastAsia="Times New Roman" w:hAnsi="Times New Roman" w:cs="Times New Roman"/>
-          <w:kern w:val="0"/>
-          <w:sz w:val="24"/>
-          <w:szCs w:val="24"/>
-        </w:rPr>
-      </w:pPr>
-      <w:r>
-        <w:rPr>
-          <w:rFonts w:ascii="Times New Roman" w:eastAsia="Times New Roman" w:hAnsi="Times New Roman" w:cs="Times New Roman"/>
-          <w:kern w:val="0"/>
-          <w:sz w:val="24"/>
-          <w:szCs w:val="24"/>
-        </w:rPr>
-        <w:t>Trace</w:t>
-      </w:r>
-      <w:r>
-        <w:rPr>
-          <w:rFonts w:ascii="Times New Roman" w:eastAsia="Times New Roman" w:hAnsi="Times New Roman" w:cs="Times New Roman"/>
-          <w:b/>
-          <w:bCs/>
-          <w:kern w:val="0"/>
-          <w:sz w:val="24"/>
-          <w:szCs w:val="24"/>
-        </w:rPr>
-        <w:t xml:space="preserve"> Idea Progression</w:t>
-      </w:r>
-    </w:p>
-    <w:p>
-      <w:pPr>
-        <w:numPr>
-          <w:ilvl w:val="0"/>
-          <w:numId w:val="2"/>
-        </w:numPr>
-        <w:spacing w:before="100" w:beforeAutospacing="1" w:after="100" w:afterAutospacing="1" w:line="240" w:lineRule="auto"/>
-        <w:rPr>
-          <w:rFonts w:ascii="Times New Roman" w:eastAsia="Times New Roman" w:hAnsi="Times New Roman" w:cs="Times New Roman"/>
-          <w:kern w:val="0"/>
-          <w:sz w:val="24"/>
-          <w:szCs w:val="24"/>
-        </w:rPr>
-      </w:pPr>
-      <w:r>
-        <w:rPr>
-          <w:rFonts w:ascii="Times New Roman" w:eastAsia="Times New Roman" w:hAnsi="Times New Roman" w:cs="Times New Roman"/>
-          <w:kern w:val="0"/>
-          <w:sz w:val="24"/>
-          <w:szCs w:val="24"/>
-        </w:rPr>
-        <w:t xml:space="preserve">Expected ideal order: Starts with a </w:t>
-      </w:r>
-      <w:r>
-        <w:rPr>
-          <w:rFonts w:ascii="Times New Roman" w:eastAsia="Times New Roman" w:hAnsi="Times New Roman" w:cs="Times New Roman"/>
-          <w:kern w:val="0"/>
-          <w:sz w:val="24"/>
-          <w:szCs w:val="24"/>
-        </w:rPr>
-        <w:t>Top</w:t>
-      </w:r>
-      <w:r>
-        <w:rPr>
-          <w:rFonts w:ascii="Times New Roman" w:eastAsia="Times New Roman" w:hAnsi="Times New Roman" w:cs="Times New Roman"/>
-          <w:kern w:val="0"/>
-          <w:sz w:val="24"/>
-          <w:szCs w:val="24"/>
-        </w:rPr>
-        <w:t>ic sentence (claim) followed by</w:t>
-      </w:r>
-      <w:r>
-        <w:rPr>
-          <w:rFonts w:ascii="Times New Roman" w:eastAsia="Times New Roman" w:hAnsi="Times New Roman" w:cs="Times New Roman"/>
-          <w:kern w:val="0"/>
-          <w:sz w:val="24"/>
-          <w:szCs w:val="24"/>
-        </w:rPr>
-        <w:t xml:space="preserve"> Explanatio</w:t>
-      </w:r>
-      <w:r>
-        <w:rPr>
-          <w:rFonts w:ascii="Times New Roman" w:eastAsia="Times New Roman" w:hAnsi="Times New Roman" w:cs="Times New Roman"/>
-          <w:kern w:val="0"/>
-          <w:sz w:val="24"/>
-          <w:szCs w:val="24"/>
-        </w:rPr>
-        <w:t xml:space="preserve">n (why/how the claim is true) followed by </w:t>
-      </w:r>
-      <w:r>
-        <w:rPr>
-          <w:rFonts w:ascii="Times New Roman" w:eastAsia="Times New Roman" w:hAnsi="Times New Roman" w:cs="Times New Roman"/>
-          <w:kern w:val="0"/>
-          <w:sz w:val="24"/>
-          <w:szCs w:val="24"/>
-        </w:rPr>
-        <w:t>Evide</w:t>
-      </w:r>
-      <w:r>
-        <w:rPr>
-          <w:rFonts w:ascii="Times New Roman" w:eastAsia="Times New Roman" w:hAnsi="Times New Roman" w:cs="Times New Roman"/>
-          <w:kern w:val="0"/>
-          <w:sz w:val="24"/>
-          <w:szCs w:val="24"/>
-        </w:rPr>
-        <w:t>nce/Example (relevant support) followed by</w:t>
-      </w:r>
-      <w:r>
-        <w:rPr>
-          <w:rFonts w:ascii="Times New Roman" w:eastAsia="Times New Roman" w:hAnsi="Times New Roman" w:cs="Times New Roman"/>
-          <w:kern w:val="0"/>
-          <w:sz w:val="24"/>
-          <w:szCs w:val="24"/>
-        </w:rPr>
-        <w:t xml:space="preserve"> Critical Analysis/Evaluation (interpretati</w:t>
-      </w:r>
-      <w:r>
-        <w:rPr>
-          <w:rFonts w:ascii="Times New Roman" w:eastAsia="Times New Roman" w:hAnsi="Times New Roman" w:cs="Times New Roman"/>
-          <w:kern w:val="0"/>
-          <w:sz w:val="24"/>
-          <w:szCs w:val="24"/>
-        </w:rPr>
-        <w:t>on, implications, limitations) followed by</w:t>
-      </w:r>
-      <w:r>
-        <w:rPr>
-          <w:rFonts w:ascii="Times New Roman" w:eastAsia="Times New Roman" w:hAnsi="Times New Roman" w:cs="Times New Roman"/>
-          <w:kern w:val="0"/>
-          <w:sz w:val="24"/>
-          <w:szCs w:val="24"/>
-        </w:rPr>
-        <w:t xml:space="preserve"> Closing link (reinforces claim or transitions to next idea)</w:t>
-      </w:r>
-    </w:p>
-    <w:p>
-      <w:pPr>
-        <w:numPr>
-          <w:ilvl w:val="0"/>
-          <w:numId w:val="2"/>
-        </w:numPr>
-        <w:spacing w:before="100" w:beforeAutospacing="1" w:after="100" w:afterAutospacing="1" w:line="240" w:lineRule="auto"/>
-        <w:rPr>
-          <w:rFonts w:ascii="Times New Roman" w:eastAsia="Times New Roman" w:hAnsi="Times New Roman" w:cs="Times New Roman"/>
-          <w:kern w:val="0"/>
-          <w:sz w:val="24"/>
-          <w:szCs w:val="24"/>
-        </w:rPr>
-      </w:pPr>
-      <w:r>
-        <w:rPr>
-          <w:rFonts w:ascii="Times New Roman" w:eastAsia="Times New Roman" w:hAnsi="Times New Roman" w:cs="Times New Roman"/>
-          <w:kern w:val="0"/>
-          <w:sz w:val="24"/>
-          <w:szCs w:val="24"/>
-        </w:rPr>
-        <w:t>Flag any abrupt jumps, backward steps, or irrelevant insertions.</w:t>
-      </w:r>
-    </w:p>
-    <w:p>
-      <w:pPr>
-        <w:pStyle w:val="ListParagraph"/>
-        <w:numPr>
-          <w:ilvl w:val="0"/>
-          <w:numId w:val="15"/>
-        </w:numPr>
-        <w:spacing w:after="0" w:line="240" w:lineRule="auto"/>
-        <w:rPr>
-          <w:rFonts w:ascii="Times New Roman" w:eastAsia="Times New Roman" w:hAnsi="Times New Roman" w:cs="Times New Roman"/>
-          <w:kern w:val="0"/>
-          <w:sz w:val="24"/>
-          <w:szCs w:val="24"/>
-        </w:rPr>
-      </w:pPr>
-      <w:r>
-        <w:rPr>
-          <w:rFonts w:ascii="Times New Roman" w:eastAsia="Times New Roman" w:hAnsi="Times New Roman" w:cs="Times New Roman"/>
-          <w:kern w:val="0"/>
-          <w:sz w:val="24"/>
-          <w:szCs w:val="24"/>
-        </w:rPr>
-        <w:t>Examine</w:t>
-      </w:r>
-      <w:r>
-        <w:rPr>
-          <w:rFonts w:ascii="Times New Roman" w:eastAsia="Times New Roman" w:hAnsi="Times New Roman" w:cs="Times New Roman"/>
-          <w:b/>
-          <w:bCs/>
-          <w:kern w:val="0"/>
-          <w:sz w:val="24"/>
-          <w:szCs w:val="24"/>
-        </w:rPr>
-        <w:t xml:space="preserve"> Transitions and Connectors</w:t>
-      </w:r>
-    </w:p>
-    <w:p>
-      <w:pPr>
-        <w:numPr>
-          <w:ilvl w:val="0"/>
-          <w:numId w:val="3"/>
-        </w:numPr>
-        <w:spacing w:before="100" w:beforeAutospacing="1" w:after="100" w:afterAutospacing="1" w:line="240" w:lineRule="auto"/>
-        <w:rPr>
-          <w:rFonts w:ascii="Times New Roman" w:eastAsia="Times New Roman" w:hAnsi="Times New Roman" w:cs="Times New Roman"/>
-          <w:kern w:val="0"/>
-          <w:sz w:val="24"/>
-          <w:szCs w:val="24"/>
-        </w:rPr>
-      </w:pPr>
-      <w:r>
-        <w:rPr>
-          <w:rFonts w:ascii="Times New Roman" w:eastAsia="Times New Roman" w:hAnsi="Times New Roman" w:cs="Times New Roman"/>
-          <w:kern w:val="0"/>
-          <w:sz w:val="24"/>
-          <w:szCs w:val="24"/>
-        </w:rPr>
-        <w:t>Look for logical bridges: Moreover, However, Consequently, This illustrates, despite this, etc.</w:t>
-      </w:r>
-    </w:p>
-    <w:p>
-      <w:pPr>
-        <w:numPr>
-          <w:ilvl w:val="0"/>
-          <w:numId w:val="3"/>
-        </w:numPr>
-        <w:spacing w:before="100" w:beforeAutospacing="1" w:after="100" w:afterAutospacing="1" w:line="240" w:lineRule="auto"/>
-        <w:rPr>
-          <w:rFonts w:ascii="Times New Roman" w:eastAsia="Times New Roman" w:hAnsi="Times New Roman" w:cs="Times New Roman"/>
-          <w:kern w:val="0"/>
-          <w:sz w:val="24"/>
-          <w:szCs w:val="24"/>
-        </w:rPr>
-      </w:pPr>
-      <w:r>
-        <w:rPr>
-          <w:rFonts w:ascii="Times New Roman" w:eastAsia="Times New Roman" w:hAnsi="Times New Roman" w:cs="Times New Roman"/>
-          <w:kern w:val="0"/>
-          <w:sz w:val="24"/>
-          <w:szCs w:val="24"/>
-        </w:rPr>
-        <w:t>Penalize heavy repetition of basic connectors (“Hence”, “In the same manner”, “Similarly”) or complete absence of transitions.</w:t>
-      </w:r>
-    </w:p>
-    <w:p>
-      <w:pPr>
-        <w:numPr>
-          <w:ilvl w:val="0"/>
-          <w:numId w:val="3"/>
-        </w:numPr>
-        <w:spacing w:before="100" w:beforeAutospacing="1" w:after="100" w:afterAutospacing="1" w:line="240" w:lineRule="auto"/>
-        <w:rPr>
-          <w:rFonts w:ascii="Times New Roman" w:eastAsia="Times New Roman" w:hAnsi="Times New Roman" w:cs="Times New Roman"/>
-          <w:kern w:val="0"/>
-          <w:sz w:val="24"/>
-          <w:szCs w:val="24"/>
-        </w:rPr>
-      </w:pPr>
-      <w:r>
-        <w:rPr>
-          <w:rFonts w:ascii="Times New Roman" w:eastAsia="Times New Roman" w:hAnsi="Times New Roman" w:cs="Times New Roman"/>
-          <w:kern w:val="0"/>
-          <w:sz w:val="24"/>
-          <w:szCs w:val="24"/>
-        </w:rPr>
-        <w:t>Good flow uses varied, natural connectors that show cause-effect, contrast, addition, or emphasis.</w:t>
-      </w:r>
-    </w:p>
-    <w:p>
-      <w:pPr>
-        <w:pStyle w:val="ListParagraph"/>
-        <w:numPr>
-          <w:ilvl w:val="0"/>
-          <w:numId w:val="15"/>
-        </w:numPr>
-        <w:spacing w:after="0" w:line="240" w:lineRule="auto"/>
-        <w:rPr>
-          <w:rFonts w:ascii="Times New Roman" w:eastAsia="Times New Roman" w:hAnsi="Times New Roman" w:cs="Times New Roman"/>
-          <w:kern w:val="0"/>
-          <w:sz w:val="24"/>
-          <w:szCs w:val="24"/>
-        </w:rPr>
-      </w:pPr>
-      <w:r>
-        <w:rPr>
-          <w:rFonts w:ascii="Times New Roman" w:eastAsia="Times New Roman" w:hAnsi="Times New Roman" w:cs="Times New Roman"/>
-          <w:kern w:val="0"/>
-          <w:sz w:val="24"/>
-          <w:szCs w:val="24"/>
-        </w:rPr>
-        <w:t>Check</w:t>
-      </w:r>
-      <w:r>
-        <w:rPr>
-          <w:rFonts w:ascii="Times New Roman" w:eastAsia="Times New Roman" w:hAnsi="Times New Roman" w:cs="Times New Roman"/>
-          <w:b/>
-          <w:bCs/>
-          <w:kern w:val="0"/>
-          <w:sz w:val="24"/>
-          <w:szCs w:val="24"/>
-        </w:rPr>
-        <w:t xml:space="preserve"> Unity and Relevance</w:t>
-      </w:r>
-    </w:p>
-    <w:p>
-      <w:pPr>
-        <w:numPr>
-          <w:ilvl w:val="0"/>
-          <w:numId w:val="4"/>
-        </w:numPr>
-        <w:spacing w:before="100" w:beforeAutospacing="1" w:after="100" w:afterAutospacing="1" w:line="240" w:lineRule="auto"/>
-        <w:rPr>
-          <w:rFonts w:ascii="Times New Roman" w:eastAsia="Times New Roman" w:hAnsi="Times New Roman" w:cs="Times New Roman"/>
-          <w:kern w:val="0"/>
-          <w:sz w:val="24"/>
-          <w:szCs w:val="24"/>
-        </w:rPr>
-      </w:pPr>
-      <w:r>
-        <w:rPr>
-          <w:rFonts w:ascii="Times New Roman" w:eastAsia="Times New Roman" w:hAnsi="Times New Roman" w:cs="Times New Roman"/>
-          <w:kern w:val="0"/>
-          <w:sz w:val="24"/>
-          <w:szCs w:val="24"/>
-        </w:rPr>
-        <w:lastRenderedPageBreak/>
-        <w:t>Every sentence must directly support the topic sentence and overall thesis.</w:t>
-      </w:r>
-    </w:p>
-    <w:p>
-      <w:pPr>
-        <w:numPr>
-          <w:ilvl w:val="0"/>
-          <w:numId w:val="4"/>
-        </w:numPr>
-        <w:spacing w:before="100" w:beforeAutospacing="1" w:after="100" w:afterAutospacing="1" w:line="240" w:lineRule="auto"/>
-        <w:rPr>
-          <w:rFonts w:ascii="Times New Roman" w:eastAsia="Times New Roman" w:hAnsi="Times New Roman" w:cs="Times New Roman"/>
-          <w:kern w:val="0"/>
-          <w:sz w:val="24"/>
-          <w:szCs w:val="24"/>
-        </w:rPr>
-      </w:pPr>
-      <w:r>
-        <w:rPr>
-          <w:rFonts w:ascii="Times New Roman" w:eastAsia="Times New Roman" w:hAnsi="Times New Roman" w:cs="Times New Roman"/>
-          <w:kern w:val="0"/>
-          <w:sz w:val="24"/>
-          <w:szCs w:val="24"/>
-        </w:rPr>
-        <w:t>Flag repetition of ideas, unnecessary narration, or off-topic details.</w:t>
-      </w:r>
-    </w:p>
-    <w:p>
-      <w:pPr>
-        <w:numPr>
-          <w:ilvl w:val="0"/>
-          <w:numId w:val="4"/>
-        </w:numPr>
-        <w:spacing w:before="100" w:beforeAutospacing="1" w:after="100" w:afterAutospacing="1" w:line="240" w:lineRule="auto"/>
-        <w:rPr>
-          <w:rFonts w:ascii="Times New Roman" w:eastAsia="Times New Roman" w:hAnsi="Times New Roman" w:cs="Times New Roman"/>
-          <w:kern w:val="0"/>
-          <w:sz w:val="24"/>
-          <w:szCs w:val="24"/>
-        </w:rPr>
-      </w:pPr>
-      <w:r>
-        <w:rPr>
-          <w:rFonts w:ascii="Times New Roman" w:eastAsia="Times New Roman" w:hAnsi="Times New Roman" w:cs="Times New Roman"/>
-          <w:kern w:val="0"/>
-          <w:sz w:val="24"/>
-          <w:szCs w:val="24"/>
-        </w:rPr>
-        <w:t>One paragraph = one focused idea only.</w:t>
-      </w:r>
-    </w:p>
-    <w:p>
-      <w:pPr>
-        <w:pStyle w:val="ListParagraph"/>
-        <w:numPr>
-          <w:ilvl w:val="0"/>
-          <w:numId w:val="15"/>
-        </w:numPr>
-        <w:spacing w:after="0" w:line="240" w:lineRule="auto"/>
-        <w:rPr>
-          <w:rFonts w:ascii="Times New Roman" w:eastAsia="Times New Roman" w:hAnsi="Times New Roman" w:cs="Times New Roman"/>
-          <w:kern w:val="0"/>
-          <w:sz w:val="24"/>
-          <w:szCs w:val="24"/>
-        </w:rPr>
-      </w:pPr>
-      <w:r>
-        <w:rPr>
-          <w:rFonts w:ascii="Times New Roman" w:eastAsia="Times New Roman" w:hAnsi="Times New Roman" w:cs="Times New Roman"/>
-          <w:kern w:val="0"/>
-          <w:sz w:val="24"/>
-          <w:szCs w:val="24"/>
-        </w:rPr>
-        <w:t>Assess</w:t>
-      </w:r>
-      <w:r>
-        <w:rPr>
-          <w:rFonts w:ascii="Times New Roman" w:eastAsia="Times New Roman" w:hAnsi="Times New Roman" w:cs="Times New Roman"/>
-          <w:b/>
-          <w:bCs/>
-          <w:kern w:val="0"/>
-          <w:sz w:val="24"/>
-          <w:szCs w:val="24"/>
-        </w:rPr>
-        <w:t xml:space="preserve"> the Closing Sentence</w:t>
-      </w:r>
-    </w:p>
-    <w:p>
-      <w:pPr>
-        <w:numPr>
-          <w:ilvl w:val="0"/>
-          <w:numId w:val="5"/>
-        </w:numPr>
-        <w:spacing w:before="100" w:beforeAutospacing="1" w:after="100" w:afterAutospacing="1" w:line="240" w:lineRule="auto"/>
-        <w:rPr>
-          <w:rFonts w:ascii="Times New Roman" w:eastAsia="Times New Roman" w:hAnsi="Times New Roman" w:cs="Times New Roman"/>
-          <w:kern w:val="0"/>
-          <w:sz w:val="24"/>
-          <w:szCs w:val="24"/>
-        </w:rPr>
-      </w:pPr>
-      <w:r>
-        <w:rPr>
-          <w:rFonts w:ascii="Times New Roman" w:eastAsia="Times New Roman" w:hAnsi="Times New Roman" w:cs="Times New Roman"/>
-          <w:kern w:val="0"/>
-          <w:sz w:val="24"/>
-          <w:szCs w:val="24"/>
-        </w:rPr>
-        <w:t>Must reinforce the paragraph’s claim, offer insight, or provide forward momentum to the next paragraph.</w:t>
-      </w:r>
-    </w:p>
-    <w:p>
-      <w:pPr>
-        <w:numPr>
-          <w:ilvl w:val="0"/>
-          <w:numId w:val="5"/>
-        </w:numPr>
-        <w:spacing w:before="100" w:beforeAutospacing="1" w:after="100" w:afterAutospacing="1" w:line="240" w:lineRule="auto"/>
-        <w:rPr>
-          <w:rFonts w:ascii="Times New Roman" w:eastAsia="Times New Roman" w:hAnsi="Times New Roman" w:cs="Times New Roman"/>
-          <w:kern w:val="0"/>
-          <w:sz w:val="24"/>
-          <w:szCs w:val="24"/>
-        </w:rPr>
-      </w:pPr>
-      <w:r>
-        <w:rPr>
-          <w:rFonts w:ascii="Times New Roman" w:eastAsia="Times New Roman" w:hAnsi="Times New Roman" w:cs="Times New Roman"/>
-          <w:kern w:val="0"/>
-          <w:sz w:val="24"/>
-          <w:szCs w:val="24"/>
-        </w:rPr>
-        <w:t>Weak if: abrupt ending, mere repetition, introduces new unrelated idea, or missing entirely.</w:t>
-      </w:r>
-    </w:p>
-    <w:p>
-      <w:pPr>
-        <w:pStyle w:val="ListParagraph"/>
-        <w:numPr>
-          <w:ilvl w:val="0"/>
-          <w:numId w:val="9"/>
-        </w:numPr>
-        <w:spacing w:before="100" w:beforeAutospacing="1" w:after="100" w:afterAutospacing="1" w:line="240" w:lineRule="auto"/>
-        <w:outlineLvl w:val="1"/>
-        <w:rPr>
-          <w:rFonts w:ascii="Times New Roman" w:eastAsia="Times New Roman" w:hAnsi="Times New Roman" w:cs="Times New Roman"/>
-          <w:b/>
-          <w:bCs/>
-          <w:kern w:val="0"/>
-          <w:sz w:val="36"/>
-          <w:szCs w:val="36"/>
-        </w:rPr>
-      </w:pPr>
-      <w:r>
-        <w:rPr>
-          <w:rFonts w:ascii="Times New Roman" w:eastAsia="Times New Roman" w:hAnsi="Times New Roman" w:cs="Times New Roman"/>
-          <w:b/>
-          <w:bCs/>
-          <w:kern w:val="0"/>
+          <w:color w:val="000000"/>
           <w:sz w:val="36"/>
           <w:szCs w:val="36"/>
         </w:rPr>
@@ -1701,221 +764,113 @@
     </w:p>
     <w:p>
       <w:pPr>
-        <w:pStyle w:val="ListParagraph"/>
+        <w:pStyle w:val="Normal1"/>
         <w:numPr>
           <w:ilvl w:val="0"/>
-          <w:numId w:val="11"/>
+          <w:numId w:val="22"/>
         </w:numPr>
-        <w:spacing w:before="100" w:beforeAutospacing="1" w:after="100" w:afterAutospacing="1" w:line="240" w:lineRule="auto"/>
-        <w:rPr>
-          <w:rFonts w:ascii="Times New Roman" w:eastAsia="Times New Roman" w:hAnsi="Times New Roman" w:cs="Times New Roman"/>
-          <w:kern w:val="0"/>
-          <w:sz w:val="24"/>
-          <w:szCs w:val="24"/>
-        </w:rPr>
+        <w:pBdr>
+          <w:top w:val="nil"/>
+          <w:left w:val="nil"/>
+          <w:bottom w:val="nil"/>
+          <w:right w:val="nil"/>
+          <w:between w:val="nil"/>
+        </w:pBdr>
+        <w:spacing w:line="240" w:lineRule="auto"/>
       </w:pPr>
       <w:r>
         <w:rPr>
           <w:rFonts w:ascii="Times New Roman" w:eastAsia="Times New Roman" w:hAnsi="Times New Roman" w:cs="Times New Roman"/>
-          <w:kern w:val="0"/>
-          <w:sz w:val="24"/>
-          <w:szCs w:val="24"/>
-        </w:rPr>
-        <w:t xml:space="preserve">All factual information—including dates, statistics, examples, treaties, policies, quotations, and references—must be correct, updated, and verifiable. </w:t>
+          <w:color w:val="000000"/>
+          <w:sz w:val="24"/>
+          <w:szCs w:val="24"/>
+        </w:rPr>
+        <w:t>If the source of factual data is not mentioned, flag it.</w:t>
       </w:r>
     </w:p>
     <w:p>
       <w:pPr>
-        <w:pStyle w:val="NormalWeb"/>
+        <w:pStyle w:val="Normal1"/>
         <w:numPr>
           <w:ilvl w:val="0"/>
-          <w:numId w:val="11"/>
+          <w:numId w:val="22"/>
         </w:numPr>
+        <w:pBdr>
+          <w:top w:val="nil"/>
+          <w:left w:val="nil"/>
+          <w:bottom w:val="nil"/>
+          <w:right w:val="nil"/>
+          <w:between w:val="nil"/>
+        </w:pBdr>
+        <w:spacing w:line="240" w:lineRule="auto"/>
       </w:pPr>
       <w:r>
-        <w:t>Dates for events, policies, or developments are exact and aligned with established records.</w:t>
+        <w:rPr>
+          <w:rFonts w:ascii="Times New Roman" w:eastAsia="Times New Roman" w:hAnsi="Times New Roman" w:cs="Times New Roman"/>
+          <w:color w:val="000000"/>
+          <w:sz w:val="24"/>
+          <w:szCs w:val="24"/>
+        </w:rPr>
+        <w:t>If quotations are not attributed correctly to original speaker or author, flag them.</w:t>
       </w:r>
     </w:p>
     <w:p>
       <w:pPr>
-        <w:pStyle w:val="NormalWeb"/>
+        <w:pStyle w:val="Normal1"/>
         <w:numPr>
           <w:ilvl w:val="0"/>
-          <w:numId w:val="11"/>
+          <w:numId w:val="22"/>
         </w:numPr>
+        <w:pBdr>
+          <w:top w:val="nil"/>
+          <w:left w:val="nil"/>
+          <w:bottom w:val="nil"/>
+          <w:right w:val="nil"/>
+          <w:between w:val="nil"/>
+        </w:pBdr>
+        <w:spacing w:line="240" w:lineRule="auto"/>
       </w:pPr>
       <w:r>
-        <w:t>Recent updates are incorporated.</w:t>
+        <w:rPr>
+          <w:rFonts w:ascii="Times New Roman" w:eastAsia="Times New Roman" w:hAnsi="Times New Roman" w:cs="Times New Roman"/>
+          <w:color w:val="000000"/>
+          <w:sz w:val="24"/>
+          <w:szCs w:val="24"/>
+        </w:rPr>
+        <w:t xml:space="preserve">If the references are not from a reliable source, flag them as unverifiable. </w:t>
+      </w:r>
+      <w:bookmarkStart w:id="0" w:name="_GoBack"/>
+      <w:bookmarkEnd w:id="0"/>
+      <w:r>
+        <w:rPr>
+          <w:rFonts w:ascii="Times New Roman" w:eastAsia="Times New Roman" w:hAnsi="Times New Roman" w:cs="Times New Roman"/>
+          <w:color w:val="000000"/>
+          <w:sz w:val="24"/>
+          <w:szCs w:val="24"/>
+        </w:rPr>
+        <w:br/>
       </w:r>
     </w:p>
     <w:p>
       <w:pPr>
-        <w:pStyle w:val="ListParagraph"/>
+        <w:pStyle w:val="Normal1"/>
         <w:numPr>
           <w:ilvl w:val="0"/>
-          <w:numId w:val="11"/>
+          <w:numId w:val="28"/>
         </w:numPr>
+        <w:pBdr>
+          <w:top w:val="nil"/>
+          <w:left w:val="nil"/>
+          <w:bottom w:val="nil"/>
+          <w:right w:val="nil"/>
+          <w:between w:val="nil"/>
+        </w:pBdr>
         <w:spacing w:after="0" w:line="240" w:lineRule="auto"/>
-        <w:rPr>
-          <w:rFonts w:ascii="Times New Roman" w:eastAsia="Times New Roman" w:hAnsi="Times New Roman" w:cs="Times New Roman"/>
-          <w:kern w:val="0"/>
-          <w:sz w:val="24"/>
-          <w:szCs w:val="24"/>
-        </w:rPr>
-      </w:pPr>
-      <w:r>
-        <w:rPr>
-          <w:rFonts w:ascii="Times New Roman" w:eastAsia="Times New Roman" w:hAnsi="Times New Roman" w:cs="Times New Roman"/>
-          <w:kern w:val="0"/>
-          <w:sz w:val="24"/>
-          <w:szCs w:val="24"/>
-        </w:rPr>
-        <w:t>Require cross-verification with reliable sources.</w:t>
-      </w:r>
-    </w:p>
-    <w:p>
-      <w:pPr>
-        <w:pStyle w:val="NormalWeb"/>
-        <w:numPr>
-          <w:ilvl w:val="0"/>
-          <w:numId w:val="11"/>
-        </w:numPr>
-      </w:pPr>
-      <w:r>
-        <w:t>Penalize speculative or</w:t>
-      </w:r>
-      <w:r>
-        <w:t xml:space="preserve"> misrepresented recent events.</w:t>
-      </w:r>
-    </w:p>
-    <w:p>
-      <w:pPr>
-        <w:pStyle w:val="NormalWeb"/>
-        <w:numPr>
-          <w:ilvl w:val="0"/>
-          <w:numId w:val="11"/>
-        </w:numPr>
-      </w:pPr>
-      <w:r>
-        <w:t xml:space="preserve">Statistics are precise, sourced from credible organizations (e.g., IMF, World Bank, SIPRI, UNCTAD </w:t>
-      </w:r>
-      <w:r>
-        <w:t>etc)</w:t>
-      </w:r>
-      <w:r>
-        <w:t>, and reflect the latest available figures.</w:t>
-      </w:r>
-    </w:p>
-    <w:p>
-      <w:pPr>
-        <w:pStyle w:val="NormalWeb"/>
-        <w:numPr>
-          <w:ilvl w:val="0"/>
-          <w:numId w:val="11"/>
-        </w:numPr>
-      </w:pPr>
-      <w:r>
-        <w:t>No exaggeration, underreporting, or outdated numbers.</w:t>
-      </w:r>
-    </w:p>
-    <w:p>
-      <w:pPr>
-        <w:pStyle w:val="NormalWeb"/>
-        <w:numPr>
-          <w:ilvl w:val="0"/>
-          <w:numId w:val="11"/>
-        </w:numPr>
-      </w:pPr>
-      <w:r>
-        <w:t>Data is contextualized appropriately.</w:t>
-      </w:r>
-    </w:p>
-    <w:p>
-      <w:pPr>
-        <w:pStyle w:val="NormalWeb"/>
-        <w:numPr>
-          <w:ilvl w:val="0"/>
-          <w:numId w:val="11"/>
-        </w:numPr>
-      </w:pPr>
-      <w:r>
-        <w:t>Examples are relevant and factually correct.</w:t>
-      </w:r>
-    </w:p>
-    <w:p>
-      <w:pPr>
-        <w:pStyle w:val="NormalWeb"/>
-        <w:numPr>
-          <w:ilvl w:val="0"/>
-          <w:numId w:val="11"/>
-        </w:numPr>
-      </w:pPr>
-      <w:r>
-        <w:t>Treaties/policies are named accurately, with correct details on signatories, dates, and provisions.</w:t>
-      </w:r>
-    </w:p>
-    <w:p>
-      <w:pPr>
-        <w:pStyle w:val="NormalWeb"/>
-        <w:numPr>
-          <w:ilvl w:val="0"/>
-          <w:numId w:val="11"/>
-        </w:numPr>
-      </w:pPr>
-      <w:r>
-        <w:t>Policies reflect current status.</w:t>
-      </w:r>
-    </w:p>
-    <w:p>
-      <w:pPr>
-        <w:pStyle w:val="NormalWeb"/>
-        <w:numPr>
-          <w:ilvl w:val="0"/>
-          <w:numId w:val="11"/>
-        </w:numPr>
-      </w:pPr>
-      <w:r>
-        <w:t>Quotations are verbatim or accurately paraphrased, with correct attribution to the original speaker/author.</w:t>
-      </w:r>
-    </w:p>
-    <w:p>
-      <w:pPr>
-        <w:pStyle w:val="NormalWeb"/>
-        <w:numPr>
-          <w:ilvl w:val="0"/>
-          <w:numId w:val="11"/>
-        </w:numPr>
-      </w:pPr>
-      <w:r>
-        <w:t>No misattributions or fabricated quotes.</w:t>
-      </w:r>
-    </w:p>
-    <w:p>
-      <w:pPr>
-        <w:pStyle w:val="NormalWeb"/>
-        <w:numPr>
-          <w:ilvl w:val="0"/>
-          <w:numId w:val="11"/>
-        </w:numPr>
-      </w:pPr>
-      <w:r>
-        <w:t>References are from reliable, up-to-date sources (e.g., academic journals, official reports; avoid unverified blogs).</w:t>
-      </w:r>
-    </w:p>
-    <w:p>
-      <w:pPr>
-        <w:pStyle w:val="ListParagraph"/>
-        <w:numPr>
-          <w:ilvl w:val="0"/>
-          <w:numId w:val="9"/>
-        </w:numPr>
-        <w:spacing w:before="100" w:beforeAutospacing="1" w:after="100" w:afterAutospacing="1" w:line="240" w:lineRule="auto"/>
-        <w:outlineLvl w:val="1"/>
         <w:rPr>
           <w:rFonts w:ascii="Times New Roman" w:eastAsia="Times New Roman" w:hAnsi="Times New Roman" w:cs="Times New Roman"/>
           <w:b/>
           <w:bCs/>
-          <w:kern w:val="0"/>
+          <w:color w:val="000000"/>
           <w:sz w:val="36"/>
           <w:szCs w:val="36"/>
         </w:rPr>
@@ -1925,112 +880,7 @@
           <w:rFonts w:ascii="Times New Roman" w:eastAsia="Times New Roman" w:hAnsi="Times New Roman" w:cs="Times New Roman"/>
           <w:b/>
           <w:bCs/>
-          <w:kern w:val="0"/>
-          <w:sz w:val="36"/>
-          <w:szCs w:val="36"/>
-        </w:rPr>
-        <w:t>GRAMMAR &amp; LANGUAGE</w:t>
-      </w:r>
-    </w:p>
-    <w:p>
-      <w:pPr>
-        <w:pStyle w:val="ListParagraph"/>
-        <w:numPr>
-          <w:ilvl w:val="0"/>
-          <w:numId w:val="12"/>
-        </w:numPr>
-        <w:spacing w:before="100" w:beforeAutospacing="1" w:after="100" w:afterAutospacing="1" w:line="240" w:lineRule="auto"/>
-        <w:rPr>
-          <w:rFonts w:ascii="Times New Roman" w:eastAsia="Times New Roman" w:hAnsi="Times New Roman" w:cs="Times New Roman"/>
-          <w:kern w:val="0"/>
-          <w:sz w:val="24"/>
-          <w:szCs w:val="24"/>
-        </w:rPr>
-      </w:pPr>
-      <w:r>
-        <w:rPr>
-          <w:rFonts w:ascii="Times New Roman" w:eastAsia="Times New Roman" w:hAnsi="Times New Roman" w:cs="Times New Roman"/>
-          <w:kern w:val="0"/>
-          <w:sz w:val="24"/>
-          <w:szCs w:val="24"/>
-        </w:rPr>
-        <w:t xml:space="preserve">The language used should be grammatically correct, clear, and suitable for formal academic writing. </w:t>
-      </w:r>
-    </w:p>
-    <w:p>
-      <w:pPr>
-        <w:pStyle w:val="ListParagraph"/>
-        <w:numPr>
-          <w:ilvl w:val="0"/>
-          <w:numId w:val="12"/>
-        </w:numPr>
-        <w:spacing w:before="100" w:beforeAutospacing="1" w:after="100" w:afterAutospacing="1" w:line="240" w:lineRule="auto"/>
-        <w:rPr>
-          <w:rFonts w:ascii="Times New Roman" w:eastAsia="Times New Roman" w:hAnsi="Times New Roman" w:cs="Times New Roman"/>
-          <w:kern w:val="0"/>
-          <w:sz w:val="24"/>
-          <w:szCs w:val="24"/>
-        </w:rPr>
-      </w:pPr>
-      <w:r>
-        <w:rPr>
-          <w:rFonts w:ascii="Times New Roman" w:eastAsia="Times New Roman" w:hAnsi="Times New Roman" w:cs="Times New Roman"/>
-          <w:kern w:val="0"/>
-          <w:sz w:val="24"/>
-          <w:szCs w:val="24"/>
-        </w:rPr>
-        <w:t xml:space="preserve">Sentences must be structured properly, spellings should be accurate, and punctuation should be used consistently. </w:t>
-      </w:r>
-    </w:p>
-    <w:p>
-      <w:pPr>
-        <w:pStyle w:val="ListParagraph"/>
-        <w:numPr>
-          <w:ilvl w:val="0"/>
-          <w:numId w:val="12"/>
-        </w:numPr>
-        <w:spacing w:before="100" w:beforeAutospacing="1" w:after="100" w:afterAutospacing="1" w:line="240" w:lineRule="auto"/>
-        <w:rPr>
-          <w:rFonts w:ascii="Times New Roman" w:eastAsia="Times New Roman" w:hAnsi="Times New Roman" w:cs="Times New Roman"/>
-          <w:kern w:val="0"/>
-          <w:sz w:val="24"/>
-          <w:szCs w:val="24"/>
-        </w:rPr>
-      </w:pPr>
-      <w:r>
-        <w:rPr>
-          <w:rFonts w:ascii="Times New Roman" w:eastAsia="Times New Roman" w:hAnsi="Times New Roman" w:cs="Times New Roman"/>
-          <w:kern w:val="0"/>
-          <w:sz w:val="24"/>
-          <w:szCs w:val="24"/>
-        </w:rPr>
-        <w:t>The answer should avoid informal expressions, conversational tone, and slang. The writing must enhance clarity rather than distract from the content.</w:t>
-      </w:r>
-    </w:p>
-    <w:p>
-      <w:pPr>
-        <w:pStyle w:val="ListParagraph"/>
-        <w:numPr>
-          <w:ilvl w:val="0"/>
-          <w:numId w:val="9"/>
-        </w:numPr>
-        <w:spacing w:before="100" w:beforeAutospacing="1" w:after="100" w:afterAutospacing="1" w:line="240" w:lineRule="auto"/>
-        <w:outlineLvl w:val="1"/>
-        <w:rPr>
-          <w:rFonts w:ascii="Times New Roman" w:eastAsia="Times New Roman" w:hAnsi="Times New Roman" w:cs="Times New Roman"/>
-          <w:b/>
-          <w:bCs/>
-          <w:kern w:val="0"/>
-          <w:sz w:val="36"/>
-          <w:szCs w:val="36"/>
-        </w:rPr>
-      </w:pPr>
-      <w:r>
-        <w:rPr>
-          <w:rFonts w:ascii="Times New Roman" w:eastAsia="Times New Roman" w:hAnsi="Times New Roman" w:cs="Times New Roman"/>
-          <w:b/>
-          <w:bCs/>
-          <w:kern w:val="0"/>
+          <w:color w:val="000000"/>
           <w:sz w:val="36"/>
           <w:szCs w:val="36"/>
         </w:rPr>
@@ -2039,15 +889,21 @@
     </w:p>
     <w:p>
       <w:pPr>
-        <w:pStyle w:val="ListParagraph"/>
+        <w:pStyle w:val="Normal1"/>
         <w:numPr>
           <w:ilvl w:val="0"/>
-          <w:numId w:val="13"/>
+          <w:numId w:val="24"/>
         </w:numPr>
-        <w:spacing w:before="100" w:beforeAutospacing="1" w:after="100" w:afterAutospacing="1" w:line="240" w:lineRule="auto"/>
-        <w:rPr>
-          <w:rFonts w:ascii="Times New Roman" w:eastAsia="Times New Roman" w:hAnsi="Times New Roman" w:cs="Times New Roman"/>
-          <w:kern w:val="0"/>
+        <w:pBdr>
+          <w:top w:val="nil"/>
+          <w:left w:val="nil"/>
+          <w:bottom w:val="nil"/>
+          <w:right w:val="nil"/>
+          <w:between w:val="nil"/>
+        </w:pBdr>
+        <w:spacing w:after="0" w:line="240" w:lineRule="auto"/>
+        <w:rPr>
+          <w:color w:val="000000"/>
           <w:sz w:val="24"/>
           <w:szCs w:val="24"/>
         </w:rPr>
@@ -2055,24 +911,30 @@
       <w:r>
         <w:rPr>
           <w:rFonts w:ascii="Times New Roman" w:eastAsia="Times New Roman" w:hAnsi="Times New Roman" w:cs="Times New Roman"/>
-          <w:kern w:val="0"/>
-          <w:sz w:val="24"/>
-          <w:szCs w:val="24"/>
-        </w:rPr>
-        <w:t xml:space="preserve">The overall length of the answer should match the marks allocated. </w:t>
+          <w:color w:val="000000"/>
+          <w:sz w:val="24"/>
+          <w:szCs w:val="24"/>
+        </w:rPr>
+        <w:t>The minimum length of essay should be 1800 words. If the length is less than 1800, flag it as not meeting the required word count.</w:t>
       </w:r>
     </w:p>
     <w:p>
       <w:pPr>
-        <w:pStyle w:val="ListParagraph"/>
+        <w:pStyle w:val="Normal1"/>
         <w:numPr>
           <w:ilvl w:val="0"/>
-          <w:numId w:val="13"/>
+          <w:numId w:val="24"/>
         </w:numPr>
-        <w:spacing w:before="100" w:beforeAutospacing="1" w:after="100" w:afterAutospacing="1" w:line="240" w:lineRule="auto"/>
-        <w:rPr>
-          <w:rFonts w:ascii="Times New Roman" w:eastAsia="Times New Roman" w:hAnsi="Times New Roman" w:cs="Times New Roman"/>
-          <w:kern w:val="0"/>
+        <w:pBdr>
+          <w:top w:val="nil"/>
+          <w:left w:val="nil"/>
+          <w:bottom w:val="nil"/>
+          <w:right w:val="nil"/>
+          <w:between w:val="nil"/>
+        </w:pBdr>
+        <w:spacing w:after="0" w:line="240" w:lineRule="auto"/>
+        <w:rPr>
+          <w:color w:val="000000"/>
           <w:sz w:val="24"/>
           <w:szCs w:val="24"/>
         </w:rPr>
@@ -2080,138 +942,52 @@
       <w:r>
         <w:rPr>
           <w:rFonts w:ascii="Times New Roman" w:eastAsia="Times New Roman" w:hAnsi="Times New Roman" w:cs="Times New Roman"/>
-          <w:kern w:val="0"/>
-          <w:sz w:val="24"/>
-          <w:szCs w:val="24"/>
-        </w:rPr>
-        <w:t>For a 100-mark CSS essay</w:t>
-      </w:r>
-      <w:r>
-        <w:rPr>
-          <w:rFonts w:ascii="Times New Roman" w:eastAsia="Times New Roman" w:hAnsi="Times New Roman" w:cs="Times New Roman"/>
-          <w:kern w:val="0"/>
-          <w:sz w:val="24"/>
-          <w:szCs w:val="24"/>
-        </w:rPr>
-        <w:t>, the ideal length is gen</w:t>
-      </w:r>
-      <w:r>
-        <w:rPr>
-          <w:rFonts w:ascii="Times New Roman" w:eastAsia="Times New Roman" w:hAnsi="Times New Roman" w:cs="Times New Roman"/>
-          <w:kern w:val="0"/>
-          <w:sz w:val="24"/>
-          <w:szCs w:val="24"/>
-        </w:rPr>
-        <w:t>erally between 2000-3000</w:t>
-      </w:r>
-      <w:r>
-        <w:rPr>
-          <w:rFonts w:ascii="Times New Roman" w:eastAsia="Times New Roman" w:hAnsi="Times New Roman" w:cs="Times New Roman"/>
-          <w:kern w:val="0"/>
-          <w:sz w:val="24"/>
-          <w:szCs w:val="24"/>
-        </w:rPr>
-        <w:t xml:space="preserve"> words</w:t>
-      </w:r>
-      <w:r>
-        <w:rPr>
-          <w:rFonts w:ascii="Times New Roman" w:eastAsia="Times New Roman" w:hAnsi="Times New Roman" w:cs="Times New Roman"/>
-          <w:kern w:val="0"/>
-          <w:sz w:val="24"/>
-          <w:szCs w:val="24"/>
-        </w:rPr>
-        <w:t xml:space="preserve">. </w:t>
+          <w:color w:val="000000"/>
+          <w:sz w:val="24"/>
+          <w:szCs w:val="24"/>
+        </w:rPr>
+        <w:t>If the essay body fails to address all parts of the outline, flag it as incomplete.</w:t>
       </w:r>
     </w:p>
     <w:p>
       <w:pPr>
-        <w:pStyle w:val="ListParagraph"/>
+        <w:pStyle w:val="Normal1"/>
+        <w:pBdr>
+          <w:top w:val="nil"/>
+          <w:left w:val="nil"/>
+          <w:bottom w:val="nil"/>
+          <w:right w:val="nil"/>
+          <w:between w:val="nil"/>
+        </w:pBdr>
+        <w:spacing w:after="0" w:line="240" w:lineRule="auto"/>
+        <w:ind w:left="720"/>
+        <w:rPr>
+          <w:color w:val="000000"/>
+          <w:sz w:val="24"/>
+          <w:szCs w:val="24"/>
+        </w:rPr>
+      </w:pPr>
+    </w:p>
+    <w:p>
+      <w:pPr>
+        <w:pStyle w:val="Normal1"/>
         <w:numPr>
           <w:ilvl w:val="0"/>
-          <w:numId w:val="13"/>
+          <w:numId w:val="28"/>
         </w:numPr>
-        <w:spacing w:before="100" w:beforeAutospacing="1" w:after="100" w:afterAutospacing="1" w:line="240" w:lineRule="auto"/>
-        <w:rPr>
-          <w:rFonts w:ascii="Times New Roman" w:eastAsia="Times New Roman" w:hAnsi="Times New Roman" w:cs="Times New Roman"/>
-          <w:kern w:val="0"/>
-          <w:sz w:val="24"/>
-          <w:szCs w:val="24"/>
-        </w:rPr>
-      </w:pPr>
-      <w:r>
-        <w:rPr>
-          <w:rFonts w:ascii="Times New Roman" w:eastAsia="Times New Roman" w:hAnsi="Times New Roman" w:cs="Times New Roman"/>
-          <w:kern w:val="0"/>
-          <w:sz w:val="24"/>
-          <w:szCs w:val="24"/>
-        </w:rPr>
-        <w:t xml:space="preserve">The response must cover all the key demands of the question. </w:t>
-      </w:r>
-    </w:p>
-    <w:p>
-      <w:pPr>
-        <w:pStyle w:val="ListParagraph"/>
-        <w:numPr>
-          <w:ilvl w:val="0"/>
-          <w:numId w:val="13"/>
-        </w:numPr>
-        <w:spacing w:before="100" w:beforeAutospacing="1" w:after="100" w:afterAutospacing="1" w:line="240" w:lineRule="auto"/>
-        <w:rPr>
-          <w:rFonts w:ascii="Times New Roman" w:eastAsia="Times New Roman" w:hAnsi="Times New Roman" w:cs="Times New Roman"/>
-          <w:kern w:val="0"/>
-          <w:sz w:val="24"/>
-          <w:szCs w:val="24"/>
-        </w:rPr>
-      </w:pPr>
-      <w:r>
-        <w:rPr>
-          <w:rFonts w:ascii="Times New Roman" w:eastAsia="Times New Roman" w:hAnsi="Times New Roman" w:cs="Times New Roman"/>
-          <w:kern w:val="0"/>
-          <w:sz w:val="24"/>
-          <w:szCs w:val="24"/>
-        </w:rPr>
-        <w:t xml:space="preserve">Answers that are too short often lack depth, while excessively long answers may contain irrelevant material and lose focus. </w:t>
-      </w:r>
-    </w:p>
-    <w:p>
-      <w:pPr>
-        <w:pStyle w:val="ListParagraph"/>
-        <w:numPr>
-          <w:ilvl w:val="0"/>
-          <w:numId w:val="13"/>
-        </w:numPr>
-        <w:spacing w:before="100" w:beforeAutospacing="1" w:after="100" w:afterAutospacing="1" w:line="240" w:lineRule="auto"/>
-        <w:rPr>
-          <w:rFonts w:ascii="Times New Roman" w:eastAsia="Times New Roman" w:hAnsi="Times New Roman" w:cs="Times New Roman"/>
-          <w:kern w:val="0"/>
-          <w:sz w:val="24"/>
-          <w:szCs w:val="24"/>
-        </w:rPr>
-      </w:pPr>
-      <w:r>
-        <w:rPr>
-          <w:rFonts w:ascii="Times New Roman" w:eastAsia="Times New Roman" w:hAnsi="Times New Roman" w:cs="Times New Roman"/>
-          <w:kern w:val="0"/>
-          <w:sz w:val="24"/>
-          <w:szCs w:val="24"/>
-        </w:rPr>
-        <w:t>Completeness means that no part of the question has been left unaddressed.</w:t>
-      </w:r>
-    </w:p>
-    <w:p>
-      <w:pPr>
-        <w:pStyle w:val="ListParagraph"/>
-        <w:numPr>
-          <w:ilvl w:val="0"/>
-          <w:numId w:val="9"/>
-        </w:numPr>
-        <w:spacing w:before="100" w:beforeAutospacing="1" w:after="100" w:afterAutospacing="1" w:line="240" w:lineRule="auto"/>
-        <w:outlineLvl w:val="1"/>
+        <w:pBdr>
+          <w:top w:val="nil"/>
+          <w:left w:val="nil"/>
+          <w:bottom w:val="nil"/>
+          <w:right w:val="nil"/>
+          <w:between w:val="nil"/>
+        </w:pBdr>
+        <w:spacing w:after="0" w:line="240" w:lineRule="auto"/>
         <w:rPr>
           <w:rFonts w:ascii="Times New Roman" w:eastAsia="Times New Roman" w:hAnsi="Times New Roman" w:cs="Times New Roman"/>
           <w:b/>
           <w:bCs/>
-          <w:kern w:val="0"/>
+          <w:color w:val="000000"/>
           <w:sz w:val="36"/>
           <w:szCs w:val="36"/>
         </w:rPr>
@@ -2221,25 +997,30 @@
           <w:rFonts w:ascii="Times New Roman" w:eastAsia="Times New Roman" w:hAnsi="Times New Roman" w:cs="Times New Roman"/>
           <w:b/>
           <w:bCs/>
-          <w:kern w:val="0"/>
+          <w:color w:val="000000"/>
           <w:sz w:val="36"/>
           <w:szCs w:val="36"/>
         </w:rPr>
-        <w:lastRenderedPageBreak/>
         <w:t>REPETITIVENESS</w:t>
       </w:r>
     </w:p>
     <w:p>
       <w:pPr>
-        <w:pStyle w:val="ListParagraph"/>
+        <w:pStyle w:val="Normal1"/>
         <w:numPr>
           <w:ilvl w:val="0"/>
-          <w:numId w:val="14"/>
+          <w:numId w:val="25"/>
         </w:numPr>
-        <w:spacing w:before="100" w:beforeAutospacing="1" w:after="100" w:afterAutospacing="1" w:line="240" w:lineRule="auto"/>
-        <w:rPr>
-          <w:rFonts w:ascii="Times New Roman" w:eastAsia="Times New Roman" w:hAnsi="Times New Roman" w:cs="Times New Roman"/>
-          <w:kern w:val="0"/>
+        <w:pBdr>
+          <w:top w:val="nil"/>
+          <w:left w:val="nil"/>
+          <w:bottom w:val="nil"/>
+          <w:right w:val="nil"/>
+          <w:between w:val="nil"/>
+        </w:pBdr>
+        <w:spacing w:after="280" w:line="240" w:lineRule="auto"/>
+        <w:rPr>
+          <w:color w:val="000000"/>
           <w:sz w:val="24"/>
           <w:szCs w:val="24"/>
         </w:rPr>
@@ -2247,49 +1028,66 @@
       <w:r>
         <w:rPr>
           <w:rFonts w:ascii="Times New Roman" w:eastAsia="Times New Roman" w:hAnsi="Times New Roman" w:cs="Times New Roman"/>
-          <w:kern w:val="0"/>
-          <w:sz w:val="24"/>
-          <w:szCs w:val="24"/>
-        </w:rPr>
-        <w:t xml:space="preserve">The answer should avoid repeating the same ideas, examples, or arguments in multiple paragraphs. </w:t>
+          <w:color w:val="000000"/>
+          <w:sz w:val="24"/>
+          <w:szCs w:val="24"/>
+        </w:rPr>
+        <w:t>If the same idea, concept, example or argument is repeated either in its entirety or by using different words, flag it as repetition of ideas.</w:t>
       </w:r>
     </w:p>
     <w:p>
       <w:pPr>
-        <w:pStyle w:val="ListParagraph"/>
+        <w:pStyle w:val="Normal1"/>
         <w:numPr>
           <w:ilvl w:val="0"/>
-          <w:numId w:val="14"/>
+          <w:numId w:val="28"/>
         </w:numPr>
-        <w:spacing w:before="100" w:beforeAutospacing="1" w:after="100" w:afterAutospacing="1" w:line="240" w:lineRule="auto"/>
-        <w:rPr>
-          <w:rFonts w:ascii="Times New Roman" w:eastAsia="Times New Roman" w:hAnsi="Times New Roman" w:cs="Times New Roman"/>
-          <w:kern w:val="0"/>
-          <w:sz w:val="24"/>
-          <w:szCs w:val="24"/>
+        <w:pBdr>
+          <w:top w:val="nil"/>
+          <w:left w:val="nil"/>
+          <w:bottom w:val="nil"/>
+          <w:right w:val="nil"/>
+          <w:between w:val="nil"/>
+        </w:pBdr>
+        <w:spacing w:line="240" w:lineRule="auto"/>
+        <w:rPr>
+          <w:rFonts w:ascii="Times New Roman" w:eastAsia="Times New Roman" w:hAnsi="Times New Roman" w:cs="Times New Roman"/>
+          <w:b/>
+          <w:bCs/>
+          <w:color w:val="000000"/>
+          <w:sz w:val="36"/>
+          <w:szCs w:val="36"/>
         </w:rPr>
       </w:pPr>
       <w:r>
         <w:rPr>
           <w:rFonts w:ascii="Times New Roman" w:eastAsia="Times New Roman" w:hAnsi="Times New Roman" w:cs="Times New Roman"/>
-          <w:kern w:val="0"/>
-          <w:sz w:val="24"/>
-          <w:szCs w:val="24"/>
-        </w:rPr>
-        <w:t xml:space="preserve">Each paragraph must contribute a new point or add additional depth to the discussion. </w:t>
+          <w:b/>
+          <w:bCs/>
+          <w:color w:val="000000"/>
+          <w:sz w:val="36"/>
+          <w:szCs w:val="36"/>
+        </w:rPr>
+        <w:t>ARGUMENTATION &amp; CRITICAL DEPTH:</w:t>
       </w:r>
     </w:p>
     <w:p>
       <w:pPr>
-        <w:pStyle w:val="ListParagraph"/>
+        <w:pStyle w:val="Normal1"/>
         <w:numPr>
           <w:ilvl w:val="0"/>
-          <w:numId w:val="14"/>
+          <w:numId w:val="27"/>
         </w:numPr>
-        <w:spacing w:before="100" w:beforeAutospacing="1" w:after="100" w:afterAutospacing="1" w:line="240" w:lineRule="auto"/>
-        <w:rPr>
-          <w:rFonts w:ascii="Times New Roman" w:eastAsia="Times New Roman" w:hAnsi="Times New Roman" w:cs="Times New Roman"/>
-          <w:kern w:val="0"/>
+        <w:pBdr>
+          <w:top w:val="nil"/>
+          <w:left w:val="nil"/>
+          <w:bottom w:val="nil"/>
+          <w:right w:val="nil"/>
+          <w:between w:val="nil"/>
+        </w:pBdr>
+        <w:spacing w:after="280" w:line="240" w:lineRule="auto"/>
+        <w:rPr>
+          <w:color w:val="000000"/>
           <w:sz w:val="24"/>
           <w:szCs w:val="24"/>
         </w:rPr>
@@ -2297,209 +1095,58 @@
       <w:r>
         <w:rPr>
           <w:rFonts w:ascii="Times New Roman" w:eastAsia="Times New Roman" w:hAnsi="Times New Roman" w:cs="Times New Roman"/>
-          <w:kern w:val="0"/>
-          <w:sz w:val="24"/>
-          <w:szCs w:val="24"/>
-        </w:rPr>
-        <w:t>Rephrasing the same concept with different words or repeating entire themes shows poor structure and wastes space. An excellent answer progresses logically without redundancy.</w:t>
+          <w:color w:val="000000"/>
+          <w:sz w:val="24"/>
+          <w:szCs w:val="24"/>
+        </w:rPr>
+        <w:t>If the arguments in paragraphs are narrative or descriptive and don’t provide critical analysis through cause and effect relationship, flag them as weak arguments.</w:t>
       </w:r>
     </w:p>
     <w:p>
       <w:pPr>
-        <w:pStyle w:val="NormalWeb"/>
+        <w:pStyle w:val="Normal1"/>
         <w:numPr>
           <w:ilvl w:val="0"/>
-          <w:numId w:val="9"/>
+          <w:numId w:val="27"/>
         </w:numPr>
-        <w:rPr>
-          <w:b/>
-          <w:color w:val="000000" w:themeColor="text1"/>
-          <w:sz w:val="36"/>
+        <w:pBdr>
+          <w:top w:val="nil"/>
+          <w:left w:val="nil"/>
+          <w:bottom w:val="nil"/>
+          <w:right w:val="nil"/>
+          <w:between w:val="nil"/>
+        </w:pBdr>
+        <w:spacing w:after="280" w:line="240" w:lineRule="auto"/>
+        <w:rPr>
+          <w:color w:val="000000"/>
+          <w:sz w:val="24"/>
+          <w:szCs w:val="24"/>
         </w:rPr>
       </w:pPr>
       <w:r>
         <w:rPr>
-          <w:b/>
-          <w:color w:val="000000" w:themeColor="text1"/>
-          <w:sz w:val="36"/>
-        </w:rPr>
-        <w:t>OVERALL ARGUMENTATION &amp; CRITICAL DEPTH:</w:t>
+          <w:rFonts w:ascii="Times New Roman" w:eastAsia="Times New Roman" w:hAnsi="Times New Roman" w:cs="Times New Roman"/>
+          <w:color w:val="000000"/>
+          <w:sz w:val="24"/>
+          <w:szCs w:val="24"/>
+        </w:rPr>
+        <w:t>If the arguments are not backed by evidence, flag them as weak arguments.</w:t>
       </w:r>
-    </w:p>
-    <w:p>
-      <w:pPr>
-        <w:pStyle w:val="NormalWeb"/>
-        <w:numPr>
-          <w:ilvl w:val="0"/>
-          <w:numId w:val="20"/>
-        </w:numPr>
-      </w:pPr>
-      <w:r>
-        <w:t xml:space="preserve">Reward balanced views, counter-arguments, </w:t>
-      </w:r>
-      <w:proofErr w:type="gramStart"/>
-      <w:r>
-        <w:t>personal</w:t>
-      </w:r>
-      <w:proofErr w:type="gramEnd"/>
-      <w:r>
-        <w:t xml:space="preserve"> insights; penalize one-sided narration/description.</w:t>
-      </w:r>
-    </w:p>
-    <w:p>
-      <w:pPr>
-        <w:pStyle w:val="ListParagraph"/>
-        <w:numPr>
-          <w:ilvl w:val="0"/>
-          <w:numId w:val="20"/>
-        </w:numPr>
-        <w:spacing w:before="100" w:beforeAutospacing="1" w:after="100" w:afterAutospacing="1" w:line="240" w:lineRule="auto"/>
-        <w:rPr>
-          <w:rFonts w:ascii="Times New Roman" w:eastAsia="Times New Roman" w:hAnsi="Times New Roman" w:cs="Times New Roman"/>
-          <w:kern w:val="0"/>
-          <w:sz w:val="24"/>
-          <w:szCs w:val="24"/>
-        </w:rPr>
-      </w:pPr>
-      <w:r>
-        <w:rPr>
-          <w:rFonts w:ascii="Times New Roman" w:eastAsia="Times New Roman" w:hAnsi="Times New Roman" w:cs="Times New Roman"/>
-          <w:kern w:val="0"/>
-          <w:sz w:val="24"/>
-          <w:szCs w:val="24"/>
-        </w:rPr>
-        <w:t xml:space="preserve">The arguments inside each paragraph must be meaningful, logically developed, and directly linked to the main question. </w:t>
-      </w:r>
-    </w:p>
-    <w:p>
-      <w:pPr>
-        <w:pStyle w:val="ListParagraph"/>
-        <w:numPr>
-          <w:ilvl w:val="0"/>
-          <w:numId w:val="20"/>
-        </w:numPr>
-        <w:spacing w:before="100" w:beforeAutospacing="1" w:after="100" w:afterAutospacing="1" w:line="240" w:lineRule="auto"/>
-        <w:rPr>
-          <w:rFonts w:ascii="Times New Roman" w:eastAsia="Times New Roman" w:hAnsi="Times New Roman" w:cs="Times New Roman"/>
-          <w:kern w:val="0"/>
-          <w:sz w:val="24"/>
-          <w:szCs w:val="24"/>
-        </w:rPr>
-      </w:pPr>
-      <w:r>
-        <w:rPr>
-          <w:rFonts w:ascii="Times New Roman" w:eastAsia="Times New Roman" w:hAnsi="Times New Roman" w:cs="Times New Roman"/>
-          <w:kern w:val="0"/>
-          <w:sz w:val="24"/>
-          <w:szCs w:val="24"/>
-        </w:rPr>
-        <w:t xml:space="preserve">A strong paragraph should present a clear claim, explain it, provide evidence or examples, and show cause-effect relationships. </w:t>
-      </w:r>
-    </w:p>
-    <w:p>
-      <w:pPr>
-        <w:pStyle w:val="ListParagraph"/>
-        <w:numPr>
-          <w:ilvl w:val="0"/>
-          <w:numId w:val="20"/>
-        </w:numPr>
-        <w:spacing w:before="100" w:beforeAutospacing="1" w:after="100" w:afterAutospacing="1" w:line="240" w:lineRule="auto"/>
-        <w:rPr>
-          <w:rFonts w:ascii="Times New Roman" w:eastAsia="Times New Roman" w:hAnsi="Times New Roman" w:cs="Times New Roman"/>
-          <w:kern w:val="0"/>
-          <w:sz w:val="24"/>
-          <w:szCs w:val="24"/>
-        </w:rPr>
-      </w:pPr>
-      <w:r>
-        <w:rPr>
-          <w:rFonts w:ascii="Times New Roman" w:eastAsia="Times New Roman" w:hAnsi="Times New Roman" w:cs="Times New Roman"/>
-          <w:kern w:val="0"/>
-          <w:sz w:val="24"/>
-          <w:szCs w:val="24"/>
-        </w:rPr>
-        <w:t xml:space="preserve">Weak arguments include simple narration of events, emotional opinions, or statements that are not tied back to the central argument. </w:t>
-      </w:r>
-    </w:p>
-    <w:p>
-      <w:pPr>
-        <w:pStyle w:val="ListParagraph"/>
-        <w:numPr>
-          <w:ilvl w:val="0"/>
-          <w:numId w:val="20"/>
-        </w:numPr>
-        <w:spacing w:before="100" w:beforeAutospacing="1" w:after="100" w:afterAutospacing="1" w:line="240" w:lineRule="auto"/>
-        <w:rPr>
-          <w:rFonts w:ascii="Times New Roman" w:eastAsia="Times New Roman" w:hAnsi="Times New Roman" w:cs="Times New Roman"/>
-          <w:kern w:val="0"/>
-          <w:sz w:val="24"/>
-          <w:szCs w:val="24"/>
-        </w:rPr>
-      </w:pPr>
-      <w:r>
-        <w:rPr>
-          <w:rFonts w:ascii="Times New Roman" w:hAnsi="Times New Roman" w:cs="Times New Roman"/>
-          <w:sz w:val="24"/>
-          <w:szCs w:val="24"/>
-        </w:rPr>
-        <w:t>Analyzes the “why” and “how” behind the key concepts and ideas discussed in the paragraph.</w:t>
-      </w:r>
-    </w:p>
-    <w:p>
-      <w:pPr>
-        <w:pStyle w:val="ListParagraph"/>
-        <w:numPr>
-          <w:ilvl w:val="0"/>
-          <w:numId w:val="20"/>
-        </w:numPr>
-        <w:spacing w:before="100" w:beforeAutospacing="1" w:after="100" w:afterAutospacing="1" w:line="240" w:lineRule="auto"/>
-        <w:rPr>
-          <w:rFonts w:ascii="Times New Roman" w:eastAsia="Times New Roman" w:hAnsi="Times New Roman" w:cs="Times New Roman"/>
-          <w:kern w:val="0"/>
-          <w:sz w:val="24"/>
-          <w:szCs w:val="24"/>
-        </w:rPr>
-      </w:pPr>
-      <w:r>
-        <w:rPr>
-          <w:rFonts w:ascii="Times New Roman" w:eastAsia="Times New Roman" w:hAnsi="Times New Roman" w:cs="Times New Roman"/>
-          <w:kern w:val="0"/>
-          <w:sz w:val="24"/>
-          <w:szCs w:val="24"/>
-        </w:rPr>
-        <w:t>Critical thinking should be visible through comparisons, explanations of why something happened, and how it shaped outcomes.</w:t>
-      </w:r>
-    </w:p>
-    <w:p>
-      <w:pPr>
-        <w:pStyle w:val="NormalWeb"/>
-      </w:pPr>
-    </w:p>
-    <w:p>
-      <w:pPr>
-        <w:spacing w:before="100" w:beforeAutospacing="1" w:after="100" w:afterAutospacing="1" w:line="240" w:lineRule="auto"/>
-        <w:rPr>
-          <w:rFonts w:ascii="Times New Roman" w:eastAsia="Times New Roman" w:hAnsi="Times New Roman" w:cs="Times New Roman"/>
-          <w:kern w:val="0"/>
-          <w:sz w:val="24"/>
-          <w:szCs w:val="24"/>
-        </w:rPr>
-      </w:pPr>
     </w:p>
     <w:p/>
     <w:sectPr>
       <w:pgSz w:w="11906" w:h="16838"/>
       <w:pgMar w:top="1440" w:right="1440" w:bottom="1440" w:left="1440" w:header="708" w:footer="708" w:gutter="0"/>
-      <w:cols w:space="708"/>
-      <w:docGrid w:linePitch="360"/>
+      <w:pgNumType w:start="1"/>
+      <w:cols w:space="720"/>
     </w:sectPr>
   </w:body>
 </w:document>
 </file>
 
 <file path=word/numbering.xml><?xml version="1.0" encoding="utf-8"?>
-<w:numbering xmlns:wpc="http://schemas.microsoft.com/office/word/2010/wordprocessingCanvas" xmlns:mc="http://schemas.openxmlformats.org/markup-compatibility/2006" xmlns:o="urn:schemas-microsoft-com:office:office" xmlns:r="http://schemas.openxmlformats.org/officeDocument/2006/relationships" xmlns:m="http://schemas.openxmlformats.org/officeDocument/2006/math" xmlns:v="urn:schemas-microsoft-com:vml" xmlns:wp14="http://schemas.microsoft.com/office/word/2010/wordprocessingDrawing" xmlns:wp="http://schemas.openxmlformats.org/drawingml/2006/wordprocessingDrawing" xmlns:w10="urn:schemas-microsoft-com:office:word" xmlns:w="http://schemas.openxmlformats.org/wordprocessingml/2006/main" xmlns:w14="http://schemas.microsoft.com/office/word/2010/wordml" xmlns:w15="http://schemas.microsoft.com/office/word/2012/wordml" xmlns:wpg="http://schemas.microsoft.com/office/word/2010/wordprocessingGroup" xmlns:wpi="http://schemas.microsoft.com/office/word/2010/wordprocessingInk" xmlns:wne="http://schemas.microsoft.com/office/word/2006/wordml" xmlns:wps="http://schemas.microsoft.com/office/word/2010/wordprocessingShape" mc:Ignorable="w14 w15 wp14">
-  <w:abstractNum w:abstractNumId="0">
+<w:numbering xmlns:wpc="http://schemas.microsoft.com/office/word/2010/wordprocessingCanvas" xmlns:cx="http://schemas.microsoft.com/office/drawing/2014/chartex" xmlns:mc="http://schemas.openxmlformats.org/markup-compatibility/2006" xmlns:o="urn:schemas-microsoft-com:office:office" xmlns:r="http://schemas.openxmlformats.org/officeDocument/2006/relationships" xmlns:m="http://schemas.openxmlformats.org/officeDocument/2006/math" xmlns:v="urn:schemas-microsoft-com:vml" xmlns:wp14="http://schemas.microsoft.com/office/word/2010/wordprocessingDrawing" xmlns:wp="http://schemas.openxmlformats.org/drawingml/2006/wordprocessingDrawing" xmlns:w10="urn:schemas-microsoft-com:office:word" xmlns:w="http://schemas.openxmlformats.org/wordprocessingml/2006/main" xmlns:w14="http://schemas.microsoft.com/office/word/2010/wordml" xmlns:w15="http://schemas.microsoft.com/office/word/2012/wordml" xmlns:w16se="http://schemas.microsoft.com/office/word/2015/wordml/symex" xmlns:wpg="http://schemas.microsoft.com/office/word/2010/wordprocessingGroup" xmlns:wpi="http://schemas.microsoft.com/office/word/2010/wordprocessingInk" xmlns:wne="http://schemas.microsoft.com/office/word/2006/wordml" xmlns:wps="http://schemas.microsoft.com/office/word/2010/wordprocessingShape" mc:Ignorable="w14 w15 w16se wp14">
+  <w:abstractNum w:abstractNumId="0" w15:restartNumberingAfterBreak="0">
     <w:nsid w:val="10653486"/>
     <w:multiLevelType w:val="hybridMultilevel"/>
     <w:tmpl w:val="E89AFD10"/>
@@ -2612,7 +1259,7 @@
       </w:rPr>
     </w:lvl>
   </w:abstractNum>
-  <w:abstractNum w:abstractNumId="1">
+  <w:abstractNum w:abstractNumId="1" w15:restartNumberingAfterBreak="0">
     <w:nsid w:val="17502032"/>
     <w:multiLevelType w:val="hybridMultilevel"/>
     <w:tmpl w:val="A8FEA864"/>
@@ -2725,7 +1372,7 @@
       </w:rPr>
     </w:lvl>
   </w:abstractNum>
-  <w:abstractNum w:abstractNumId="2">
+  <w:abstractNum w:abstractNumId="2" w15:restartNumberingAfterBreak="0">
     <w:nsid w:val="27B3259C"/>
     <w:multiLevelType w:val="hybridMultilevel"/>
     <w:tmpl w:val="FD400802"/>
@@ -2838,7 +1485,7 @@
       </w:rPr>
     </w:lvl>
   </w:abstractNum>
-  <w:abstractNum w:abstractNumId="3">
+  <w:abstractNum w:abstractNumId="3" w15:restartNumberingAfterBreak="0">
     <w:nsid w:val="28CF3973"/>
     <w:multiLevelType w:val="multilevel"/>
     <w:tmpl w:val="3C4E0E2E"/>
@@ -2987,7 +1634,7 @@
       </w:rPr>
     </w:lvl>
   </w:abstractNum>
-  <w:abstractNum w:abstractNumId="4">
+  <w:abstractNum w:abstractNumId="4" w15:restartNumberingAfterBreak="0">
     <w:nsid w:val="2A3A381B"/>
     <w:multiLevelType w:val="multilevel"/>
     <w:tmpl w:val="26620634"/>
@@ -3136,7 +1783,7 @@
       </w:rPr>
     </w:lvl>
   </w:abstractNum>
-  <w:abstractNum w:abstractNumId="5">
+  <w:abstractNum w:abstractNumId="5" w15:restartNumberingAfterBreak="0">
     <w:nsid w:val="2CBC6CF9"/>
     <w:multiLevelType w:val="multilevel"/>
     <w:tmpl w:val="9E72076E"/>
@@ -3285,7 +1932,7 @@
       </w:rPr>
     </w:lvl>
   </w:abstractNum>
-  <w:abstractNum w:abstractNumId="6">
+  <w:abstractNum w:abstractNumId="6" w15:restartNumberingAfterBreak="0">
     <w:nsid w:val="2F7722FA"/>
     <w:multiLevelType w:val="multilevel"/>
     <w:tmpl w:val="3348BD28"/>
@@ -3434,7 +2081,117 @@
       </w:rPr>
     </w:lvl>
   </w:abstractNum>
-  <w:abstractNum w:abstractNumId="7">
+  <w:abstractNum w:abstractNumId="7" w15:restartNumberingAfterBreak="0">
+    <w:nsid w:val="32E424C0"/>
+    <w:multiLevelType w:val="multilevel"/>
+    <w:tmpl w:val="7788F6D2"/>
+    <w:lvl w:ilvl="0">
+      <w:start w:val="1"/>
+      <w:numFmt w:val="lowerLetter"/>
+      <w:lvlText w:val="%1)"/>
+      <w:lvlJc w:val="left"/>
+      <w:pPr>
+        <w:ind w:left="720" w:hanging="360"/>
+      </w:pPr>
+    </w:lvl>
+    <w:lvl w:ilvl="1">
+      <w:start w:val="1"/>
+      <w:numFmt w:val="bullet"/>
+      <w:lvlText w:val="o"/>
+      <w:lvlJc w:val="left"/>
+      <w:pPr>
+        <w:ind w:left="1440" w:hanging="360"/>
+      </w:pPr>
+      <w:rPr>
+        <w:rFonts w:ascii="Courier New" w:eastAsia="Courier New" w:hAnsi="Courier New" w:cs="Courier New"/>
+      </w:rPr>
+    </w:lvl>
+    <w:lvl w:ilvl="2">
+      <w:start w:val="1"/>
+      <w:numFmt w:val="bullet"/>
+      <w:lvlText w:val="▪"/>
+      <w:lvlJc w:val="left"/>
+      <w:pPr>
+        <w:ind w:left="2160" w:hanging="360"/>
+      </w:pPr>
+      <w:rPr>
+        <w:rFonts w:ascii="Noto Sans Symbols" w:eastAsia="Noto Sans Symbols" w:hAnsi="Noto Sans Symbols" w:cs="Noto Sans Symbols"/>
+      </w:rPr>
+    </w:lvl>
+    <w:lvl w:ilvl="3">
+      <w:start w:val="1"/>
+      <w:numFmt w:val="bullet"/>
+      <w:lvlText w:val="●"/>
+      <w:lvlJc w:val="left"/>
+      <w:pPr>
+        <w:ind w:left="2880" w:hanging="360"/>
+      </w:pPr>
+      <w:rPr>
+        <w:rFonts w:ascii="Noto Sans Symbols" w:eastAsia="Noto Sans Symbols" w:hAnsi="Noto Sans Symbols" w:cs="Noto Sans Symbols"/>
+      </w:rPr>
+    </w:lvl>
+    <w:lvl w:ilvl="4">
+      <w:start w:val="1"/>
+      <w:numFmt w:val="bullet"/>
+      <w:lvlText w:val="o"/>
+      <w:lvlJc w:val="left"/>
+      <w:pPr>
+        <w:ind w:left="3600" w:hanging="360"/>
+      </w:pPr>
+      <w:rPr>
+        <w:rFonts w:ascii="Courier New" w:eastAsia="Courier New" w:hAnsi="Courier New" w:cs="Courier New"/>
+      </w:rPr>
+    </w:lvl>
+    <w:lvl w:ilvl="5">
+      <w:start w:val="1"/>
+      <w:numFmt w:val="bullet"/>
+      <w:lvlText w:val="▪"/>
+      <w:lvlJc w:val="left"/>
+      <w:pPr>
+        <w:ind w:left="4320" w:hanging="360"/>
+      </w:pPr>
+      <w:rPr>
+        <w:rFonts w:ascii="Noto Sans Symbols" w:eastAsia="Noto Sans Symbols" w:hAnsi="Noto Sans Symbols" w:cs="Noto Sans Symbols"/>
+      </w:rPr>
+    </w:lvl>
+    <w:lvl w:ilvl="6">
+      <w:start w:val="1"/>
+      <w:numFmt w:val="bullet"/>
+      <w:lvlText w:val="●"/>
+      <w:lvlJc w:val="left"/>
+      <w:pPr>
+        <w:ind w:left="5040" w:hanging="360"/>
+      </w:pPr>
+      <w:rPr>
+        <w:rFonts w:ascii="Noto Sans Symbols" w:eastAsia="Noto Sans Symbols" w:hAnsi="Noto Sans Symbols" w:cs="Noto Sans Symbols"/>
+      </w:rPr>
+    </w:lvl>
+    <w:lvl w:ilvl="7">
+      <w:start w:val="1"/>
+      <w:numFmt w:val="bullet"/>
+      <w:lvlText w:val="o"/>
+      <w:lvlJc w:val="left"/>
+      <w:pPr>
+        <w:ind w:left="5760" w:hanging="360"/>
+      </w:pPr>
+      <w:rPr>
+        <w:rFonts w:ascii="Courier New" w:eastAsia="Courier New" w:hAnsi="Courier New" w:cs="Courier New"/>
+      </w:rPr>
+    </w:lvl>
+    <w:lvl w:ilvl="8">
+      <w:start w:val="1"/>
+      <w:numFmt w:val="bullet"/>
+      <w:lvlText w:val="▪"/>
+      <w:lvlJc w:val="left"/>
+      <w:pPr>
+        <w:ind w:left="6480" w:hanging="360"/>
+      </w:pPr>
+      <w:rPr>
+        <w:rFonts w:ascii="Noto Sans Symbols" w:eastAsia="Noto Sans Symbols" w:hAnsi="Noto Sans Symbols" w:cs="Noto Sans Symbols"/>
+      </w:rPr>
+    </w:lvl>
+  </w:abstractNum>
+  <w:abstractNum w:abstractNumId="8" w15:restartNumberingAfterBreak="0">
     <w:nsid w:val="35FB176F"/>
     <w:multiLevelType w:val="multilevel"/>
     <w:tmpl w:val="68B2CC18"/>
@@ -3583,7 +2340,7 @@
       </w:rPr>
     </w:lvl>
   </w:abstractNum>
-  <w:abstractNum w:abstractNumId="8">
+  <w:abstractNum w:abstractNumId="9" w15:restartNumberingAfterBreak="0">
     <w:nsid w:val="3A2E3E72"/>
     <w:multiLevelType w:val="multilevel"/>
     <w:tmpl w:val="9446BFD2"/>
@@ -3732,7 +2489,7 @@
       </w:rPr>
     </w:lvl>
   </w:abstractNum>
-  <w:abstractNum w:abstractNumId="9">
+  <w:abstractNum w:abstractNumId="10" w15:restartNumberingAfterBreak="0">
     <w:nsid w:val="3A5345E6"/>
     <w:multiLevelType w:val="hybridMultilevel"/>
     <w:tmpl w:val="B69299E8"/>
@@ -3845,7 +2602,93 @@
       </w:rPr>
     </w:lvl>
   </w:abstractNum>
-  <w:abstractNum w:abstractNumId="10">
+  <w:abstractNum w:abstractNumId="11" w15:restartNumberingAfterBreak="0">
+    <w:nsid w:val="456A3411"/>
+    <w:multiLevelType w:val="multilevel"/>
+    <w:tmpl w:val="7C344212"/>
+    <w:lvl w:ilvl="0">
+      <w:start w:val="1"/>
+      <w:numFmt w:val="lowerLetter"/>
+      <w:lvlText w:val="%1."/>
+      <w:lvlJc w:val="left"/>
+      <w:pPr>
+        <w:ind w:left="720" w:hanging="360"/>
+      </w:pPr>
+    </w:lvl>
+    <w:lvl w:ilvl="1">
+      <w:start w:val="1"/>
+      <w:numFmt w:val="lowerLetter"/>
+      <w:lvlText w:val="%2."/>
+      <w:lvlJc w:val="left"/>
+      <w:pPr>
+        <w:ind w:left="1440" w:hanging="360"/>
+      </w:pPr>
+    </w:lvl>
+    <w:lvl w:ilvl="2">
+      <w:start w:val="1"/>
+      <w:numFmt w:val="lowerRoman"/>
+      <w:lvlText w:val="%3."/>
+      <w:lvlJc w:val="right"/>
+      <w:pPr>
+        <w:ind w:left="2160" w:hanging="180"/>
+      </w:pPr>
+    </w:lvl>
+    <w:lvl w:ilvl="3">
+      <w:start w:val="1"/>
+      <w:numFmt w:val="decimal"/>
+      <w:lvlText w:val="%4."/>
+      <w:lvlJc w:val="left"/>
+      <w:pPr>
+        <w:ind w:left="2880" w:hanging="360"/>
+      </w:pPr>
+    </w:lvl>
+    <w:lvl w:ilvl="4">
+      <w:start w:val="1"/>
+      <w:numFmt w:val="lowerLetter"/>
+      <w:lvlText w:val="%5."/>
+      <w:lvlJc w:val="left"/>
+      <w:pPr>
+        <w:ind w:left="3600" w:hanging="360"/>
+      </w:pPr>
+    </w:lvl>
+    <w:lvl w:ilvl="5">
+      <w:start w:val="1"/>
+      <w:numFmt w:val="lowerRoman"/>
+      <w:lvlText w:val="%6."/>
+      <w:lvlJc w:val="right"/>
+      <w:pPr>
+        <w:ind w:left="4320" w:hanging="180"/>
+      </w:pPr>
+    </w:lvl>
+    <w:lvl w:ilvl="6">
+      <w:start w:val="1"/>
+      <w:numFmt w:val="decimal"/>
+      <w:lvlText w:val="%7."/>
+      <w:lvlJc w:val="left"/>
+      <w:pPr>
+        <w:ind w:left="5040" w:hanging="360"/>
+      </w:pPr>
+    </w:lvl>
+    <w:lvl w:ilvl="7">
+      <w:start w:val="1"/>
+      <w:numFmt w:val="lowerLetter"/>
+      <w:lvlText w:val="%8."/>
+      <w:lvlJc w:val="left"/>
+      <w:pPr>
+        <w:ind w:left="5760" w:hanging="360"/>
+      </w:pPr>
+    </w:lvl>
+    <w:lvl w:ilvl="8">
+      <w:start w:val="1"/>
+      <w:numFmt w:val="lowerRoman"/>
+      <w:lvlText w:val="%9."/>
+      <w:lvlJc w:val="right"/>
+      <w:pPr>
+        <w:ind w:left="6480" w:hanging="180"/>
+      </w:pPr>
+    </w:lvl>
+  </w:abstractNum>
+  <w:abstractNum w:abstractNumId="12" w15:restartNumberingAfterBreak="0">
     <w:nsid w:val="46F91396"/>
     <w:multiLevelType w:val="hybridMultilevel"/>
     <w:tmpl w:val="4B94F910"/>
@@ -3958,7 +2801,7 @@
       </w:rPr>
     </w:lvl>
   </w:abstractNum>
-  <w:abstractNum w:abstractNumId="11">
+  <w:abstractNum w:abstractNumId="13" w15:restartNumberingAfterBreak="0">
     <w:nsid w:val="4710699D"/>
     <w:multiLevelType w:val="hybridMultilevel"/>
     <w:tmpl w:val="FB1622D0"/>
@@ -4071,7 +2914,227 @@
       </w:rPr>
     </w:lvl>
   </w:abstractNum>
-  <w:abstractNum w:abstractNumId="12">
+  <w:abstractNum w:abstractNumId="14" w15:restartNumberingAfterBreak="0">
+    <w:nsid w:val="4D9A52CE"/>
+    <w:multiLevelType w:val="multilevel"/>
+    <w:tmpl w:val="97A64930"/>
+    <w:lvl w:ilvl="0">
+      <w:start w:val="1"/>
+      <w:numFmt w:val="lowerLetter"/>
+      <w:lvlText w:val="%1)"/>
+      <w:lvlJc w:val="left"/>
+      <w:pPr>
+        <w:ind w:left="720" w:hanging="360"/>
+      </w:pPr>
+    </w:lvl>
+    <w:lvl w:ilvl="1">
+      <w:start w:val="1"/>
+      <w:numFmt w:val="bullet"/>
+      <w:lvlText w:val="o"/>
+      <w:lvlJc w:val="left"/>
+      <w:pPr>
+        <w:ind w:left="1440" w:hanging="360"/>
+      </w:pPr>
+      <w:rPr>
+        <w:rFonts w:ascii="Courier New" w:eastAsia="Courier New" w:hAnsi="Courier New" w:cs="Courier New"/>
+      </w:rPr>
+    </w:lvl>
+    <w:lvl w:ilvl="2">
+      <w:start w:val="1"/>
+      <w:numFmt w:val="bullet"/>
+      <w:lvlText w:val="▪"/>
+      <w:lvlJc w:val="left"/>
+      <w:pPr>
+        <w:ind w:left="2160" w:hanging="360"/>
+      </w:pPr>
+      <w:rPr>
+        <w:rFonts w:ascii="Noto Sans Symbols" w:eastAsia="Noto Sans Symbols" w:hAnsi="Noto Sans Symbols" w:cs="Noto Sans Symbols"/>
+      </w:rPr>
+    </w:lvl>
+    <w:lvl w:ilvl="3">
+      <w:start w:val="1"/>
+      <w:numFmt w:val="bullet"/>
+      <w:lvlText w:val="●"/>
+      <w:lvlJc w:val="left"/>
+      <w:pPr>
+        <w:ind w:left="2880" w:hanging="360"/>
+      </w:pPr>
+      <w:rPr>
+        <w:rFonts w:ascii="Noto Sans Symbols" w:eastAsia="Noto Sans Symbols" w:hAnsi="Noto Sans Symbols" w:cs="Noto Sans Symbols"/>
+      </w:rPr>
+    </w:lvl>
+    <w:lvl w:ilvl="4">
+      <w:start w:val="1"/>
+      <w:numFmt w:val="bullet"/>
+      <w:lvlText w:val="o"/>
+      <w:lvlJc w:val="left"/>
+      <w:pPr>
+        <w:ind w:left="3600" w:hanging="360"/>
+      </w:pPr>
+      <w:rPr>
+        <w:rFonts w:ascii="Courier New" w:eastAsia="Courier New" w:hAnsi="Courier New" w:cs="Courier New"/>
+      </w:rPr>
+    </w:lvl>
+    <w:lvl w:ilvl="5">
+      <w:start w:val="1"/>
+      <w:numFmt w:val="bullet"/>
+      <w:lvlText w:val="▪"/>
+      <w:lvlJc w:val="left"/>
+      <w:pPr>
+        <w:ind w:left="4320" w:hanging="360"/>
+      </w:pPr>
+      <w:rPr>
+        <w:rFonts w:ascii="Noto Sans Symbols" w:eastAsia="Noto Sans Symbols" w:hAnsi="Noto Sans Symbols" w:cs="Noto Sans Symbols"/>
+      </w:rPr>
+    </w:lvl>
+    <w:lvl w:ilvl="6">
+      <w:start w:val="1"/>
+      <w:numFmt w:val="bullet"/>
+      <w:lvlText w:val="●"/>
+      <w:lvlJc w:val="left"/>
+      <w:pPr>
+        <w:ind w:left="5040" w:hanging="360"/>
+      </w:pPr>
+      <w:rPr>
+        <w:rFonts w:ascii="Noto Sans Symbols" w:eastAsia="Noto Sans Symbols" w:hAnsi="Noto Sans Symbols" w:cs="Noto Sans Symbols"/>
+      </w:rPr>
+    </w:lvl>
+    <w:lvl w:ilvl="7">
+      <w:start w:val="1"/>
+      <w:numFmt w:val="bullet"/>
+      <w:lvlText w:val="o"/>
+      <w:lvlJc w:val="left"/>
+      <w:pPr>
+        <w:ind w:left="5760" w:hanging="360"/>
+      </w:pPr>
+      <w:rPr>
+        <w:rFonts w:ascii="Courier New" w:eastAsia="Courier New" w:hAnsi="Courier New" w:cs="Courier New"/>
+      </w:rPr>
+    </w:lvl>
+    <w:lvl w:ilvl="8">
+      <w:start w:val="1"/>
+      <w:numFmt w:val="bullet"/>
+      <w:lvlText w:val="▪"/>
+      <w:lvlJc w:val="left"/>
+      <w:pPr>
+        <w:ind w:left="6480" w:hanging="360"/>
+      </w:pPr>
+      <w:rPr>
+        <w:rFonts w:ascii="Noto Sans Symbols" w:eastAsia="Noto Sans Symbols" w:hAnsi="Noto Sans Symbols" w:cs="Noto Sans Symbols"/>
+      </w:rPr>
+    </w:lvl>
+  </w:abstractNum>
+  <w:abstractNum w:abstractNumId="15" w15:restartNumberingAfterBreak="0">
+    <w:nsid w:val="50D07B6A"/>
+    <w:multiLevelType w:val="multilevel"/>
+    <w:tmpl w:val="2018BD06"/>
+    <w:lvl w:ilvl="0">
+      <w:start w:val="1"/>
+      <w:numFmt w:val="lowerLetter"/>
+      <w:lvlText w:val="%1)"/>
+      <w:lvlJc w:val="left"/>
+      <w:pPr>
+        <w:ind w:left="1080" w:hanging="360"/>
+      </w:pPr>
+    </w:lvl>
+    <w:lvl w:ilvl="1">
+      <w:start w:val="1"/>
+      <w:numFmt w:val="bullet"/>
+      <w:lvlText w:val="o"/>
+      <w:lvlJc w:val="left"/>
+      <w:pPr>
+        <w:ind w:left="1800" w:hanging="360"/>
+      </w:pPr>
+      <w:rPr>
+        <w:rFonts w:ascii="Courier New" w:eastAsia="Courier New" w:hAnsi="Courier New" w:cs="Courier New"/>
+      </w:rPr>
+    </w:lvl>
+    <w:lvl w:ilvl="2">
+      <w:start w:val="1"/>
+      <w:numFmt w:val="bullet"/>
+      <w:lvlText w:val="▪"/>
+      <w:lvlJc w:val="left"/>
+      <w:pPr>
+        <w:ind w:left="2520" w:hanging="360"/>
+      </w:pPr>
+      <w:rPr>
+        <w:rFonts w:ascii="Noto Sans Symbols" w:eastAsia="Noto Sans Symbols" w:hAnsi="Noto Sans Symbols" w:cs="Noto Sans Symbols"/>
+      </w:rPr>
+    </w:lvl>
+    <w:lvl w:ilvl="3">
+      <w:start w:val="1"/>
+      <w:numFmt w:val="bullet"/>
+      <w:lvlText w:val="●"/>
+      <w:lvlJc w:val="left"/>
+      <w:pPr>
+        <w:ind w:left="3240" w:hanging="360"/>
+      </w:pPr>
+      <w:rPr>
+        <w:rFonts w:ascii="Noto Sans Symbols" w:eastAsia="Noto Sans Symbols" w:hAnsi="Noto Sans Symbols" w:cs="Noto Sans Symbols"/>
+      </w:rPr>
+    </w:lvl>
+    <w:lvl w:ilvl="4">
+      <w:start w:val="1"/>
+      <w:numFmt w:val="bullet"/>
+      <w:lvlText w:val="o"/>
+      <w:lvlJc w:val="left"/>
+      <w:pPr>
+        <w:ind w:left="3960" w:hanging="360"/>
+      </w:pPr>
+      <w:rPr>
+        <w:rFonts w:ascii="Courier New" w:eastAsia="Courier New" w:hAnsi="Courier New" w:cs="Courier New"/>
+      </w:rPr>
+    </w:lvl>
+    <w:lvl w:ilvl="5">
+      <w:start w:val="1"/>
+      <w:numFmt w:val="bullet"/>
+      <w:lvlText w:val="▪"/>
+      <w:lvlJc w:val="left"/>
+      <w:pPr>
+        <w:ind w:left="4680" w:hanging="360"/>
+      </w:pPr>
+      <w:rPr>
+        <w:rFonts w:ascii="Noto Sans Symbols" w:eastAsia="Noto Sans Symbols" w:hAnsi="Noto Sans Symbols" w:cs="Noto Sans Symbols"/>
+      </w:rPr>
+    </w:lvl>
+    <w:lvl w:ilvl="6">
+      <w:start w:val="1"/>
+      <w:numFmt w:val="bullet"/>
+      <w:lvlText w:val="●"/>
+      <w:lvlJc w:val="left"/>
+      <w:pPr>
+        <w:ind w:left="5400" w:hanging="360"/>
+      </w:pPr>
+      <w:rPr>
+        <w:rFonts w:ascii="Noto Sans Symbols" w:eastAsia="Noto Sans Symbols" w:hAnsi="Noto Sans Symbols" w:cs="Noto Sans Symbols"/>
+      </w:rPr>
+    </w:lvl>
+    <w:lvl w:ilvl="7">
+      <w:start w:val="1"/>
+      <w:numFmt w:val="bullet"/>
+      <w:lvlText w:val="o"/>
+      <w:lvlJc w:val="left"/>
+      <w:pPr>
+        <w:ind w:left="6120" w:hanging="360"/>
+      </w:pPr>
+      <w:rPr>
+        <w:rFonts w:ascii="Courier New" w:eastAsia="Courier New" w:hAnsi="Courier New" w:cs="Courier New"/>
+      </w:rPr>
+    </w:lvl>
+    <w:lvl w:ilvl="8">
+      <w:start w:val="1"/>
+      <w:numFmt w:val="bullet"/>
+      <w:lvlText w:val="▪"/>
+      <w:lvlJc w:val="left"/>
+      <w:pPr>
+        <w:ind w:left="6840" w:hanging="360"/>
+      </w:pPr>
+      <w:rPr>
+        <w:rFonts w:ascii="Noto Sans Symbols" w:eastAsia="Noto Sans Symbols" w:hAnsi="Noto Sans Symbols" w:cs="Noto Sans Symbols"/>
+      </w:rPr>
+    </w:lvl>
+  </w:abstractNum>
+  <w:abstractNum w:abstractNumId="16" w15:restartNumberingAfterBreak="0">
     <w:nsid w:val="528213EF"/>
     <w:multiLevelType w:val="hybridMultilevel"/>
     <w:tmpl w:val="BC524F36"/>
@@ -4184,7 +3247,7 @@
       </w:rPr>
     </w:lvl>
   </w:abstractNum>
-  <w:abstractNum w:abstractNumId="13">
+  <w:abstractNum w:abstractNumId="17" w15:restartNumberingAfterBreak="0">
     <w:nsid w:val="57756C03"/>
     <w:multiLevelType w:val="multilevel"/>
     <w:tmpl w:val="F90CC90C"/>
@@ -4333,7 +3396,227 @@
       </w:rPr>
     </w:lvl>
   </w:abstractNum>
-  <w:abstractNum w:abstractNumId="14">
+  <w:abstractNum w:abstractNumId="18" w15:restartNumberingAfterBreak="0">
+    <w:nsid w:val="58A924CC"/>
+    <w:multiLevelType w:val="multilevel"/>
+    <w:tmpl w:val="FB9E975A"/>
+    <w:lvl w:ilvl="0">
+      <w:start w:val="1"/>
+      <w:numFmt w:val="lowerLetter"/>
+      <w:lvlText w:val="%1)"/>
+      <w:lvlJc w:val="left"/>
+      <w:pPr>
+        <w:ind w:left="720" w:hanging="360"/>
+      </w:pPr>
+    </w:lvl>
+    <w:lvl w:ilvl="1">
+      <w:start w:val="1"/>
+      <w:numFmt w:val="bullet"/>
+      <w:lvlText w:val="o"/>
+      <w:lvlJc w:val="left"/>
+      <w:pPr>
+        <w:ind w:left="1440" w:hanging="360"/>
+      </w:pPr>
+      <w:rPr>
+        <w:rFonts w:ascii="Courier New" w:eastAsia="Courier New" w:hAnsi="Courier New" w:cs="Courier New"/>
+      </w:rPr>
+    </w:lvl>
+    <w:lvl w:ilvl="2">
+      <w:start w:val="1"/>
+      <w:numFmt w:val="bullet"/>
+      <w:lvlText w:val="▪"/>
+      <w:lvlJc w:val="left"/>
+      <w:pPr>
+        <w:ind w:left="2160" w:hanging="360"/>
+      </w:pPr>
+      <w:rPr>
+        <w:rFonts w:ascii="Noto Sans Symbols" w:eastAsia="Noto Sans Symbols" w:hAnsi="Noto Sans Symbols" w:cs="Noto Sans Symbols"/>
+      </w:rPr>
+    </w:lvl>
+    <w:lvl w:ilvl="3">
+      <w:start w:val="1"/>
+      <w:numFmt w:val="bullet"/>
+      <w:lvlText w:val="●"/>
+      <w:lvlJc w:val="left"/>
+      <w:pPr>
+        <w:ind w:left="2880" w:hanging="360"/>
+      </w:pPr>
+      <w:rPr>
+        <w:rFonts w:ascii="Noto Sans Symbols" w:eastAsia="Noto Sans Symbols" w:hAnsi="Noto Sans Symbols" w:cs="Noto Sans Symbols"/>
+      </w:rPr>
+    </w:lvl>
+    <w:lvl w:ilvl="4">
+      <w:start w:val="1"/>
+      <w:numFmt w:val="bullet"/>
+      <w:lvlText w:val="o"/>
+      <w:lvlJc w:val="left"/>
+      <w:pPr>
+        <w:ind w:left="3600" w:hanging="360"/>
+      </w:pPr>
+      <w:rPr>
+        <w:rFonts w:ascii="Courier New" w:eastAsia="Courier New" w:hAnsi="Courier New" w:cs="Courier New"/>
+      </w:rPr>
+    </w:lvl>
+    <w:lvl w:ilvl="5">
+      <w:start w:val="1"/>
+      <w:numFmt w:val="bullet"/>
+      <w:lvlText w:val="▪"/>
+      <w:lvlJc w:val="left"/>
+      <w:pPr>
+        <w:ind w:left="4320" w:hanging="360"/>
+      </w:pPr>
+      <w:rPr>
+        <w:rFonts w:ascii="Noto Sans Symbols" w:eastAsia="Noto Sans Symbols" w:hAnsi="Noto Sans Symbols" w:cs="Noto Sans Symbols"/>
+      </w:rPr>
+    </w:lvl>
+    <w:lvl w:ilvl="6">
+      <w:start w:val="1"/>
+      <w:numFmt w:val="bullet"/>
+      <w:lvlText w:val="●"/>
+      <w:lvlJc w:val="left"/>
+      <w:pPr>
+        <w:ind w:left="5040" w:hanging="360"/>
+      </w:pPr>
+      <w:rPr>
+        <w:rFonts w:ascii="Noto Sans Symbols" w:eastAsia="Noto Sans Symbols" w:hAnsi="Noto Sans Symbols" w:cs="Noto Sans Symbols"/>
+      </w:rPr>
+    </w:lvl>
+    <w:lvl w:ilvl="7">
+      <w:start w:val="1"/>
+      <w:numFmt w:val="bullet"/>
+      <w:lvlText w:val="o"/>
+      <w:lvlJc w:val="left"/>
+      <w:pPr>
+        <w:ind w:left="5760" w:hanging="360"/>
+      </w:pPr>
+      <w:rPr>
+        <w:rFonts w:ascii="Courier New" w:eastAsia="Courier New" w:hAnsi="Courier New" w:cs="Courier New"/>
+      </w:rPr>
+    </w:lvl>
+    <w:lvl w:ilvl="8">
+      <w:start w:val="1"/>
+      <w:numFmt w:val="bullet"/>
+      <w:lvlText w:val="▪"/>
+      <w:lvlJc w:val="left"/>
+      <w:pPr>
+        <w:ind w:left="6480" w:hanging="360"/>
+      </w:pPr>
+      <w:rPr>
+        <w:rFonts w:ascii="Noto Sans Symbols" w:eastAsia="Noto Sans Symbols" w:hAnsi="Noto Sans Symbols" w:cs="Noto Sans Symbols"/>
+      </w:rPr>
+    </w:lvl>
+  </w:abstractNum>
+  <w:abstractNum w:abstractNumId="19" w15:restartNumberingAfterBreak="0">
+    <w:nsid w:val="61584095"/>
+    <w:multiLevelType w:val="multilevel"/>
+    <w:tmpl w:val="B71AE158"/>
+    <w:lvl w:ilvl="0">
+      <w:start w:val="1"/>
+      <w:numFmt w:val="lowerLetter"/>
+      <w:lvlText w:val="%1)"/>
+      <w:lvlJc w:val="left"/>
+      <w:pPr>
+        <w:ind w:left="720" w:hanging="360"/>
+      </w:pPr>
+    </w:lvl>
+    <w:lvl w:ilvl="1">
+      <w:start w:val="1"/>
+      <w:numFmt w:val="bullet"/>
+      <w:lvlText w:val="o"/>
+      <w:lvlJc w:val="left"/>
+      <w:pPr>
+        <w:ind w:left="1440" w:hanging="360"/>
+      </w:pPr>
+      <w:rPr>
+        <w:rFonts w:ascii="Courier New" w:eastAsia="Courier New" w:hAnsi="Courier New" w:cs="Courier New"/>
+      </w:rPr>
+    </w:lvl>
+    <w:lvl w:ilvl="2">
+      <w:start w:val="1"/>
+      <w:numFmt w:val="bullet"/>
+      <w:lvlText w:val="▪"/>
+      <w:lvlJc w:val="left"/>
+      <w:pPr>
+        <w:ind w:left="2160" w:hanging="360"/>
+      </w:pPr>
+      <w:rPr>
+        <w:rFonts w:ascii="Noto Sans Symbols" w:eastAsia="Noto Sans Symbols" w:hAnsi="Noto Sans Symbols" w:cs="Noto Sans Symbols"/>
+      </w:rPr>
+    </w:lvl>
+    <w:lvl w:ilvl="3">
+      <w:start w:val="1"/>
+      <w:numFmt w:val="bullet"/>
+      <w:lvlText w:val="●"/>
+      <w:lvlJc w:val="left"/>
+      <w:pPr>
+        <w:ind w:left="2880" w:hanging="360"/>
+      </w:pPr>
+      <w:rPr>
+        <w:rFonts w:ascii="Noto Sans Symbols" w:eastAsia="Noto Sans Symbols" w:hAnsi="Noto Sans Symbols" w:cs="Noto Sans Symbols"/>
+      </w:rPr>
+    </w:lvl>
+    <w:lvl w:ilvl="4">
+      <w:start w:val="1"/>
+      <w:numFmt w:val="bullet"/>
+      <w:lvlText w:val="o"/>
+      <w:lvlJc w:val="left"/>
+      <w:pPr>
+        <w:ind w:left="3600" w:hanging="360"/>
+      </w:pPr>
+      <w:rPr>
+        <w:rFonts w:ascii="Courier New" w:eastAsia="Courier New" w:hAnsi="Courier New" w:cs="Courier New"/>
+      </w:rPr>
+    </w:lvl>
+    <w:lvl w:ilvl="5">
+      <w:start w:val="1"/>
+      <w:numFmt w:val="bullet"/>
+      <w:lvlText w:val="▪"/>
+      <w:lvlJc w:val="left"/>
+      <w:pPr>
+        <w:ind w:left="4320" w:hanging="360"/>
+      </w:pPr>
+      <w:rPr>
+        <w:rFonts w:ascii="Noto Sans Symbols" w:eastAsia="Noto Sans Symbols" w:hAnsi="Noto Sans Symbols" w:cs="Noto Sans Symbols"/>
+      </w:rPr>
+    </w:lvl>
+    <w:lvl w:ilvl="6">
+      <w:start w:val="1"/>
+      <w:numFmt w:val="bullet"/>
+      <w:lvlText w:val="●"/>
+      <w:lvlJc w:val="left"/>
+      <w:pPr>
+        <w:ind w:left="5040" w:hanging="360"/>
+      </w:pPr>
+      <w:rPr>
+        <w:rFonts w:ascii="Noto Sans Symbols" w:eastAsia="Noto Sans Symbols" w:hAnsi="Noto Sans Symbols" w:cs="Noto Sans Symbols"/>
+      </w:rPr>
+    </w:lvl>
+    <w:lvl w:ilvl="7">
+      <w:start w:val="1"/>
+      <w:numFmt w:val="bullet"/>
+      <w:lvlText w:val="o"/>
+      <w:lvlJc w:val="left"/>
+      <w:pPr>
+        <w:ind w:left="5760" w:hanging="360"/>
+      </w:pPr>
+      <w:rPr>
+        <w:rFonts w:ascii="Courier New" w:eastAsia="Courier New" w:hAnsi="Courier New" w:cs="Courier New"/>
+      </w:rPr>
+    </w:lvl>
+    <w:lvl w:ilvl="8">
+      <w:start w:val="1"/>
+      <w:numFmt w:val="bullet"/>
+      <w:lvlText w:val="▪"/>
+      <w:lvlJc w:val="left"/>
+      <w:pPr>
+        <w:ind w:left="6480" w:hanging="360"/>
+      </w:pPr>
+      <w:rPr>
+        <w:rFonts w:ascii="Noto Sans Symbols" w:eastAsia="Noto Sans Symbols" w:hAnsi="Noto Sans Symbols" w:cs="Noto Sans Symbols"/>
+      </w:rPr>
+    </w:lvl>
+  </w:abstractNum>
+  <w:abstractNum w:abstractNumId="20" w15:restartNumberingAfterBreak="0">
     <w:nsid w:val="63241800"/>
     <w:multiLevelType w:val="multilevel"/>
     <w:tmpl w:val="CB74C268"/>
@@ -4482,7 +3765,7 @@
       </w:rPr>
     </w:lvl>
   </w:abstractNum>
-  <w:abstractNum w:abstractNumId="15">
+  <w:abstractNum w:abstractNumId="21" w15:restartNumberingAfterBreak="0">
     <w:nsid w:val="65C34734"/>
     <w:multiLevelType w:val="hybridMultilevel"/>
     <w:tmpl w:val="23303E1A"/>
@@ -4568,7 +3851,7 @@
       </w:pPr>
     </w:lvl>
   </w:abstractNum>
-  <w:abstractNum w:abstractNumId="16">
+  <w:abstractNum w:abstractNumId="22" w15:restartNumberingAfterBreak="0">
     <w:nsid w:val="6B700111"/>
     <w:multiLevelType w:val="hybridMultilevel"/>
     <w:tmpl w:val="554EFC5A"/>
@@ -4654,7 +3937,117 @@
       </w:pPr>
     </w:lvl>
   </w:abstractNum>
-  <w:abstractNum w:abstractNumId="17">
+  <w:abstractNum w:abstractNumId="23" w15:restartNumberingAfterBreak="0">
+    <w:nsid w:val="6CA84838"/>
+    <w:multiLevelType w:val="multilevel"/>
+    <w:tmpl w:val="396C5172"/>
+    <w:lvl w:ilvl="0">
+      <w:start w:val="1"/>
+      <w:numFmt w:val="lowerLetter"/>
+      <w:lvlText w:val="%1)"/>
+      <w:lvlJc w:val="left"/>
+      <w:pPr>
+        <w:ind w:left="720" w:hanging="360"/>
+      </w:pPr>
+    </w:lvl>
+    <w:lvl w:ilvl="1">
+      <w:start w:val="1"/>
+      <w:numFmt w:val="bullet"/>
+      <w:lvlText w:val="o"/>
+      <w:lvlJc w:val="left"/>
+      <w:pPr>
+        <w:ind w:left="1440" w:hanging="360"/>
+      </w:pPr>
+      <w:rPr>
+        <w:rFonts w:ascii="Courier New" w:eastAsia="Courier New" w:hAnsi="Courier New" w:cs="Courier New"/>
+      </w:rPr>
+    </w:lvl>
+    <w:lvl w:ilvl="2">
+      <w:start w:val="1"/>
+      <w:numFmt w:val="bullet"/>
+      <w:lvlText w:val="▪"/>
+      <w:lvlJc w:val="left"/>
+      <w:pPr>
+        <w:ind w:left="2160" w:hanging="360"/>
+      </w:pPr>
+      <w:rPr>
+        <w:rFonts w:ascii="Noto Sans Symbols" w:eastAsia="Noto Sans Symbols" w:hAnsi="Noto Sans Symbols" w:cs="Noto Sans Symbols"/>
+      </w:rPr>
+    </w:lvl>
+    <w:lvl w:ilvl="3">
+      <w:start w:val="1"/>
+      <w:numFmt w:val="bullet"/>
+      <w:lvlText w:val="●"/>
+      <w:lvlJc w:val="left"/>
+      <w:pPr>
+        <w:ind w:left="2880" w:hanging="360"/>
+      </w:pPr>
+      <w:rPr>
+        <w:rFonts w:ascii="Noto Sans Symbols" w:eastAsia="Noto Sans Symbols" w:hAnsi="Noto Sans Symbols" w:cs="Noto Sans Symbols"/>
+      </w:rPr>
+    </w:lvl>
+    <w:lvl w:ilvl="4">
+      <w:start w:val="1"/>
+      <w:numFmt w:val="bullet"/>
+      <w:lvlText w:val="o"/>
+      <w:lvlJc w:val="left"/>
+      <w:pPr>
+        <w:ind w:left="3600" w:hanging="360"/>
+      </w:pPr>
+      <w:rPr>
+        <w:rFonts w:ascii="Courier New" w:eastAsia="Courier New" w:hAnsi="Courier New" w:cs="Courier New"/>
+      </w:rPr>
+    </w:lvl>
+    <w:lvl w:ilvl="5">
+      <w:start w:val="1"/>
+      <w:numFmt w:val="bullet"/>
+      <w:lvlText w:val="▪"/>
+      <w:lvlJc w:val="left"/>
+      <w:pPr>
+        <w:ind w:left="4320" w:hanging="360"/>
+      </w:pPr>
+      <w:rPr>
+        <w:rFonts w:ascii="Noto Sans Symbols" w:eastAsia="Noto Sans Symbols" w:hAnsi="Noto Sans Symbols" w:cs="Noto Sans Symbols"/>
+      </w:rPr>
+    </w:lvl>
+    <w:lvl w:ilvl="6">
+      <w:start w:val="1"/>
+      <w:numFmt w:val="bullet"/>
+      <w:lvlText w:val="●"/>
+      <w:lvlJc w:val="left"/>
+      <w:pPr>
+        <w:ind w:left="5040" w:hanging="360"/>
+      </w:pPr>
+      <w:rPr>
+        <w:rFonts w:ascii="Noto Sans Symbols" w:eastAsia="Noto Sans Symbols" w:hAnsi="Noto Sans Symbols" w:cs="Noto Sans Symbols"/>
+      </w:rPr>
+    </w:lvl>
+    <w:lvl w:ilvl="7">
+      <w:start w:val="1"/>
+      <w:numFmt w:val="bullet"/>
+      <w:lvlText w:val="o"/>
+      <w:lvlJc w:val="left"/>
+      <w:pPr>
+        <w:ind w:left="5760" w:hanging="360"/>
+      </w:pPr>
+      <w:rPr>
+        <w:rFonts w:ascii="Courier New" w:eastAsia="Courier New" w:hAnsi="Courier New" w:cs="Courier New"/>
+      </w:rPr>
+    </w:lvl>
+    <w:lvl w:ilvl="8">
+      <w:start w:val="1"/>
+      <w:numFmt w:val="bullet"/>
+      <w:lvlText w:val="▪"/>
+      <w:lvlJc w:val="left"/>
+      <w:pPr>
+        <w:ind w:left="6480" w:hanging="360"/>
+      </w:pPr>
+      <w:rPr>
+        <w:rFonts w:ascii="Noto Sans Symbols" w:eastAsia="Noto Sans Symbols" w:hAnsi="Noto Sans Symbols" w:cs="Noto Sans Symbols"/>
+      </w:rPr>
+    </w:lvl>
+  </w:abstractNum>
+  <w:abstractNum w:abstractNumId="24" w15:restartNumberingAfterBreak="0">
     <w:nsid w:val="713436EE"/>
     <w:multiLevelType w:val="hybridMultilevel"/>
     <w:tmpl w:val="10280FBE"/>
@@ -4767,7 +4160,7 @@
       </w:rPr>
     </w:lvl>
   </w:abstractNum>
-  <w:abstractNum w:abstractNumId="18">
+  <w:abstractNum w:abstractNumId="25" w15:restartNumberingAfterBreak="0">
     <w:nsid w:val="77AE242E"/>
     <w:multiLevelType w:val="hybridMultilevel"/>
     <w:tmpl w:val="548E210A"/>
@@ -4856,7 +4249,7 @@
       </w:pPr>
     </w:lvl>
   </w:abstractNum>
-  <w:abstractNum w:abstractNumId="19">
+  <w:abstractNum w:abstractNumId="26" w15:restartNumberingAfterBreak="0">
     <w:nsid w:val="791D2AF0"/>
     <w:multiLevelType w:val="multilevel"/>
     <w:tmpl w:val="4830DE9A"/>
@@ -4973,8 +4366,97 @@
       </w:pPr>
     </w:lvl>
   </w:abstractNum>
+  <w:abstractNum w:abstractNumId="27" w15:restartNumberingAfterBreak="0">
+    <w:nsid w:val="796B5419"/>
+    <w:multiLevelType w:val="multilevel"/>
+    <w:tmpl w:val="1F7C4622"/>
+    <w:lvl w:ilvl="0">
+      <w:start w:val="1"/>
+      <w:numFmt w:val="decimal"/>
+      <w:lvlText w:val="%1."/>
+      <w:lvlJc w:val="left"/>
+      <w:pPr>
+        <w:ind w:left="360" w:hanging="360"/>
+      </w:pPr>
+    </w:lvl>
+    <w:lvl w:ilvl="1">
+      <w:start w:val="1"/>
+      <w:numFmt w:val="lowerLetter"/>
+      <w:lvlText w:val="%2)"/>
+      <w:lvlJc w:val="left"/>
+      <w:pPr>
+        <w:ind w:left="786" w:hanging="360"/>
+      </w:pPr>
+      <w:rPr>
+        <w:b w:val="0"/>
+      </w:rPr>
+    </w:lvl>
+    <w:lvl w:ilvl="2">
+      <w:start w:val="1"/>
+      <w:numFmt w:val="lowerRoman"/>
+      <w:lvlText w:val="%3."/>
+      <w:lvlJc w:val="right"/>
+      <w:pPr>
+        <w:ind w:left="1800" w:hanging="180"/>
+      </w:pPr>
+    </w:lvl>
+    <w:lvl w:ilvl="3">
+      <w:start w:val="1"/>
+      <w:numFmt w:val="decimal"/>
+      <w:lvlText w:val="%4."/>
+      <w:lvlJc w:val="left"/>
+      <w:pPr>
+        <w:ind w:left="2520" w:hanging="360"/>
+      </w:pPr>
+    </w:lvl>
+    <w:lvl w:ilvl="4">
+      <w:start w:val="1"/>
+      <w:numFmt w:val="lowerLetter"/>
+      <w:lvlText w:val="%5."/>
+      <w:lvlJc w:val="left"/>
+      <w:pPr>
+        <w:ind w:left="3240" w:hanging="360"/>
+      </w:pPr>
+    </w:lvl>
+    <w:lvl w:ilvl="5">
+      <w:start w:val="1"/>
+      <w:numFmt w:val="lowerRoman"/>
+      <w:lvlText w:val="%6."/>
+      <w:lvlJc w:val="right"/>
+      <w:pPr>
+        <w:ind w:left="3960" w:hanging="180"/>
+      </w:pPr>
+    </w:lvl>
+    <w:lvl w:ilvl="6">
+      <w:start w:val="1"/>
+      <w:numFmt w:val="decimal"/>
+      <w:lvlText w:val="%7."/>
+      <w:lvlJc w:val="left"/>
+      <w:pPr>
+        <w:ind w:left="4680" w:hanging="360"/>
+      </w:pPr>
+    </w:lvl>
+    <w:lvl w:ilvl="7">
+      <w:start w:val="1"/>
+      <w:numFmt w:val="lowerLetter"/>
+      <w:lvlText w:val="%8."/>
+      <w:lvlJc w:val="left"/>
+      <w:pPr>
+        <w:ind w:left="5400" w:hanging="360"/>
+      </w:pPr>
+    </w:lvl>
+    <w:lvl w:ilvl="8">
+      <w:start w:val="1"/>
+      <w:numFmt w:val="lowerRoman"/>
+      <w:lvlText w:val="%9."/>
+      <w:lvlJc w:val="right"/>
+      <w:pPr>
+        <w:ind w:left="6120" w:hanging="180"/>
+      </w:pPr>
+    </w:lvl>
+  </w:abstractNum>
   <w:num w:numId="1">
-    <w:abstractNumId w:val="8"/>
+    <w:abstractNumId w:val="9"/>
   </w:num>
   <w:num w:numId="2">
     <w:abstractNumId w:val="4"/>
@@ -4986,43 +4468,43 @@
     <w:abstractNumId w:val="5"/>
   </w:num>
   <w:num w:numId="5">
-    <w:abstractNumId w:val="7"/>
+    <w:abstractNumId w:val="8"/>
   </w:num>
   <w:num w:numId="6">
-    <w:abstractNumId w:val="16"/>
+    <w:abstractNumId w:val="22"/>
   </w:num>
   <w:num w:numId="7">
-    <w:abstractNumId w:val="9"/>
+    <w:abstractNumId w:val="10"/>
   </w:num>
   <w:num w:numId="8">
-    <w:abstractNumId w:val="14"/>
+    <w:abstractNumId w:val="20"/>
   </w:num>
   <w:num w:numId="9">
-    <w:abstractNumId w:val="15"/>
+    <w:abstractNumId w:val="21"/>
   </w:num>
   <w:num w:numId="10">
-    <w:abstractNumId w:val="12"/>
+    <w:abstractNumId w:val="16"/>
   </w:num>
   <w:num w:numId="11">
     <w:abstractNumId w:val="0"/>
   </w:num>
   <w:num w:numId="12">
-    <w:abstractNumId w:val="11"/>
+    <w:abstractNumId w:val="13"/>
   </w:num>
   <w:num w:numId="13">
     <w:abstractNumId w:val="1"/>
   </w:num>
   <w:num w:numId="14">
-    <w:abstractNumId w:val="10"/>
+    <w:abstractNumId w:val="12"/>
   </w:num>
   <w:num w:numId="15">
-    <w:abstractNumId w:val="18"/>
+    <w:abstractNumId w:val="25"/>
   </w:num>
   <w:num w:numId="16">
-    <w:abstractNumId w:val="19"/>
+    <w:abstractNumId w:val="26"/>
   </w:num>
   <w:num w:numId="17">
-    <w:abstractNumId w:val="13"/>
+    <w:abstractNumId w:val="17"/>
   </w:num>
   <w:num w:numId="18">
     <w:abstractNumId w:val="6"/>
@@ -5031,13 +4513,37 @@
     <w:abstractNumId w:val="2"/>
   </w:num>
   <w:num w:numId="20">
-    <w:abstractNumId w:val="17"/>
+    <w:abstractNumId w:val="24"/>
+  </w:num>
+  <w:num w:numId="21">
+    <w:abstractNumId w:val="7"/>
+  </w:num>
+  <w:num w:numId="22">
+    <w:abstractNumId w:val="23"/>
+  </w:num>
+  <w:num w:numId="23">
+    <w:abstractNumId w:val="14"/>
+  </w:num>
+  <w:num w:numId="24">
+    <w:abstractNumId w:val="18"/>
+  </w:num>
+  <w:num w:numId="25">
+    <w:abstractNumId w:val="19"/>
+  </w:num>
+  <w:num w:numId="26">
+    <w:abstractNumId w:val="11"/>
+  </w:num>
+  <w:num w:numId="27">
+    <w:abstractNumId w:val="15"/>
+  </w:num>
+  <w:num w:numId="28">
+    <w:abstractNumId w:val="27"/>
   </w:num>
 </w:numbering>
 </file>
 
 <file path=word/styles.xml><?xml version="1.0" encoding="utf-8"?>
-<w:styles xmlns:mc="http://schemas.openxmlformats.org/markup-compatibility/2006" xmlns:r="http://schemas.openxmlformats.org/officeDocument/2006/relationships" xmlns:w="http://schemas.openxmlformats.org/wordprocessingml/2006/main" xmlns:w14="http://schemas.microsoft.com/office/word/2010/wordml" xmlns:w15="http://schemas.microsoft.com/office/word/2012/wordml" mc:Ignorable="w14 w15">
+<w:styles xmlns:mc="http://schemas.openxmlformats.org/markup-compatibility/2006" xmlns:r="http://schemas.openxmlformats.org/officeDocument/2006/relationships" xmlns:w="http://schemas.openxmlformats.org/wordprocessingml/2006/main" xmlns:w14="http://schemas.microsoft.com/office/word/2010/wordml" xmlns:w15="http://schemas.microsoft.com/office/word/2012/wordml" xmlns:w16se="http://schemas.microsoft.com/office/word/2015/wordml/symex" mc:Ignorable="w14 w15 w16se">
   <w:docDefaults>
     <w:rPrDefault>
       <w:rPr>
@@ -5533,6 +5039,14 @@
       <w:szCs w:val="24"/>
     </w:rPr>
   </w:style>
+  <w:style w:type="paragraph" w:customStyle="1" w:styleId="Normal1">
+    <w:name w:val="Normal1"/>
+    <w:rsid w:val="002733AB"/>
+    <w:rPr>
+      <w:rFonts w:ascii="Calibri" w:eastAsia="Calibri" w:hAnsi="Calibri" w:cs="Calibri"/>
+      <w:kern w:val="0"/>
+    </w:rPr>
+  </w:style>
 </w:styles>
 </file>
 
@@ -5836,7 +5350,7 @@
 </file>
 
 <file path=customXml/itemProps1.xml><?xml version="1.0" encoding="utf-8"?>
-<ds:datastoreItem xmlns:ds="http://schemas.openxmlformats.org/officeDocument/2006/customXml" ds:itemID="{47EFE1EE-6F6A-4213-8BC4-56AB16CF8BAD}">
+<ds:datastoreItem xmlns:ds="http://schemas.openxmlformats.org/officeDocument/2006/customXml" ds:itemID="{9E9156E7-0889-4868-BE5E-2CC64104902E}">
   <ds:schemaRefs>
     <ds:schemaRef ds:uri="http://schemas.openxmlformats.org/officeDocument/2006/bibliography"/>
   </ds:schemaRefs>
